--- a/DOCUMENTACIÓN/SEMANA3_FASE1.docx
+++ b/DOCUMENTACIÓN/SEMANA3_FASE1.docx
@@ -4,75 +4,60 @@
   <w:body>
     <w:p>
       <w:pPr>
-        <w:spacing w:before="100" w:beforeAutospacing="1" w:after="100" w:afterAutospacing="1" w:line="240" w:lineRule="auto"/>
-        <w:outlineLvl w:val="2"/>
-        <w:rPr>
-          <w:rFonts w:ascii="Times New Roman" w:eastAsia="Times New Roman" w:hAnsi="Times New Roman" w:cs="Times New Roman"/>
-          <w:b/>
-          <w:bCs/>
-          <w:sz w:val="27"/>
-          <w:szCs w:val="27"/>
-          <w:lang w:eastAsia="es-EC"/>
-        </w:rPr>
-      </w:pPr>
-      <w:r>
-        <w:rPr>
-          <w:rFonts w:ascii="Times New Roman" w:eastAsia="Times New Roman" w:hAnsi="Times New Roman" w:cs="Times New Roman"/>
-          <w:b/>
-          <w:bCs/>
-          <w:sz w:val="27"/>
-          <w:szCs w:val="27"/>
-          <w:lang w:eastAsia="es-EC"/>
-        </w:rPr>
-        <w:t>FASE 1 – ¿Qué tienes que hacer?</w:t>
-      </w:r>
-    </w:p>
-    <w:p>
-      <w:pPr>
-        <w:spacing w:before="100" w:beforeAutospacing="1" w:after="100" w:afterAutospacing="1" w:line="240" w:lineRule="auto"/>
-        <w:outlineLvl w:val="2"/>
-        <w:rPr>
-          <w:rFonts w:ascii="Times New Roman" w:eastAsia="Times New Roman" w:hAnsi="Times New Roman" w:cs="Times New Roman"/>
-          <w:b/>
-          <w:bCs/>
-          <w:sz w:val="27"/>
-          <w:szCs w:val="27"/>
-          <w:lang w:eastAsia="es-EC"/>
-        </w:rPr>
-      </w:pPr>
-      <w:r>
-        <w:rPr>
-          <w:rFonts w:ascii="Times New Roman" w:eastAsia="Times New Roman" w:hAnsi="Times New Roman" w:cs="Times New Roman"/>
-          <w:b/>
-          <w:bCs/>
-          <w:sz w:val="27"/>
-          <w:szCs w:val="27"/>
-          <w:lang w:eastAsia="es-EC"/>
+        <w:jc w:val="both"/>
+        <w:rPr>
+          <w:rFonts w:ascii="Times New Roman" w:hAnsi="Times New Roman" w:cs="Times New Roman"/>
+          <w:b/>
+          <w:sz w:val="24"/>
+          <w:szCs w:val="24"/>
+        </w:rPr>
+      </w:pPr>
+      <w:r>
+        <w:rPr>
+          <w:rFonts w:ascii="Times New Roman" w:hAnsi="Times New Roman" w:cs="Times New Roman"/>
+          <w:b/>
+          <w:sz w:val="24"/>
+          <w:szCs w:val="24"/>
+        </w:rPr>
+        <w:t xml:space="preserve">FASE 1 </w:t>
+      </w:r>
+    </w:p>
+    <w:p>
+      <w:pPr>
+        <w:jc w:val="both"/>
+        <w:rPr>
+          <w:rFonts w:ascii="Times New Roman" w:hAnsi="Times New Roman" w:cs="Times New Roman"/>
+          <w:b/>
+          <w:sz w:val="24"/>
+          <w:szCs w:val="24"/>
+        </w:rPr>
+      </w:pPr>
+      <w:r>
+        <w:rPr>
+          <w:rFonts w:ascii="Times New Roman" w:hAnsi="Times New Roman" w:cs="Times New Roman"/>
+          <w:b/>
+          <w:sz w:val="24"/>
+          <w:szCs w:val="24"/>
         </w:rPr>
         <w:t>Página Home corriendo</w:t>
       </w:r>
     </w:p>
     <w:p>
       <w:pPr>
-        <w:spacing w:before="100" w:beforeAutospacing="1" w:after="100" w:afterAutospacing="1" w:line="240" w:lineRule="auto"/>
-        <w:outlineLvl w:val="2"/>
-        <w:rPr>
-          <w:rFonts w:ascii="Times New Roman" w:eastAsia="Times New Roman" w:hAnsi="Times New Roman" w:cs="Times New Roman"/>
-          <w:b/>
-          <w:bCs/>
-          <w:sz w:val="27"/>
-          <w:szCs w:val="27"/>
-          <w:lang w:eastAsia="es-EC"/>
-        </w:rPr>
-      </w:pPr>
-      <w:r>
-        <w:rPr>
-          <w:rFonts w:ascii="Times New Roman" w:eastAsia="Times New Roman" w:hAnsi="Times New Roman" w:cs="Times New Roman"/>
-          <w:b/>
-          <w:bCs/>
-          <w:sz w:val="27"/>
-          <w:szCs w:val="27"/>
-          <w:lang w:eastAsia="es-EC"/>
+        <w:jc w:val="both"/>
+        <w:rPr>
+          <w:rFonts w:ascii="Times New Roman" w:hAnsi="Times New Roman" w:cs="Times New Roman"/>
+          <w:b/>
+          <w:sz w:val="24"/>
+          <w:szCs w:val="24"/>
+        </w:rPr>
+      </w:pPr>
+      <w:r>
+        <w:rPr>
+          <w:rFonts w:ascii="Times New Roman" w:hAnsi="Times New Roman" w:cs="Times New Roman"/>
+          <w:b/>
+          <w:sz w:val="24"/>
+          <w:szCs w:val="24"/>
         </w:rPr>
         <w:drawing>
           <wp:inline distT="0" distB="0" distL="0" distR="0" wp14:anchorId="484D0DF8" wp14:editId="273D6321">
@@ -113,137 +98,100 @@
     </w:p>
     <w:p>
       <w:pPr>
-        <w:spacing w:before="100" w:beforeAutospacing="1" w:after="100" w:afterAutospacing="1" w:line="240" w:lineRule="auto"/>
-        <w:outlineLvl w:val="3"/>
-        <w:rPr>
-          <w:rFonts w:ascii="Times New Roman" w:eastAsia="Times New Roman" w:hAnsi="Times New Roman" w:cs="Times New Roman"/>
-          <w:b/>
-          <w:bCs/>
-          <w:sz w:val="24"/>
-          <w:szCs w:val="24"/>
-          <w:lang w:eastAsia="es-EC"/>
-        </w:rPr>
-      </w:pPr>
-      <w:r>
-        <w:rPr>
-          <w:rFonts w:ascii="Times New Roman" w:eastAsia="Times New Roman" w:hAnsi="Times New Roman" w:cs="Times New Roman"/>
-          <w:b/>
-          <w:bCs/>
-          <w:sz w:val="24"/>
-          <w:szCs w:val="24"/>
-          <w:lang w:eastAsia="es-EC"/>
-        </w:rPr>
-        <w:t xml:space="preserve">1. </w:t>
-      </w:r>
-      <w:r>
-        <w:rPr>
-          <w:rFonts w:ascii="Segoe UI Symbol" w:eastAsia="Times New Roman" w:hAnsi="Segoe UI Symbol" w:cs="Segoe UI Symbol"/>
-          <w:b/>
-          <w:bCs/>
-          <w:sz w:val="24"/>
-          <w:szCs w:val="24"/>
-          <w:lang w:eastAsia="es-EC"/>
-        </w:rPr>
-        <w:t>👤</w:t>
-      </w:r>
-      <w:r>
-        <w:rPr>
-          <w:rFonts w:ascii="Times New Roman" w:eastAsia="Times New Roman" w:hAnsi="Times New Roman" w:cs="Times New Roman"/>
-          <w:b/>
-          <w:bCs/>
-          <w:sz w:val="24"/>
-          <w:szCs w:val="24"/>
-          <w:lang w:eastAsia="es-EC"/>
-        </w:rPr>
-        <w:t xml:space="preserve"> Modelo de usuario (</w:t>
+        <w:jc w:val="both"/>
+        <w:rPr>
+          <w:rFonts w:ascii="Times New Roman" w:hAnsi="Times New Roman" w:cs="Times New Roman"/>
+          <w:b/>
+          <w:sz w:val="24"/>
+          <w:szCs w:val="24"/>
+        </w:rPr>
+      </w:pPr>
+      <w:r>
+        <w:rPr>
+          <w:rFonts w:ascii="Times New Roman" w:hAnsi="Times New Roman" w:cs="Times New Roman"/>
+          <w:b/>
+          <w:sz w:val="24"/>
+          <w:szCs w:val="24"/>
+        </w:rPr>
+        <w:t>1. Modelo de usuario (</w:t>
       </w:r>
       <w:proofErr w:type="spellStart"/>
       <w:r>
         <w:rPr>
-          <w:rFonts w:ascii="Times New Roman" w:eastAsia="Times New Roman" w:hAnsi="Times New Roman" w:cs="Times New Roman"/>
-          <w:b/>
-          <w:bCs/>
-          <w:sz w:val="24"/>
-          <w:szCs w:val="24"/>
-          <w:lang w:eastAsia="es-EC"/>
+          <w:rFonts w:ascii="Times New Roman" w:hAnsi="Times New Roman" w:cs="Times New Roman"/>
+          <w:b/>
+          <w:sz w:val="24"/>
+          <w:szCs w:val="24"/>
         </w:rPr>
         <w:t>User</w:t>
       </w:r>
       <w:proofErr w:type="spellEnd"/>
       <w:r>
         <w:rPr>
-          <w:rFonts w:ascii="Times New Roman" w:eastAsia="Times New Roman" w:hAnsi="Times New Roman" w:cs="Times New Roman"/>
-          <w:b/>
-          <w:bCs/>
-          <w:sz w:val="24"/>
-          <w:szCs w:val="24"/>
-          <w:lang w:eastAsia="es-EC"/>
+          <w:rFonts w:ascii="Times New Roman" w:hAnsi="Times New Roman" w:cs="Times New Roman"/>
+          <w:b/>
+          <w:sz w:val="24"/>
+          <w:szCs w:val="24"/>
         </w:rPr>
         <w:t>)</w:t>
       </w:r>
     </w:p>
     <w:p>
       <w:pPr>
-        <w:numPr>
-          <w:ilvl w:val="0"/>
-          <w:numId w:val="1"/>
-        </w:numPr>
-        <w:spacing w:before="100" w:beforeAutospacing="1" w:after="100" w:afterAutospacing="1" w:line="240" w:lineRule="auto"/>
-        <w:rPr>
-          <w:rFonts w:ascii="Times New Roman" w:eastAsia="Times New Roman" w:hAnsi="Times New Roman" w:cs="Times New Roman"/>
-          <w:sz w:val="24"/>
-          <w:szCs w:val="24"/>
-          <w:lang w:eastAsia="es-EC"/>
-        </w:rPr>
-      </w:pPr>
-      <w:r>
-        <w:rPr>
-          <w:rFonts w:ascii="Times New Roman" w:eastAsia="Times New Roman" w:hAnsi="Times New Roman" w:cs="Times New Roman"/>
-          <w:sz w:val="24"/>
-          <w:szCs w:val="24"/>
-          <w:lang w:eastAsia="es-EC"/>
+        <w:jc w:val="both"/>
+        <w:rPr>
+          <w:rFonts w:ascii="Times New Roman" w:hAnsi="Times New Roman" w:cs="Times New Roman"/>
+          <w:b/>
+          <w:sz w:val="24"/>
+          <w:szCs w:val="24"/>
+        </w:rPr>
+      </w:pPr>
+      <w:r>
+        <w:rPr>
+          <w:rFonts w:ascii="Times New Roman" w:hAnsi="Times New Roman" w:cs="Times New Roman"/>
+          <w:b/>
+          <w:sz w:val="24"/>
+          <w:szCs w:val="24"/>
         </w:rPr>
         <w:t xml:space="preserve">Crear tabla </w:t>
       </w:r>
       <w:proofErr w:type="spellStart"/>
       <w:r>
         <w:rPr>
-          <w:rFonts w:ascii="Times New Roman" w:eastAsia="Times New Roman" w:hAnsi="Times New Roman" w:cs="Times New Roman"/>
-          <w:b/>
-          <w:bCs/>
-          <w:sz w:val="24"/>
-          <w:szCs w:val="24"/>
-          <w:lang w:eastAsia="es-EC"/>
+          <w:rFonts w:ascii="Times New Roman" w:hAnsi="Times New Roman" w:cs="Times New Roman"/>
+          <w:b/>
+          <w:sz w:val="24"/>
+          <w:szCs w:val="24"/>
         </w:rPr>
         <w:t>users</w:t>
       </w:r>
       <w:proofErr w:type="spellEnd"/>
       <w:r>
         <w:rPr>
-          <w:rFonts w:ascii="Times New Roman" w:eastAsia="Times New Roman" w:hAnsi="Times New Roman" w:cs="Times New Roman"/>
-          <w:sz w:val="24"/>
-          <w:szCs w:val="24"/>
-          <w:lang w:eastAsia="es-EC"/>
+          <w:rFonts w:ascii="Times New Roman" w:hAnsi="Times New Roman" w:cs="Times New Roman"/>
+          <w:b/>
+          <w:sz w:val="24"/>
+          <w:szCs w:val="24"/>
         </w:rPr>
         <w:t xml:space="preserve"> </w:t>
       </w:r>
     </w:p>
     <w:p>
       <w:pPr>
-        <w:spacing w:before="100" w:beforeAutospacing="1" w:after="100" w:afterAutospacing="1" w:line="240" w:lineRule="auto"/>
-        <w:rPr>
-          <w:rFonts w:ascii="Times New Roman" w:eastAsia="Times New Roman" w:hAnsi="Times New Roman" w:cs="Times New Roman"/>
-          <w:sz w:val="24"/>
-          <w:szCs w:val="24"/>
-          <w:lang w:eastAsia="es-EC"/>
-        </w:rPr>
-      </w:pPr>
-      <w:r>
-        <w:rPr>
-          <w:rFonts w:ascii="Times New Roman" w:eastAsia="Times New Roman" w:hAnsi="Times New Roman" w:cs="Times New Roman"/>
-          <w:sz w:val="24"/>
-          <w:szCs w:val="24"/>
-          <w:lang w:eastAsia="es-EC"/>
+        <w:jc w:val="both"/>
+        <w:rPr>
+          <w:rFonts w:ascii="Times New Roman" w:hAnsi="Times New Roman" w:cs="Times New Roman"/>
+          <w:b/>
+          <w:sz w:val="24"/>
+          <w:szCs w:val="24"/>
+        </w:rPr>
+      </w:pPr>
+      <w:r>
+        <w:rPr>
+          <w:rFonts w:ascii="Times New Roman" w:hAnsi="Times New Roman" w:cs="Times New Roman"/>
+          <w:b/>
+          <w:sz w:val="24"/>
+          <w:szCs w:val="24"/>
         </w:rPr>
         <w:drawing>
           <wp:inline distT="0" distB="0" distL="0" distR="0" wp14:anchorId="61CF527F" wp14:editId="74CFF66E">
@@ -284,1795 +232,1561 @@
     </w:p>
     <w:p>
       <w:pPr>
+        <w:jc w:val="both"/>
+        <w:rPr>
+          <w:rFonts w:ascii="Times New Roman" w:hAnsi="Times New Roman" w:cs="Times New Roman"/>
+          <w:b/>
+          <w:sz w:val="24"/>
+          <w:szCs w:val="24"/>
+        </w:rPr>
+      </w:pPr>
+      <w:r>
+        <w:rPr>
+          <w:rFonts w:ascii="Times New Roman" w:hAnsi="Times New Roman" w:cs="Times New Roman"/>
+          <w:b/>
+          <w:sz w:val="24"/>
+          <w:szCs w:val="24"/>
+        </w:rPr>
+        <w:t xml:space="preserve">Campos básicos: email, </w:t>
+      </w:r>
+      <w:proofErr w:type="spellStart"/>
+      <w:r>
+        <w:rPr>
+          <w:rFonts w:ascii="Times New Roman" w:hAnsi="Times New Roman" w:cs="Times New Roman"/>
+          <w:b/>
+          <w:sz w:val="24"/>
+          <w:szCs w:val="24"/>
+        </w:rPr>
+        <w:t>password</w:t>
+      </w:r>
+      <w:proofErr w:type="spellEnd"/>
+      <w:r>
+        <w:rPr>
+          <w:rFonts w:ascii="Times New Roman" w:hAnsi="Times New Roman" w:cs="Times New Roman"/>
+          <w:b/>
+          <w:sz w:val="24"/>
+          <w:szCs w:val="24"/>
+        </w:rPr>
+        <w:t xml:space="preserve">, role </w:t>
+      </w:r>
+    </w:p>
+    <w:p>
+      <w:pPr>
+        <w:pStyle w:val="Prrafodelista"/>
+        <w:numPr>
+          <w:ilvl w:val="0"/>
+          <w:numId w:val="8"/>
+        </w:numPr>
+        <w:jc w:val="both"/>
+        <w:rPr>
+          <w:rFonts w:ascii="Times New Roman" w:hAnsi="Times New Roman" w:cs="Times New Roman"/>
+          <w:b/>
+          <w:sz w:val="24"/>
+          <w:szCs w:val="24"/>
+        </w:rPr>
+      </w:pPr>
+      <w:r>
+        <w:rPr>
+          <w:rFonts w:ascii="Times New Roman" w:hAnsi="Times New Roman" w:cs="Times New Roman"/>
+          <w:b/>
+          <w:sz w:val="24"/>
+          <w:szCs w:val="24"/>
+        </w:rPr>
+        <w:t xml:space="preserve">Definir roles: </w:t>
+      </w:r>
+    </w:p>
+    <w:p>
+      <w:pPr>
+        <w:pStyle w:val="Prrafodelista"/>
         <w:numPr>
           <w:ilvl w:val="1"/>
-          <w:numId w:val="1"/>
+          <w:numId w:val="8"/>
         </w:numPr>
-        <w:spacing w:before="100" w:beforeAutospacing="1" w:after="100" w:afterAutospacing="1" w:line="240" w:lineRule="auto"/>
-        <w:rPr>
-          <w:rFonts w:ascii="Times New Roman" w:eastAsia="Times New Roman" w:hAnsi="Times New Roman" w:cs="Times New Roman"/>
-          <w:sz w:val="24"/>
-          <w:szCs w:val="24"/>
-          <w:lang w:eastAsia="es-EC"/>
-        </w:rPr>
-      </w:pPr>
-      <w:r>
-        <w:rPr>
-          <w:rFonts w:ascii="Times New Roman" w:eastAsia="Times New Roman" w:hAnsi="Times New Roman" w:cs="Times New Roman"/>
-          <w:sz w:val="24"/>
-          <w:szCs w:val="24"/>
-          <w:lang w:eastAsia="es-EC"/>
-        </w:rPr>
-        <w:t xml:space="preserve">Campos básicos: email, </w:t>
-      </w:r>
+        <w:jc w:val="both"/>
+        <w:rPr>
+          <w:rFonts w:ascii="Times New Roman" w:hAnsi="Times New Roman" w:cs="Times New Roman"/>
+          <w:b/>
+          <w:sz w:val="24"/>
+          <w:szCs w:val="24"/>
+        </w:rPr>
+      </w:pPr>
       <w:proofErr w:type="spellStart"/>
       <w:r>
         <w:rPr>
-          <w:rFonts w:ascii="Times New Roman" w:eastAsia="Times New Roman" w:hAnsi="Times New Roman" w:cs="Times New Roman"/>
-          <w:sz w:val="24"/>
-          <w:szCs w:val="24"/>
-          <w:lang w:eastAsia="es-EC"/>
-        </w:rPr>
-        <w:t>password</w:t>
+          <w:rFonts w:ascii="Times New Roman" w:hAnsi="Times New Roman" w:cs="Times New Roman"/>
+          <w:b/>
+          <w:sz w:val="24"/>
+          <w:szCs w:val="24"/>
+        </w:rPr>
+        <w:t>admin</w:t>
       </w:r>
       <w:proofErr w:type="spellEnd"/>
       <w:r>
         <w:rPr>
-          <w:rFonts w:ascii="Times New Roman" w:eastAsia="Times New Roman" w:hAnsi="Times New Roman" w:cs="Times New Roman"/>
-          <w:sz w:val="24"/>
-          <w:szCs w:val="24"/>
-          <w:lang w:eastAsia="es-EC"/>
-        </w:rPr>
-        <w:t xml:space="preserve">, role </w:t>
-      </w:r>
-    </w:p>
-    <w:p>
-      <w:pPr>
+          <w:rFonts w:ascii="Times New Roman" w:hAnsi="Times New Roman" w:cs="Times New Roman"/>
+          <w:b/>
+          <w:sz w:val="24"/>
+          <w:szCs w:val="24"/>
+        </w:rPr>
+        <w:t xml:space="preserve"> </w:t>
+      </w:r>
+    </w:p>
+    <w:p>
+      <w:pPr>
+        <w:pStyle w:val="Prrafodelista"/>
+        <w:numPr>
+          <w:ilvl w:val="1"/>
+          <w:numId w:val="8"/>
+        </w:numPr>
+        <w:jc w:val="both"/>
+        <w:rPr>
+          <w:rFonts w:ascii="Times New Roman" w:hAnsi="Times New Roman" w:cs="Times New Roman"/>
+          <w:b/>
+          <w:sz w:val="24"/>
+          <w:szCs w:val="24"/>
+        </w:rPr>
+      </w:pPr>
+      <w:proofErr w:type="spellStart"/>
+      <w:r>
+        <w:rPr>
+          <w:rFonts w:ascii="Times New Roman" w:hAnsi="Times New Roman" w:cs="Times New Roman"/>
+          <w:b/>
+          <w:sz w:val="24"/>
+          <w:szCs w:val="24"/>
+        </w:rPr>
+        <w:t>restaurant_admin</w:t>
+      </w:r>
+      <w:proofErr w:type="spellEnd"/>
+      <w:r>
+        <w:rPr>
+          <w:rFonts w:ascii="Times New Roman" w:hAnsi="Times New Roman" w:cs="Times New Roman"/>
+          <w:b/>
+          <w:sz w:val="24"/>
+          <w:szCs w:val="24"/>
+        </w:rPr>
+        <w:t xml:space="preserve"> </w:t>
+      </w:r>
+    </w:p>
+    <w:p>
+      <w:pPr>
+        <w:pStyle w:val="Prrafodelista"/>
+        <w:numPr>
+          <w:ilvl w:val="1"/>
+          <w:numId w:val="8"/>
+        </w:numPr>
+        <w:jc w:val="both"/>
+        <w:rPr>
+          <w:rFonts w:ascii="Times New Roman" w:hAnsi="Times New Roman" w:cs="Times New Roman"/>
+          <w:b/>
+          <w:sz w:val="24"/>
+          <w:szCs w:val="24"/>
+        </w:rPr>
+      </w:pPr>
+      <w:proofErr w:type="spellStart"/>
+      <w:r>
+        <w:rPr>
+          <w:rFonts w:ascii="Times New Roman" w:hAnsi="Times New Roman" w:cs="Times New Roman"/>
+          <w:b/>
+          <w:sz w:val="24"/>
+          <w:szCs w:val="24"/>
+        </w:rPr>
+        <w:t>company_admin</w:t>
+      </w:r>
+      <w:proofErr w:type="spellEnd"/>
+      <w:r>
+        <w:rPr>
+          <w:rFonts w:ascii="Times New Roman" w:hAnsi="Times New Roman" w:cs="Times New Roman"/>
+          <w:b/>
+          <w:sz w:val="24"/>
+          <w:szCs w:val="24"/>
+        </w:rPr>
+        <w:t xml:space="preserve"> </w:t>
+      </w:r>
+    </w:p>
+    <w:p>
+      <w:pPr>
+        <w:pStyle w:val="Prrafodelista"/>
+        <w:numPr>
+          <w:ilvl w:val="1"/>
+          <w:numId w:val="8"/>
+        </w:numPr>
+        <w:jc w:val="both"/>
+        <w:rPr>
+          <w:rFonts w:ascii="Times New Roman" w:hAnsi="Times New Roman" w:cs="Times New Roman"/>
+          <w:b/>
+          <w:sz w:val="24"/>
+          <w:szCs w:val="24"/>
+        </w:rPr>
+      </w:pPr>
+      <w:proofErr w:type="spellStart"/>
+      <w:r>
+        <w:rPr>
+          <w:rFonts w:ascii="Times New Roman" w:hAnsi="Times New Roman" w:cs="Times New Roman"/>
+          <w:b/>
+          <w:sz w:val="24"/>
+          <w:szCs w:val="24"/>
+        </w:rPr>
+        <w:t>employee</w:t>
+      </w:r>
+      <w:proofErr w:type="spellEnd"/>
+      <w:r>
+        <w:rPr>
+          <w:rFonts w:ascii="Times New Roman" w:hAnsi="Times New Roman" w:cs="Times New Roman"/>
+          <w:b/>
+          <w:sz w:val="24"/>
+          <w:szCs w:val="24"/>
+        </w:rPr>
+        <w:t xml:space="preserve"> </w:t>
+      </w:r>
+    </w:p>
+    <w:p>
+      <w:pPr>
+        <w:jc w:val="both"/>
+        <w:rPr>
+          <w:rFonts w:ascii="Times New Roman" w:hAnsi="Times New Roman" w:cs="Times New Roman"/>
+          <w:b/>
+          <w:sz w:val="24"/>
+          <w:szCs w:val="24"/>
+          <w:lang w:val="es-US"/>
+        </w:rPr>
+      </w:pPr>
+    </w:p>
+    <w:p>
+      <w:pPr>
+        <w:jc w:val="both"/>
+        <w:rPr>
+          <w:rFonts w:ascii="Times New Roman" w:hAnsi="Times New Roman" w:cs="Times New Roman"/>
+          <w:b/>
+          <w:sz w:val="24"/>
+          <w:szCs w:val="24"/>
+        </w:rPr>
+      </w:pPr>
+      <w:r>
+        <w:rPr>
+          <w:rFonts w:ascii="Times New Roman" w:hAnsi="Times New Roman" w:cs="Times New Roman"/>
+          <w:b/>
+          <w:sz w:val="24"/>
+          <w:szCs w:val="24"/>
+        </w:rPr>
+        <w:lastRenderedPageBreak/>
+        <w:drawing>
+          <wp:inline distT="0" distB="0" distL="0" distR="0" wp14:anchorId="624053BD" wp14:editId="25A210A4">
+            <wp:extent cx="5400040" cy="2839085"/>
+            <wp:effectExtent l="0" t="0" r="0" b="0"/>
+            <wp:docPr id="5" name="Imagen 5"/>
+            <wp:cNvGraphicFramePr>
+              <a:graphicFrameLocks xmlns:a="http://schemas.openxmlformats.org/drawingml/2006/main" noChangeAspect="1"/>
+            </wp:cNvGraphicFramePr>
+            <a:graphic xmlns:a="http://schemas.openxmlformats.org/drawingml/2006/main">
+              <a:graphicData uri="http://schemas.openxmlformats.org/drawingml/2006/picture">
+                <pic:pic xmlns:pic="http://schemas.openxmlformats.org/drawingml/2006/picture">
+                  <pic:nvPicPr>
+                    <pic:cNvPr id="1" name=""/>
+                    <pic:cNvPicPr/>
+                  </pic:nvPicPr>
+                  <pic:blipFill>
+                    <a:blip r:embed="rId7"/>
+                    <a:stretch>
+                      <a:fillRect/>
+                    </a:stretch>
+                  </pic:blipFill>
+                  <pic:spPr>
+                    <a:xfrm>
+                      <a:off x="0" y="0"/>
+                      <a:ext cx="5400040" cy="2839085"/>
+                    </a:xfrm>
+                    <a:prstGeom prst="rect">
+                      <a:avLst/>
+                    </a:prstGeom>
+                  </pic:spPr>
+                </pic:pic>
+              </a:graphicData>
+            </a:graphic>
+          </wp:inline>
+        </w:drawing>
+      </w:r>
+    </w:p>
+    <w:p>
+      <w:pPr>
+        <w:jc w:val="both"/>
+        <w:rPr>
+          <w:rFonts w:ascii="Times New Roman" w:hAnsi="Times New Roman" w:cs="Times New Roman"/>
+          <w:b/>
+          <w:sz w:val="24"/>
+          <w:szCs w:val="24"/>
+        </w:rPr>
+      </w:pPr>
+    </w:p>
+    <w:p>
+      <w:pPr>
+        <w:jc w:val="both"/>
+        <w:rPr>
+          <w:rFonts w:ascii="Times New Roman" w:hAnsi="Times New Roman" w:cs="Times New Roman"/>
+          <w:b/>
+          <w:sz w:val="24"/>
+          <w:szCs w:val="24"/>
+        </w:rPr>
+      </w:pPr>
+      <w:r>
+        <w:rPr>
+          <w:rFonts w:ascii="Times New Roman" w:hAnsi="Times New Roman" w:cs="Times New Roman"/>
+          <w:b/>
+          <w:sz w:val="24"/>
+          <w:szCs w:val="24"/>
+        </w:rPr>
+        <w:t>2. Autenticación JWT completa</w:t>
+      </w:r>
+    </w:p>
+    <w:p>
+      <w:pPr>
+        <w:jc w:val="both"/>
+        <w:rPr>
+          <w:rFonts w:ascii="Times New Roman" w:hAnsi="Times New Roman" w:cs="Times New Roman"/>
+          <w:b/>
+          <w:sz w:val="24"/>
+          <w:szCs w:val="24"/>
+        </w:rPr>
+      </w:pPr>
+      <w:r>
+        <w:rPr>
+          <w:rFonts w:ascii="Times New Roman" w:hAnsi="Times New Roman" w:cs="Times New Roman"/>
+          <w:b/>
+          <w:sz w:val="24"/>
+          <w:szCs w:val="24"/>
+        </w:rPr>
+        <w:t>Registro → /</w:t>
+      </w:r>
+      <w:proofErr w:type="spellStart"/>
+      <w:r>
+        <w:rPr>
+          <w:rFonts w:ascii="Times New Roman" w:hAnsi="Times New Roman" w:cs="Times New Roman"/>
+          <w:b/>
+          <w:sz w:val="24"/>
+          <w:szCs w:val="24"/>
+        </w:rPr>
+        <w:t>auth</w:t>
+      </w:r>
+      <w:proofErr w:type="spellEnd"/>
+      <w:r>
+        <w:rPr>
+          <w:rFonts w:ascii="Times New Roman" w:hAnsi="Times New Roman" w:cs="Times New Roman"/>
+          <w:b/>
+          <w:sz w:val="24"/>
+          <w:szCs w:val="24"/>
+        </w:rPr>
+        <w:t>/</w:t>
+      </w:r>
+      <w:proofErr w:type="spellStart"/>
+      <w:r>
+        <w:rPr>
+          <w:rFonts w:ascii="Times New Roman" w:hAnsi="Times New Roman" w:cs="Times New Roman"/>
+          <w:b/>
+          <w:sz w:val="24"/>
+          <w:szCs w:val="24"/>
+        </w:rPr>
+        <w:t>register</w:t>
+      </w:r>
+      <w:proofErr w:type="spellEnd"/>
+      <w:r>
+        <w:rPr>
+          <w:rFonts w:ascii="Times New Roman" w:hAnsi="Times New Roman" w:cs="Times New Roman"/>
+          <w:b/>
+          <w:sz w:val="24"/>
+          <w:szCs w:val="24"/>
+        </w:rPr>
+        <w:t xml:space="preserve"> </w:t>
+      </w:r>
+    </w:p>
+    <w:p>
+      <w:pPr>
+        <w:jc w:val="both"/>
+        <w:rPr>
+          <w:rFonts w:ascii="Times New Roman" w:hAnsi="Times New Roman" w:cs="Times New Roman"/>
+          <w:b/>
+          <w:sz w:val="24"/>
+          <w:szCs w:val="24"/>
+        </w:rPr>
+      </w:pPr>
+      <w:proofErr w:type="spellStart"/>
+      <w:r>
+        <w:rPr>
+          <w:rFonts w:ascii="Times New Roman" w:hAnsi="Times New Roman" w:cs="Times New Roman"/>
+          <w:b/>
+          <w:sz w:val="24"/>
+          <w:szCs w:val="24"/>
+        </w:rPr>
+        <w:t>Login</w:t>
+      </w:r>
+      <w:proofErr w:type="spellEnd"/>
+      <w:r>
+        <w:rPr>
+          <w:rFonts w:ascii="Times New Roman" w:hAnsi="Times New Roman" w:cs="Times New Roman"/>
+          <w:b/>
+          <w:sz w:val="24"/>
+          <w:szCs w:val="24"/>
+        </w:rPr>
+        <w:t xml:space="preserve"> → /</w:t>
+      </w:r>
+      <w:proofErr w:type="spellStart"/>
+      <w:r>
+        <w:rPr>
+          <w:rFonts w:ascii="Times New Roman" w:hAnsi="Times New Roman" w:cs="Times New Roman"/>
+          <w:b/>
+          <w:sz w:val="24"/>
+          <w:szCs w:val="24"/>
+        </w:rPr>
+        <w:t>auth</w:t>
+      </w:r>
+      <w:proofErr w:type="spellEnd"/>
+      <w:r>
+        <w:rPr>
+          <w:rFonts w:ascii="Times New Roman" w:hAnsi="Times New Roman" w:cs="Times New Roman"/>
+          <w:b/>
+          <w:sz w:val="24"/>
+          <w:szCs w:val="24"/>
+        </w:rPr>
+        <w:t>/</w:t>
+      </w:r>
+      <w:proofErr w:type="spellStart"/>
+      <w:r>
+        <w:rPr>
+          <w:rFonts w:ascii="Times New Roman" w:hAnsi="Times New Roman" w:cs="Times New Roman"/>
+          <w:b/>
+          <w:sz w:val="24"/>
+          <w:szCs w:val="24"/>
+        </w:rPr>
+        <w:t>login</w:t>
+      </w:r>
+      <w:proofErr w:type="spellEnd"/>
+      <w:r>
+        <w:rPr>
+          <w:rFonts w:ascii="Times New Roman" w:hAnsi="Times New Roman" w:cs="Times New Roman"/>
+          <w:b/>
+          <w:sz w:val="24"/>
+          <w:szCs w:val="24"/>
+        </w:rPr>
+        <w:t xml:space="preserve"> </w:t>
+      </w:r>
+    </w:p>
+    <w:p>
+      <w:pPr>
+        <w:jc w:val="both"/>
+        <w:rPr>
+          <w:rFonts w:ascii="Times New Roman" w:hAnsi="Times New Roman" w:cs="Times New Roman"/>
+          <w:b/>
+          <w:sz w:val="24"/>
+          <w:szCs w:val="24"/>
+        </w:rPr>
+      </w:pPr>
+      <w:r>
+        <w:rPr>
+          <w:rFonts w:ascii="Times New Roman" w:hAnsi="Times New Roman" w:cs="Times New Roman"/>
+          <w:b/>
+          <w:sz w:val="24"/>
+          <w:szCs w:val="24"/>
+        </w:rPr>
+        <w:drawing>
+          <wp:inline distT="0" distB="0" distL="0" distR="0" wp14:anchorId="0DB33C2F" wp14:editId="301895F1">
+            <wp:extent cx="5400040" cy="2542540"/>
+            <wp:effectExtent l="0" t="0" r="0" b="0"/>
+            <wp:docPr id="9" name="Imagen 9"/>
+            <wp:cNvGraphicFramePr>
+              <a:graphicFrameLocks xmlns:a="http://schemas.openxmlformats.org/drawingml/2006/main" noChangeAspect="1"/>
+            </wp:cNvGraphicFramePr>
+            <a:graphic xmlns:a="http://schemas.openxmlformats.org/drawingml/2006/main">
+              <a:graphicData uri="http://schemas.openxmlformats.org/drawingml/2006/picture">
+                <pic:pic xmlns:pic="http://schemas.openxmlformats.org/drawingml/2006/picture">
+                  <pic:nvPicPr>
+                    <pic:cNvPr id="1" name=""/>
+                    <pic:cNvPicPr/>
+                  </pic:nvPicPr>
+                  <pic:blipFill>
+                    <a:blip r:embed="rId8"/>
+                    <a:stretch>
+                      <a:fillRect/>
+                    </a:stretch>
+                  </pic:blipFill>
+                  <pic:spPr>
+                    <a:xfrm>
+                      <a:off x="0" y="0"/>
+                      <a:ext cx="5400040" cy="2542540"/>
+                    </a:xfrm>
+                    <a:prstGeom prst="rect">
+                      <a:avLst/>
+                    </a:prstGeom>
+                  </pic:spPr>
+                </pic:pic>
+              </a:graphicData>
+            </a:graphic>
+          </wp:inline>
+        </w:drawing>
+      </w:r>
+      <w:bookmarkStart w:id="0" w:name="_GoBack"/>
+      <w:bookmarkEnd w:id="0"/>
+    </w:p>
+    <w:p>
+      <w:pPr>
+        <w:jc w:val="both"/>
+        <w:rPr>
+          <w:rFonts w:ascii="Times New Roman" w:hAnsi="Times New Roman" w:cs="Times New Roman"/>
+          <w:b/>
+          <w:sz w:val="24"/>
+          <w:szCs w:val="24"/>
+        </w:rPr>
+      </w:pPr>
+      <w:proofErr w:type="spellStart"/>
+      <w:r>
+        <w:rPr>
+          <w:rFonts w:ascii="Times New Roman" w:hAnsi="Times New Roman" w:cs="Times New Roman"/>
+          <w:b/>
+          <w:sz w:val="24"/>
+          <w:szCs w:val="24"/>
+        </w:rPr>
+        <w:t>Refresh</w:t>
+      </w:r>
+      <w:proofErr w:type="spellEnd"/>
+      <w:r>
+        <w:rPr>
+          <w:rFonts w:ascii="Times New Roman" w:hAnsi="Times New Roman" w:cs="Times New Roman"/>
+          <w:b/>
+          <w:sz w:val="24"/>
+          <w:szCs w:val="24"/>
+        </w:rPr>
+        <w:t xml:space="preserve"> </w:t>
+      </w:r>
+      <w:proofErr w:type="spellStart"/>
+      <w:r>
+        <w:rPr>
+          <w:rFonts w:ascii="Times New Roman" w:hAnsi="Times New Roman" w:cs="Times New Roman"/>
+          <w:b/>
+          <w:sz w:val="24"/>
+          <w:szCs w:val="24"/>
+        </w:rPr>
+        <w:t>token</w:t>
+      </w:r>
+      <w:proofErr w:type="spellEnd"/>
+      <w:r>
+        <w:rPr>
+          <w:rFonts w:ascii="Times New Roman" w:hAnsi="Times New Roman" w:cs="Times New Roman"/>
+          <w:b/>
+          <w:sz w:val="24"/>
+          <w:szCs w:val="24"/>
+        </w:rPr>
+        <w:t xml:space="preserve"> → /</w:t>
+      </w:r>
+      <w:proofErr w:type="spellStart"/>
+      <w:r>
+        <w:rPr>
+          <w:rFonts w:ascii="Times New Roman" w:hAnsi="Times New Roman" w:cs="Times New Roman"/>
+          <w:b/>
+          <w:sz w:val="24"/>
+          <w:szCs w:val="24"/>
+        </w:rPr>
+        <w:t>auth</w:t>
+      </w:r>
+      <w:proofErr w:type="spellEnd"/>
+      <w:r>
+        <w:rPr>
+          <w:rFonts w:ascii="Times New Roman" w:hAnsi="Times New Roman" w:cs="Times New Roman"/>
+          <w:b/>
+          <w:sz w:val="24"/>
+          <w:szCs w:val="24"/>
+        </w:rPr>
+        <w:t>/</w:t>
+      </w:r>
+      <w:proofErr w:type="spellStart"/>
+      <w:r>
+        <w:rPr>
+          <w:rFonts w:ascii="Times New Roman" w:hAnsi="Times New Roman" w:cs="Times New Roman"/>
+          <w:b/>
+          <w:sz w:val="24"/>
+          <w:szCs w:val="24"/>
+        </w:rPr>
+        <w:t>refresh</w:t>
+      </w:r>
+      <w:proofErr w:type="spellEnd"/>
+      <w:r>
+        <w:rPr>
+          <w:rFonts w:ascii="Times New Roman" w:hAnsi="Times New Roman" w:cs="Times New Roman"/>
+          <w:b/>
+          <w:sz w:val="24"/>
+          <w:szCs w:val="24"/>
+        </w:rPr>
+        <w:t xml:space="preserve"> </w:t>
+      </w:r>
+    </w:p>
+    <w:p>
+      <w:pPr>
+        <w:jc w:val="both"/>
+        <w:rPr>
+          <w:rFonts w:ascii="Times New Roman" w:hAnsi="Times New Roman" w:cs="Times New Roman"/>
+          <w:b/>
+          <w:sz w:val="24"/>
+          <w:szCs w:val="24"/>
+        </w:rPr>
+      </w:pPr>
+      <w:r>
+        <w:rPr>
+          <w:rFonts w:ascii="Times New Roman" w:hAnsi="Times New Roman" w:cs="Times New Roman"/>
+          <w:b/>
+          <w:sz w:val="24"/>
+          <w:szCs w:val="24"/>
+        </w:rPr>
+        <w:t xml:space="preserve">Proteger rutas con </w:t>
+      </w:r>
+      <w:proofErr w:type="spellStart"/>
+      <w:r>
+        <w:rPr>
+          <w:rFonts w:ascii="Times New Roman" w:hAnsi="Times New Roman" w:cs="Times New Roman"/>
+          <w:b/>
+          <w:sz w:val="24"/>
+          <w:szCs w:val="24"/>
+        </w:rPr>
+        <w:t>token</w:t>
+      </w:r>
+      <w:proofErr w:type="spellEnd"/>
+      <w:r>
+        <w:rPr>
+          <w:rFonts w:ascii="Times New Roman" w:hAnsi="Times New Roman" w:cs="Times New Roman"/>
+          <w:b/>
+          <w:sz w:val="24"/>
+          <w:szCs w:val="24"/>
+        </w:rPr>
+        <w:t xml:space="preserve"> (middleware) </w:t>
+      </w:r>
+    </w:p>
+    <w:p>
+      <w:pPr>
+        <w:jc w:val="both"/>
+        <w:rPr>
+          <w:rFonts w:ascii="Times New Roman" w:hAnsi="Times New Roman" w:cs="Times New Roman"/>
+          <w:b/>
+          <w:sz w:val="24"/>
+          <w:szCs w:val="24"/>
+        </w:rPr>
+      </w:pPr>
+      <w:r>
+        <w:rPr>
+          <w:rFonts w:ascii="Times New Roman" w:hAnsi="Times New Roman" w:cs="Times New Roman"/>
+          <w:b/>
+          <w:sz w:val="24"/>
+          <w:szCs w:val="24"/>
+        </w:rPr>
+        <w:lastRenderedPageBreak/>
+        <w:drawing>
+          <wp:inline distT="0" distB="0" distL="0" distR="0" wp14:anchorId="30409534" wp14:editId="3406CDD0">
+            <wp:extent cx="5770641" cy="3688080"/>
+            <wp:effectExtent l="0" t="0" r="1905" b="7620"/>
+            <wp:docPr id="3" name="Imagen 3"/>
+            <wp:cNvGraphicFramePr>
+              <a:graphicFrameLocks xmlns:a="http://schemas.openxmlformats.org/drawingml/2006/main" noChangeAspect="1"/>
+            </wp:cNvGraphicFramePr>
+            <a:graphic xmlns:a="http://schemas.openxmlformats.org/drawingml/2006/main">
+              <a:graphicData uri="http://schemas.openxmlformats.org/drawingml/2006/picture">
+                <pic:pic xmlns:pic="http://schemas.openxmlformats.org/drawingml/2006/picture">
+                  <pic:nvPicPr>
+                    <pic:cNvPr id="1" name=""/>
+                    <pic:cNvPicPr/>
+                  </pic:nvPicPr>
+                  <pic:blipFill>
+                    <a:blip r:embed="rId9"/>
+                    <a:stretch>
+                      <a:fillRect/>
+                    </a:stretch>
+                  </pic:blipFill>
+                  <pic:spPr>
+                    <a:xfrm>
+                      <a:off x="0" y="0"/>
+                      <a:ext cx="5772654" cy="3689367"/>
+                    </a:xfrm>
+                    <a:prstGeom prst="rect">
+                      <a:avLst/>
+                    </a:prstGeom>
+                  </pic:spPr>
+                </pic:pic>
+              </a:graphicData>
+            </a:graphic>
+          </wp:inline>
+        </w:drawing>
+      </w:r>
+    </w:p>
+    <w:p>
+      <w:pPr>
+        <w:jc w:val="both"/>
+        <w:rPr>
+          <w:rFonts w:ascii="Times New Roman" w:hAnsi="Times New Roman" w:cs="Times New Roman"/>
+          <w:b/>
+          <w:sz w:val="24"/>
+          <w:szCs w:val="24"/>
+        </w:rPr>
+      </w:pPr>
+    </w:p>
+    <w:p>
+      <w:pPr>
+        <w:jc w:val="both"/>
+        <w:rPr>
+          <w:rFonts w:ascii="Times New Roman" w:hAnsi="Times New Roman" w:cs="Times New Roman"/>
+          <w:b/>
+          <w:sz w:val="24"/>
+          <w:szCs w:val="24"/>
+        </w:rPr>
+      </w:pPr>
+    </w:p>
+    <w:p>
+      <w:pPr>
+        <w:jc w:val="both"/>
+        <w:rPr>
+          <w:rFonts w:ascii="Times New Roman" w:hAnsi="Times New Roman" w:cs="Times New Roman"/>
+          <w:b/>
+          <w:sz w:val="24"/>
+          <w:szCs w:val="24"/>
+        </w:rPr>
+      </w:pPr>
+      <w:proofErr w:type="spellStart"/>
+      <w:r>
+        <w:rPr>
+          <w:rFonts w:ascii="Times New Roman" w:hAnsi="Times New Roman" w:cs="Times New Roman"/>
+          <w:b/>
+          <w:sz w:val="24"/>
+          <w:szCs w:val="24"/>
+        </w:rPr>
+        <w:t>Solucion</w:t>
+      </w:r>
+      <w:proofErr w:type="spellEnd"/>
+      <w:r>
+        <w:rPr>
+          <w:rFonts w:ascii="Times New Roman" w:hAnsi="Times New Roman" w:cs="Times New Roman"/>
+          <w:b/>
+          <w:sz w:val="24"/>
+          <w:szCs w:val="24"/>
+        </w:rPr>
+        <w:t xml:space="preserve"> </w:t>
+      </w:r>
+      <w:proofErr w:type="spellStart"/>
+      <w:r>
+        <w:rPr>
+          <w:rFonts w:ascii="Times New Roman" w:hAnsi="Times New Roman" w:cs="Times New Roman"/>
+          <w:b/>
+          <w:sz w:val="24"/>
+          <w:szCs w:val="24"/>
+        </w:rPr>
+        <w:t>ModuleNotFoundError</w:t>
+      </w:r>
+      <w:proofErr w:type="spellEnd"/>
+    </w:p>
+    <w:p>
+      <w:pPr>
+        <w:jc w:val="both"/>
+        <w:rPr>
+          <w:rFonts w:ascii="Times New Roman" w:hAnsi="Times New Roman" w:cs="Times New Roman"/>
+          <w:b/>
+          <w:sz w:val="24"/>
+          <w:szCs w:val="24"/>
+        </w:rPr>
+      </w:pPr>
+      <w:r>
+        <w:rPr>
+          <w:rFonts w:ascii="Times New Roman" w:hAnsi="Times New Roman" w:cs="Times New Roman"/>
+          <w:b/>
+          <w:sz w:val="24"/>
+          <w:szCs w:val="24"/>
+        </w:rPr>
+        <w:drawing>
+          <wp:inline distT="0" distB="0" distL="0" distR="0" wp14:anchorId="28CFD61C" wp14:editId="7A2D7D63">
+            <wp:extent cx="5400040" cy="3448685"/>
+            <wp:effectExtent l="0" t="0" r="0" b="0"/>
+            <wp:docPr id="4" name="Imagen 4"/>
+            <wp:cNvGraphicFramePr>
+              <a:graphicFrameLocks xmlns:a="http://schemas.openxmlformats.org/drawingml/2006/main" noChangeAspect="1"/>
+            </wp:cNvGraphicFramePr>
+            <a:graphic xmlns:a="http://schemas.openxmlformats.org/drawingml/2006/main">
+              <a:graphicData uri="http://schemas.openxmlformats.org/drawingml/2006/picture">
+                <pic:pic xmlns:pic="http://schemas.openxmlformats.org/drawingml/2006/picture">
+                  <pic:nvPicPr>
+                    <pic:cNvPr id="1" name=""/>
+                    <pic:cNvPicPr/>
+                  </pic:nvPicPr>
+                  <pic:blipFill>
+                    <a:blip r:embed="rId10"/>
+                    <a:stretch>
+                      <a:fillRect/>
+                    </a:stretch>
+                  </pic:blipFill>
+                  <pic:spPr>
+                    <a:xfrm>
+                      <a:off x="0" y="0"/>
+                      <a:ext cx="5400040" cy="3448685"/>
+                    </a:xfrm>
+                    <a:prstGeom prst="rect">
+                      <a:avLst/>
+                    </a:prstGeom>
+                  </pic:spPr>
+                </pic:pic>
+              </a:graphicData>
+            </a:graphic>
+          </wp:inline>
+        </w:drawing>
+      </w:r>
+    </w:p>
+    <w:p>
+      <w:pPr>
+        <w:jc w:val="both"/>
+        <w:rPr>
+          <w:rFonts w:ascii="Times New Roman" w:hAnsi="Times New Roman" w:cs="Times New Roman"/>
+          <w:b/>
+          <w:sz w:val="24"/>
+          <w:szCs w:val="24"/>
+        </w:rPr>
+      </w:pPr>
+      <w:r>
+        <w:rPr>
+          <w:rFonts w:ascii="Times New Roman" w:hAnsi="Times New Roman" w:cs="Times New Roman"/>
+          <w:b/>
+          <w:sz w:val="24"/>
+          <w:szCs w:val="24"/>
+        </w:rPr>
+        <w:t>3. Crear TODA la base de datos</w:t>
+      </w:r>
+    </w:p>
+    <w:p>
+      <w:pPr>
+        <w:pStyle w:val="Prrafodelista"/>
         <w:numPr>
           <w:ilvl w:val="0"/>
-          <w:numId w:val="1"/>
+          <w:numId w:val="8"/>
         </w:numPr>
-        <w:spacing w:before="100" w:beforeAutospacing="1" w:after="100" w:afterAutospacing="1" w:line="240" w:lineRule="auto"/>
-        <w:rPr>
-          <w:rFonts w:ascii="Times New Roman" w:eastAsia="Times New Roman" w:hAnsi="Times New Roman" w:cs="Times New Roman"/>
-          <w:sz w:val="24"/>
-          <w:szCs w:val="24"/>
-          <w:lang w:eastAsia="es-EC"/>
-        </w:rPr>
-      </w:pPr>
-      <w:r>
-        <w:rPr>
-          <w:rFonts w:ascii="Times New Roman" w:eastAsia="Times New Roman" w:hAnsi="Times New Roman" w:cs="Times New Roman"/>
-          <w:sz w:val="24"/>
-          <w:szCs w:val="24"/>
-          <w:lang w:eastAsia="es-EC"/>
-        </w:rPr>
-        <w:t xml:space="preserve">Definir </w:t>
-      </w:r>
-      <w:r>
-        <w:rPr>
-          <w:rFonts w:ascii="Times New Roman" w:eastAsia="Times New Roman" w:hAnsi="Times New Roman" w:cs="Times New Roman"/>
-          <w:b/>
-          <w:bCs/>
-          <w:sz w:val="24"/>
-          <w:szCs w:val="24"/>
-          <w:lang w:eastAsia="es-EC"/>
-        </w:rPr>
-        <w:t>roles</w:t>
-      </w:r>
-      <w:r>
-        <w:rPr>
-          <w:rFonts w:ascii="Times New Roman" w:eastAsia="Times New Roman" w:hAnsi="Times New Roman" w:cs="Times New Roman"/>
-          <w:sz w:val="24"/>
-          <w:szCs w:val="24"/>
-          <w:lang w:eastAsia="es-EC"/>
-        </w:rPr>
-        <w:t xml:space="preserve">: </w:t>
-      </w:r>
-    </w:p>
-    <w:p>
-      <w:pPr>
-        <w:numPr>
-          <w:ilvl w:val="1"/>
-          <w:numId w:val="1"/>
-        </w:numPr>
-        <w:spacing w:before="100" w:beforeAutospacing="1" w:after="100" w:afterAutospacing="1" w:line="240" w:lineRule="auto"/>
-        <w:rPr>
-          <w:rFonts w:ascii="Times New Roman" w:eastAsia="Times New Roman" w:hAnsi="Times New Roman" w:cs="Times New Roman"/>
-          <w:sz w:val="24"/>
-          <w:szCs w:val="24"/>
-          <w:lang w:eastAsia="es-EC"/>
+        <w:jc w:val="both"/>
+        <w:rPr>
+          <w:rFonts w:ascii="Times New Roman" w:hAnsi="Times New Roman" w:cs="Times New Roman"/>
+          <w:b/>
+          <w:sz w:val="24"/>
+          <w:szCs w:val="24"/>
         </w:rPr>
       </w:pPr>
       <w:proofErr w:type="spellStart"/>
       <w:r>
         <w:rPr>
-          <w:rFonts w:ascii="Times New Roman" w:eastAsia="Times New Roman" w:hAnsi="Times New Roman" w:cs="Times New Roman"/>
-          <w:sz w:val="24"/>
-          <w:szCs w:val="24"/>
-          <w:lang w:eastAsia="es-EC"/>
-        </w:rPr>
-        <w:t>admin</w:t>
+          <w:rFonts w:ascii="Times New Roman" w:hAnsi="Times New Roman" w:cs="Times New Roman"/>
+          <w:b/>
+          <w:sz w:val="24"/>
+          <w:szCs w:val="24"/>
+        </w:rPr>
+        <w:t>users</w:t>
       </w:r>
       <w:proofErr w:type="spellEnd"/>
       <w:r>
         <w:rPr>
-          <w:rFonts w:ascii="Times New Roman" w:eastAsia="Times New Roman" w:hAnsi="Times New Roman" w:cs="Times New Roman"/>
-          <w:sz w:val="24"/>
-          <w:szCs w:val="24"/>
-          <w:lang w:eastAsia="es-EC"/>
+          <w:rFonts w:ascii="Times New Roman" w:hAnsi="Times New Roman" w:cs="Times New Roman"/>
+          <w:b/>
+          <w:sz w:val="24"/>
+          <w:szCs w:val="24"/>
         </w:rPr>
         <w:t xml:space="preserve"> </w:t>
       </w:r>
     </w:p>
     <w:p>
       <w:pPr>
-        <w:numPr>
-          <w:ilvl w:val="1"/>
-          <w:numId w:val="1"/>
-        </w:numPr>
-        <w:spacing w:before="100" w:beforeAutospacing="1" w:after="100" w:afterAutospacing="1" w:line="240" w:lineRule="auto"/>
-        <w:rPr>
-          <w:rFonts w:ascii="Times New Roman" w:eastAsia="Times New Roman" w:hAnsi="Times New Roman" w:cs="Times New Roman"/>
-          <w:sz w:val="24"/>
-          <w:szCs w:val="24"/>
-          <w:lang w:eastAsia="es-EC"/>
-        </w:rPr>
-      </w:pPr>
-      <w:proofErr w:type="spellStart"/>
-      <w:r>
-        <w:rPr>
-          <w:rFonts w:ascii="Times New Roman" w:eastAsia="Times New Roman" w:hAnsi="Times New Roman" w:cs="Times New Roman"/>
-          <w:sz w:val="24"/>
-          <w:szCs w:val="24"/>
-          <w:lang w:eastAsia="es-EC"/>
-        </w:rPr>
-        <w:t>restaurant_admin</w:t>
-      </w:r>
-      <w:proofErr w:type="spellEnd"/>
-      <w:r>
-        <w:rPr>
-          <w:rFonts w:ascii="Times New Roman" w:eastAsia="Times New Roman" w:hAnsi="Times New Roman" w:cs="Times New Roman"/>
-          <w:sz w:val="24"/>
-          <w:szCs w:val="24"/>
-          <w:lang w:eastAsia="es-EC"/>
-        </w:rPr>
-        <w:t xml:space="preserve"> </w:t>
-      </w:r>
-    </w:p>
-    <w:p>
-      <w:pPr>
-        <w:numPr>
-          <w:ilvl w:val="1"/>
-          <w:numId w:val="1"/>
-        </w:numPr>
-        <w:spacing w:before="100" w:beforeAutospacing="1" w:after="100" w:afterAutospacing="1" w:line="240" w:lineRule="auto"/>
-        <w:rPr>
-          <w:rFonts w:ascii="Times New Roman" w:eastAsia="Times New Roman" w:hAnsi="Times New Roman" w:cs="Times New Roman"/>
-          <w:sz w:val="24"/>
-          <w:szCs w:val="24"/>
-          <w:lang w:eastAsia="es-EC"/>
-        </w:rPr>
-      </w:pPr>
-      <w:proofErr w:type="spellStart"/>
-      <w:r>
-        <w:rPr>
-          <w:rFonts w:ascii="Times New Roman" w:eastAsia="Times New Roman" w:hAnsi="Times New Roman" w:cs="Times New Roman"/>
-          <w:sz w:val="24"/>
-          <w:szCs w:val="24"/>
-          <w:lang w:eastAsia="es-EC"/>
-        </w:rPr>
-        <w:t>company_admin</w:t>
-      </w:r>
-      <w:proofErr w:type="spellEnd"/>
-      <w:r>
-        <w:rPr>
-          <w:rFonts w:ascii="Times New Roman" w:eastAsia="Times New Roman" w:hAnsi="Times New Roman" w:cs="Times New Roman"/>
-          <w:sz w:val="24"/>
-          <w:szCs w:val="24"/>
-          <w:lang w:eastAsia="es-EC"/>
-        </w:rPr>
-        <w:t xml:space="preserve"> </w:t>
-      </w:r>
-    </w:p>
-    <w:p>
-      <w:pPr>
-        <w:numPr>
-          <w:ilvl w:val="1"/>
-          <w:numId w:val="1"/>
-        </w:numPr>
-        <w:spacing w:before="100" w:beforeAutospacing="1" w:after="100" w:afterAutospacing="1" w:line="240" w:lineRule="auto"/>
-        <w:rPr>
-          <w:rFonts w:ascii="Times New Roman" w:eastAsia="Times New Roman" w:hAnsi="Times New Roman" w:cs="Times New Roman"/>
-          <w:sz w:val="24"/>
-          <w:szCs w:val="24"/>
-          <w:lang w:eastAsia="es-EC"/>
-        </w:rPr>
-      </w:pPr>
-      <w:proofErr w:type="spellStart"/>
-      <w:r>
-        <w:rPr>
-          <w:rFonts w:ascii="Times New Roman" w:eastAsia="Times New Roman" w:hAnsi="Times New Roman" w:cs="Times New Roman"/>
-          <w:sz w:val="24"/>
-          <w:szCs w:val="24"/>
-          <w:lang w:eastAsia="es-EC"/>
-        </w:rPr>
-        <w:t>employee</w:t>
-      </w:r>
-      <w:proofErr w:type="spellEnd"/>
-      <w:r>
-        <w:rPr>
-          <w:rFonts w:ascii="Times New Roman" w:eastAsia="Times New Roman" w:hAnsi="Times New Roman" w:cs="Times New Roman"/>
-          <w:sz w:val="24"/>
-          <w:szCs w:val="24"/>
-          <w:lang w:eastAsia="es-EC"/>
-        </w:rPr>
-        <w:t xml:space="preserve"> </w:t>
-      </w:r>
-    </w:p>
-    <w:p>
-      <w:pPr>
-        <w:spacing w:before="100" w:beforeAutospacing="1" w:after="100" w:afterAutospacing="1" w:line="240" w:lineRule="auto"/>
-        <w:rPr>
-          <w:rFonts w:ascii="Times New Roman" w:eastAsia="Times New Roman" w:hAnsi="Times New Roman" w:cs="Times New Roman"/>
-          <w:sz w:val="24"/>
-          <w:szCs w:val="24"/>
-          <w:lang w:eastAsia="es-EC"/>
-        </w:rPr>
-      </w:pPr>
-    </w:p>
-    <w:p>
-      <w:pPr>
-        <w:spacing w:after="0" w:line="240" w:lineRule="auto"/>
-        <w:rPr>
-          <w:rFonts w:ascii="Times New Roman" w:eastAsia="Times New Roman" w:hAnsi="Times New Roman" w:cs="Times New Roman"/>
-          <w:sz w:val="24"/>
-          <w:szCs w:val="24"/>
-          <w:lang w:eastAsia="es-EC"/>
-        </w:rPr>
-      </w:pPr>
-    </w:p>
-    <w:p>
-      <w:pPr>
-        <w:spacing w:before="100" w:beforeAutospacing="1" w:after="100" w:afterAutospacing="1" w:line="240" w:lineRule="auto"/>
-        <w:outlineLvl w:val="3"/>
-        <w:rPr>
-          <w:rFonts w:ascii="Times New Roman" w:eastAsia="Times New Roman" w:hAnsi="Times New Roman" w:cs="Times New Roman"/>
-          <w:b/>
-          <w:bCs/>
-          <w:sz w:val="24"/>
-          <w:szCs w:val="24"/>
-          <w:lang w:eastAsia="es-EC"/>
-        </w:rPr>
-      </w:pPr>
-      <w:r>
-        <w:rPr>
-          <w:rFonts w:ascii="Times New Roman" w:eastAsia="Times New Roman" w:hAnsi="Times New Roman" w:cs="Times New Roman"/>
-          <w:b/>
-          <w:bCs/>
-          <w:sz w:val="24"/>
-          <w:szCs w:val="24"/>
-          <w:lang w:eastAsia="es-EC"/>
-        </w:rPr>
-        <w:t>2. Autenticación JWT completa</w:t>
-      </w:r>
-    </w:p>
-    <w:p>
-      <w:pPr>
+        <w:pStyle w:val="Prrafodelista"/>
         <w:numPr>
           <w:ilvl w:val="0"/>
-          <w:numId w:val="2"/>
+          <w:numId w:val="8"/>
         </w:numPr>
-        <w:spacing w:before="100" w:beforeAutospacing="1" w:after="100" w:afterAutospacing="1" w:line="240" w:lineRule="auto"/>
-        <w:rPr>
-          <w:rFonts w:ascii="Times New Roman" w:eastAsia="Times New Roman" w:hAnsi="Times New Roman" w:cs="Times New Roman"/>
-          <w:sz w:val="24"/>
-          <w:szCs w:val="24"/>
-          <w:lang w:eastAsia="es-EC"/>
-        </w:rPr>
-      </w:pPr>
-      <w:r>
-        <w:rPr>
-          <w:rFonts w:ascii="Times New Roman" w:eastAsia="Times New Roman" w:hAnsi="Times New Roman" w:cs="Times New Roman"/>
-          <w:sz w:val="24"/>
-          <w:szCs w:val="24"/>
-          <w:lang w:eastAsia="es-EC"/>
-        </w:rPr>
-        <w:t xml:space="preserve">Registro → </w:t>
-      </w:r>
-      <w:r>
-        <w:rPr>
-          <w:rFonts w:ascii="Courier New" w:eastAsia="Times New Roman" w:hAnsi="Courier New" w:cs="Courier New"/>
-          <w:sz w:val="20"/>
-          <w:szCs w:val="20"/>
-          <w:lang w:eastAsia="es-EC"/>
-        </w:rPr>
-        <w:t>/</w:t>
-      </w:r>
-      <w:proofErr w:type="spellStart"/>
-      <w:r>
-        <w:rPr>
-          <w:rFonts w:ascii="Courier New" w:eastAsia="Times New Roman" w:hAnsi="Courier New" w:cs="Courier New"/>
-          <w:sz w:val="20"/>
-          <w:szCs w:val="20"/>
-          <w:lang w:eastAsia="es-EC"/>
-        </w:rPr>
-        <w:t>auth</w:t>
-      </w:r>
-      <w:proofErr w:type="spellEnd"/>
-      <w:r>
-        <w:rPr>
-          <w:rFonts w:ascii="Courier New" w:eastAsia="Times New Roman" w:hAnsi="Courier New" w:cs="Courier New"/>
-          <w:sz w:val="20"/>
-          <w:szCs w:val="20"/>
-          <w:lang w:eastAsia="es-EC"/>
-        </w:rPr>
-        <w:t>/</w:t>
-      </w:r>
-      <w:proofErr w:type="spellStart"/>
-      <w:r>
-        <w:rPr>
-          <w:rFonts w:ascii="Courier New" w:eastAsia="Times New Roman" w:hAnsi="Courier New" w:cs="Courier New"/>
-          <w:sz w:val="20"/>
-          <w:szCs w:val="20"/>
-          <w:lang w:eastAsia="es-EC"/>
-        </w:rPr>
-        <w:t>register</w:t>
-      </w:r>
-      <w:proofErr w:type="spellEnd"/>
-      <w:r>
-        <w:rPr>
-          <w:rFonts w:ascii="Times New Roman" w:eastAsia="Times New Roman" w:hAnsi="Times New Roman" w:cs="Times New Roman"/>
-          <w:sz w:val="24"/>
-          <w:szCs w:val="24"/>
-          <w:lang w:eastAsia="es-EC"/>
-        </w:rPr>
-        <w:t xml:space="preserve"> </w:t>
-      </w:r>
-    </w:p>
-    <w:p>
-      <w:pPr>
+        <w:jc w:val="both"/>
+        <w:rPr>
+          <w:rFonts w:ascii="Times New Roman" w:hAnsi="Times New Roman" w:cs="Times New Roman"/>
+          <w:b/>
+          <w:sz w:val="24"/>
+          <w:szCs w:val="24"/>
+        </w:rPr>
+      </w:pPr>
+      <w:r>
+        <w:rPr>
+          <w:rFonts w:ascii="Times New Roman" w:hAnsi="Times New Roman" w:cs="Times New Roman"/>
+          <w:b/>
+          <w:sz w:val="24"/>
+          <w:szCs w:val="24"/>
+        </w:rPr>
+        <w:lastRenderedPageBreak/>
+        <w:t xml:space="preserve">restaurants </w:t>
+      </w:r>
+    </w:p>
+    <w:p>
+      <w:pPr>
+        <w:pStyle w:val="Prrafodelista"/>
         <w:numPr>
           <w:ilvl w:val="0"/>
-          <w:numId w:val="2"/>
+          <w:numId w:val="8"/>
         </w:numPr>
-        <w:spacing w:before="100" w:beforeAutospacing="1" w:after="100" w:afterAutospacing="1" w:line="240" w:lineRule="auto"/>
-        <w:rPr>
-          <w:rFonts w:ascii="Times New Roman" w:eastAsia="Times New Roman" w:hAnsi="Times New Roman" w:cs="Times New Roman"/>
-          <w:sz w:val="24"/>
-          <w:szCs w:val="24"/>
-          <w:lang w:eastAsia="es-EC"/>
+        <w:jc w:val="both"/>
+        <w:rPr>
+          <w:rFonts w:ascii="Times New Roman" w:hAnsi="Times New Roman" w:cs="Times New Roman"/>
+          <w:b/>
+          <w:sz w:val="24"/>
+          <w:szCs w:val="24"/>
         </w:rPr>
       </w:pPr>
       <w:proofErr w:type="spellStart"/>
       <w:r>
         <w:rPr>
-          <w:rFonts w:ascii="Times New Roman" w:eastAsia="Times New Roman" w:hAnsi="Times New Roman" w:cs="Times New Roman"/>
-          <w:sz w:val="24"/>
-          <w:szCs w:val="24"/>
-          <w:lang w:eastAsia="es-EC"/>
-        </w:rPr>
-        <w:t>Login</w:t>
+          <w:rFonts w:ascii="Times New Roman" w:hAnsi="Times New Roman" w:cs="Times New Roman"/>
+          <w:b/>
+          <w:sz w:val="24"/>
+          <w:szCs w:val="24"/>
+        </w:rPr>
+        <w:t>invitation_codes</w:t>
       </w:r>
       <w:proofErr w:type="spellEnd"/>
       <w:r>
         <w:rPr>
-          <w:rFonts w:ascii="Times New Roman" w:eastAsia="Times New Roman" w:hAnsi="Times New Roman" w:cs="Times New Roman"/>
-          <w:sz w:val="24"/>
-          <w:szCs w:val="24"/>
-          <w:lang w:eastAsia="es-EC"/>
-        </w:rPr>
-        <w:t xml:space="preserve"> → </w:t>
-      </w:r>
-      <w:r>
-        <w:rPr>
-          <w:rFonts w:ascii="Courier New" w:eastAsia="Times New Roman" w:hAnsi="Courier New" w:cs="Courier New"/>
-          <w:sz w:val="20"/>
-          <w:szCs w:val="20"/>
-          <w:lang w:eastAsia="es-EC"/>
-        </w:rPr>
-        <w:t>/</w:t>
-      </w:r>
-      <w:proofErr w:type="spellStart"/>
-      <w:r>
-        <w:rPr>
-          <w:rFonts w:ascii="Courier New" w:eastAsia="Times New Roman" w:hAnsi="Courier New" w:cs="Courier New"/>
-          <w:sz w:val="20"/>
-          <w:szCs w:val="20"/>
-          <w:lang w:eastAsia="es-EC"/>
-        </w:rPr>
-        <w:t>auth</w:t>
-      </w:r>
-      <w:proofErr w:type="spellEnd"/>
-      <w:r>
-        <w:rPr>
-          <w:rFonts w:ascii="Courier New" w:eastAsia="Times New Roman" w:hAnsi="Courier New" w:cs="Courier New"/>
-          <w:sz w:val="20"/>
-          <w:szCs w:val="20"/>
-          <w:lang w:eastAsia="es-EC"/>
-        </w:rPr>
-        <w:t>/</w:t>
-      </w:r>
-      <w:proofErr w:type="spellStart"/>
-      <w:r>
-        <w:rPr>
-          <w:rFonts w:ascii="Courier New" w:eastAsia="Times New Roman" w:hAnsi="Courier New" w:cs="Courier New"/>
-          <w:sz w:val="20"/>
-          <w:szCs w:val="20"/>
-          <w:lang w:eastAsia="es-EC"/>
-        </w:rPr>
-        <w:t>login</w:t>
-      </w:r>
-      <w:proofErr w:type="spellEnd"/>
-      <w:r>
-        <w:rPr>
-          <w:rFonts w:ascii="Times New Roman" w:eastAsia="Times New Roman" w:hAnsi="Times New Roman" w:cs="Times New Roman"/>
-          <w:sz w:val="24"/>
-          <w:szCs w:val="24"/>
-          <w:lang w:eastAsia="es-EC"/>
+          <w:rFonts w:ascii="Times New Roman" w:hAnsi="Times New Roman" w:cs="Times New Roman"/>
+          <w:b/>
+          <w:sz w:val="24"/>
+          <w:szCs w:val="24"/>
         </w:rPr>
         <w:t xml:space="preserve"> </w:t>
       </w:r>
     </w:p>
     <w:p>
       <w:pPr>
+        <w:pStyle w:val="Prrafodelista"/>
         <w:numPr>
           <w:ilvl w:val="0"/>
-          <w:numId w:val="2"/>
+          <w:numId w:val="8"/>
         </w:numPr>
-        <w:spacing w:before="100" w:beforeAutospacing="1" w:after="100" w:afterAutospacing="1" w:line="240" w:lineRule="auto"/>
-        <w:rPr>
-          <w:rFonts w:ascii="Times New Roman" w:eastAsia="Times New Roman" w:hAnsi="Times New Roman" w:cs="Times New Roman"/>
-          <w:sz w:val="24"/>
-          <w:szCs w:val="24"/>
-          <w:lang w:eastAsia="es-EC"/>
+        <w:jc w:val="both"/>
+        <w:rPr>
+          <w:rFonts w:ascii="Times New Roman" w:hAnsi="Times New Roman" w:cs="Times New Roman"/>
+          <w:b/>
+          <w:sz w:val="24"/>
+          <w:szCs w:val="24"/>
         </w:rPr>
       </w:pPr>
       <w:proofErr w:type="spellStart"/>
       <w:r>
         <w:rPr>
-          <w:rFonts w:ascii="Times New Roman" w:eastAsia="Times New Roman" w:hAnsi="Times New Roman" w:cs="Times New Roman"/>
-          <w:sz w:val="24"/>
-          <w:szCs w:val="24"/>
-          <w:lang w:eastAsia="es-EC"/>
-        </w:rPr>
-        <w:t>Refresh</w:t>
+          <w:rFonts w:ascii="Times New Roman" w:hAnsi="Times New Roman" w:cs="Times New Roman"/>
+          <w:b/>
+          <w:sz w:val="24"/>
+          <w:szCs w:val="24"/>
+        </w:rPr>
+        <w:t>companies</w:t>
       </w:r>
       <w:proofErr w:type="spellEnd"/>
       <w:r>
         <w:rPr>
-          <w:rFonts w:ascii="Times New Roman" w:eastAsia="Times New Roman" w:hAnsi="Times New Roman" w:cs="Times New Roman"/>
-          <w:sz w:val="24"/>
-          <w:szCs w:val="24"/>
-          <w:lang w:eastAsia="es-EC"/>
+          <w:rFonts w:ascii="Times New Roman" w:hAnsi="Times New Roman" w:cs="Times New Roman"/>
+          <w:b/>
+          <w:sz w:val="24"/>
+          <w:szCs w:val="24"/>
         </w:rPr>
         <w:t xml:space="preserve"> </w:t>
       </w:r>
-      <w:proofErr w:type="spellStart"/>
-      <w:r>
-        <w:rPr>
-          <w:rFonts w:ascii="Times New Roman" w:eastAsia="Times New Roman" w:hAnsi="Times New Roman" w:cs="Times New Roman"/>
-          <w:sz w:val="24"/>
-          <w:szCs w:val="24"/>
-          <w:lang w:eastAsia="es-EC"/>
-        </w:rPr>
-        <w:t>token</w:t>
-      </w:r>
-      <w:proofErr w:type="spellEnd"/>
-      <w:r>
-        <w:rPr>
-          <w:rFonts w:ascii="Times New Roman" w:eastAsia="Times New Roman" w:hAnsi="Times New Roman" w:cs="Times New Roman"/>
-          <w:sz w:val="24"/>
-          <w:szCs w:val="24"/>
-          <w:lang w:eastAsia="es-EC"/>
-        </w:rPr>
-        <w:t xml:space="preserve"> → </w:t>
-      </w:r>
-      <w:r>
-        <w:rPr>
-          <w:rFonts w:ascii="Courier New" w:eastAsia="Times New Roman" w:hAnsi="Courier New" w:cs="Courier New"/>
-          <w:sz w:val="20"/>
-          <w:szCs w:val="20"/>
-          <w:lang w:eastAsia="es-EC"/>
-        </w:rPr>
-        <w:t>/</w:t>
-      </w:r>
-      <w:proofErr w:type="spellStart"/>
-      <w:r>
-        <w:rPr>
-          <w:rFonts w:ascii="Courier New" w:eastAsia="Times New Roman" w:hAnsi="Courier New" w:cs="Courier New"/>
-          <w:sz w:val="20"/>
-          <w:szCs w:val="20"/>
-          <w:lang w:eastAsia="es-EC"/>
-        </w:rPr>
-        <w:t>auth</w:t>
-      </w:r>
-      <w:proofErr w:type="spellEnd"/>
-      <w:r>
-        <w:rPr>
-          <w:rFonts w:ascii="Courier New" w:eastAsia="Times New Roman" w:hAnsi="Courier New" w:cs="Courier New"/>
-          <w:sz w:val="20"/>
-          <w:szCs w:val="20"/>
-          <w:lang w:eastAsia="es-EC"/>
-        </w:rPr>
-        <w:t>/</w:t>
-      </w:r>
-      <w:proofErr w:type="spellStart"/>
-      <w:r>
-        <w:rPr>
-          <w:rFonts w:ascii="Courier New" w:eastAsia="Times New Roman" w:hAnsi="Courier New" w:cs="Courier New"/>
-          <w:sz w:val="20"/>
-          <w:szCs w:val="20"/>
-          <w:lang w:eastAsia="es-EC"/>
-        </w:rPr>
-        <w:t>refresh</w:t>
-      </w:r>
-      <w:proofErr w:type="spellEnd"/>
-      <w:r>
-        <w:rPr>
-          <w:rFonts w:ascii="Times New Roman" w:eastAsia="Times New Roman" w:hAnsi="Times New Roman" w:cs="Times New Roman"/>
-          <w:sz w:val="24"/>
-          <w:szCs w:val="24"/>
-          <w:lang w:eastAsia="es-EC"/>
-        </w:rPr>
-        <w:t xml:space="preserve"> </w:t>
-      </w:r>
-    </w:p>
-    <w:p>
-      <w:pPr>
+    </w:p>
+    <w:p>
+      <w:pPr>
+        <w:pStyle w:val="Prrafodelista"/>
         <w:numPr>
           <w:ilvl w:val="0"/>
-          <w:numId w:val="2"/>
+          <w:numId w:val="8"/>
         </w:numPr>
-        <w:spacing w:before="100" w:beforeAutospacing="1" w:after="100" w:afterAutospacing="1" w:line="240" w:lineRule="auto"/>
-        <w:rPr>
-          <w:rFonts w:ascii="Times New Roman" w:eastAsia="Times New Roman" w:hAnsi="Times New Roman" w:cs="Times New Roman"/>
-          <w:sz w:val="24"/>
-          <w:szCs w:val="24"/>
-          <w:lang w:eastAsia="es-EC"/>
-        </w:rPr>
-      </w:pPr>
-      <w:r>
-        <w:rPr>
-          <w:rFonts w:ascii="Times New Roman" w:eastAsia="Times New Roman" w:hAnsi="Times New Roman" w:cs="Times New Roman"/>
-          <w:sz w:val="24"/>
-          <w:szCs w:val="24"/>
-          <w:lang w:eastAsia="es-EC"/>
-        </w:rPr>
-        <w:t xml:space="preserve">Proteger rutas con </w:t>
-      </w:r>
+        <w:jc w:val="both"/>
+        <w:rPr>
+          <w:rFonts w:ascii="Times New Roman" w:hAnsi="Times New Roman" w:cs="Times New Roman"/>
+          <w:b/>
+          <w:sz w:val="24"/>
+          <w:szCs w:val="24"/>
+        </w:rPr>
+      </w:pPr>
       <w:proofErr w:type="spellStart"/>
       <w:r>
         <w:rPr>
-          <w:rFonts w:ascii="Times New Roman" w:eastAsia="Times New Roman" w:hAnsi="Times New Roman" w:cs="Times New Roman"/>
-          <w:sz w:val="24"/>
-          <w:szCs w:val="24"/>
-          <w:lang w:eastAsia="es-EC"/>
-        </w:rPr>
-        <w:t>token</w:t>
+          <w:rFonts w:ascii="Times New Roman" w:hAnsi="Times New Roman" w:cs="Times New Roman"/>
+          <w:b/>
+          <w:sz w:val="24"/>
+          <w:szCs w:val="24"/>
+        </w:rPr>
+        <w:t>agreements</w:t>
       </w:r>
       <w:proofErr w:type="spellEnd"/>
       <w:r>
         <w:rPr>
-          <w:rFonts w:ascii="Times New Roman" w:eastAsia="Times New Roman" w:hAnsi="Times New Roman" w:cs="Times New Roman"/>
-          <w:sz w:val="24"/>
-          <w:szCs w:val="24"/>
-          <w:lang w:eastAsia="es-EC"/>
-        </w:rPr>
-        <w:t xml:space="preserve"> (middleware) </w:t>
-      </w:r>
-    </w:p>
-    <w:p>
-      <w:pPr>
-        <w:spacing w:after="0" w:line="240" w:lineRule="auto"/>
-        <w:rPr>
-          <w:rFonts w:ascii="Times New Roman" w:eastAsia="Times New Roman" w:hAnsi="Times New Roman" w:cs="Times New Roman"/>
-          <w:sz w:val="24"/>
-          <w:szCs w:val="24"/>
-          <w:lang w:eastAsia="es-EC"/>
-        </w:rPr>
-      </w:pPr>
-    </w:p>
-    <w:p>
-      <w:pPr>
-        <w:spacing w:before="100" w:beforeAutospacing="1" w:after="100" w:afterAutospacing="1" w:line="240" w:lineRule="auto"/>
-        <w:outlineLvl w:val="3"/>
-        <w:rPr>
-          <w:rFonts w:ascii="Times New Roman" w:eastAsia="Times New Roman" w:hAnsi="Times New Roman" w:cs="Times New Roman"/>
-          <w:b/>
-          <w:bCs/>
-          <w:sz w:val="24"/>
-          <w:szCs w:val="24"/>
-          <w:lang w:eastAsia="es-EC"/>
-        </w:rPr>
-      </w:pPr>
-      <w:r>
-        <w:rPr>
-          <w:rFonts w:ascii="Times New Roman" w:eastAsia="Times New Roman" w:hAnsi="Times New Roman" w:cs="Times New Roman"/>
-          <w:b/>
-          <w:bCs/>
-          <w:sz w:val="24"/>
-          <w:szCs w:val="24"/>
-          <w:lang w:eastAsia="es-EC"/>
-        </w:rPr>
-        <w:t>3. Crear TODA la base de datos</w:t>
-      </w:r>
-    </w:p>
-    <w:p>
-      <w:pPr>
-        <w:spacing w:before="100" w:beforeAutospacing="1" w:after="100" w:afterAutospacing="1" w:line="240" w:lineRule="auto"/>
-        <w:rPr>
-          <w:rFonts w:ascii="Times New Roman" w:eastAsia="Times New Roman" w:hAnsi="Times New Roman" w:cs="Times New Roman"/>
-          <w:sz w:val="24"/>
-          <w:szCs w:val="24"/>
-          <w:lang w:eastAsia="es-EC"/>
-        </w:rPr>
-      </w:pPr>
-      <w:r>
-        <w:rPr>
-          <w:rFonts w:ascii="Times New Roman" w:eastAsia="Times New Roman" w:hAnsi="Times New Roman" w:cs="Times New Roman"/>
-          <w:sz w:val="24"/>
-          <w:szCs w:val="24"/>
-          <w:lang w:eastAsia="es-EC"/>
-        </w:rPr>
-        <w:t xml:space="preserve">Debes crear las </w:t>
-      </w:r>
-      <w:r>
-        <w:rPr>
-          <w:rFonts w:ascii="Times New Roman" w:eastAsia="Times New Roman" w:hAnsi="Times New Roman" w:cs="Times New Roman"/>
-          <w:b/>
-          <w:bCs/>
-          <w:sz w:val="24"/>
-          <w:szCs w:val="24"/>
-          <w:lang w:eastAsia="es-EC"/>
-        </w:rPr>
-        <w:t>7 tablas</w:t>
-      </w:r>
-      <w:r>
-        <w:rPr>
-          <w:rFonts w:ascii="Times New Roman" w:eastAsia="Times New Roman" w:hAnsi="Times New Roman" w:cs="Times New Roman"/>
-          <w:sz w:val="24"/>
-          <w:szCs w:val="24"/>
-          <w:lang w:eastAsia="es-EC"/>
-        </w:rPr>
-        <w:t>:</w:t>
-      </w:r>
-    </w:p>
-    <w:p>
-      <w:pPr>
+          <w:rFonts w:ascii="Times New Roman" w:hAnsi="Times New Roman" w:cs="Times New Roman"/>
+          <w:b/>
+          <w:sz w:val="24"/>
+          <w:szCs w:val="24"/>
+        </w:rPr>
+        <w:t xml:space="preserve"> </w:t>
+      </w:r>
+    </w:p>
+    <w:p>
+      <w:pPr>
+        <w:pStyle w:val="Prrafodelista"/>
         <w:numPr>
           <w:ilvl w:val="0"/>
-          <w:numId w:val="3"/>
+          <w:numId w:val="8"/>
         </w:numPr>
-        <w:spacing w:before="100" w:beforeAutospacing="1" w:after="100" w:afterAutospacing="1" w:line="240" w:lineRule="auto"/>
-        <w:rPr>
-          <w:rFonts w:ascii="Times New Roman" w:eastAsia="Times New Roman" w:hAnsi="Times New Roman" w:cs="Times New Roman"/>
-          <w:sz w:val="24"/>
-          <w:szCs w:val="24"/>
-          <w:lang w:eastAsia="es-EC"/>
+        <w:jc w:val="both"/>
+        <w:rPr>
+          <w:rFonts w:ascii="Times New Roman" w:hAnsi="Times New Roman" w:cs="Times New Roman"/>
+          <w:b/>
+          <w:sz w:val="24"/>
+          <w:szCs w:val="24"/>
         </w:rPr>
       </w:pPr>
       <w:proofErr w:type="spellStart"/>
       <w:r>
         <w:rPr>
-          <w:rFonts w:ascii="Times New Roman" w:eastAsia="Times New Roman" w:hAnsi="Times New Roman" w:cs="Times New Roman"/>
-          <w:sz w:val="24"/>
-          <w:szCs w:val="24"/>
-          <w:lang w:eastAsia="es-EC"/>
-        </w:rPr>
-        <w:t>users</w:t>
+          <w:rFonts w:ascii="Times New Roman" w:hAnsi="Times New Roman" w:cs="Times New Roman"/>
+          <w:b/>
+          <w:sz w:val="24"/>
+          <w:szCs w:val="24"/>
+        </w:rPr>
+        <w:t>employees</w:t>
       </w:r>
       <w:proofErr w:type="spellEnd"/>
       <w:r>
         <w:rPr>
-          <w:rFonts w:ascii="Times New Roman" w:eastAsia="Times New Roman" w:hAnsi="Times New Roman" w:cs="Times New Roman"/>
-          <w:sz w:val="24"/>
-          <w:szCs w:val="24"/>
-          <w:lang w:eastAsia="es-EC"/>
+          <w:rFonts w:ascii="Times New Roman" w:hAnsi="Times New Roman" w:cs="Times New Roman"/>
+          <w:b/>
+          <w:sz w:val="24"/>
+          <w:szCs w:val="24"/>
         </w:rPr>
         <w:t xml:space="preserve"> </w:t>
       </w:r>
     </w:p>
     <w:p>
       <w:pPr>
+        <w:pStyle w:val="Prrafodelista"/>
         <w:numPr>
           <w:ilvl w:val="0"/>
-          <w:numId w:val="3"/>
+          <w:numId w:val="8"/>
         </w:numPr>
-        <w:spacing w:before="100" w:beforeAutospacing="1" w:after="100" w:afterAutospacing="1" w:line="240" w:lineRule="auto"/>
-        <w:rPr>
-          <w:rFonts w:ascii="Times New Roman" w:eastAsia="Times New Roman" w:hAnsi="Times New Roman" w:cs="Times New Roman"/>
-          <w:sz w:val="24"/>
-          <w:szCs w:val="24"/>
-          <w:lang w:eastAsia="es-EC"/>
-        </w:rPr>
-      </w:pPr>
-      <w:r>
-        <w:rPr>
-          <w:rFonts w:ascii="Times New Roman" w:eastAsia="Times New Roman" w:hAnsi="Times New Roman" w:cs="Times New Roman"/>
-          <w:sz w:val="24"/>
-          <w:szCs w:val="24"/>
-          <w:lang w:eastAsia="es-EC"/>
-        </w:rPr>
-        <w:t xml:space="preserve">restaurants </w:t>
-      </w:r>
-    </w:p>
-    <w:p>
-      <w:pPr>
-        <w:numPr>
-          <w:ilvl w:val="0"/>
-          <w:numId w:val="3"/>
-        </w:numPr>
-        <w:spacing w:before="100" w:beforeAutospacing="1" w:after="100" w:afterAutospacing="1" w:line="240" w:lineRule="auto"/>
-        <w:rPr>
-          <w:rFonts w:ascii="Times New Roman" w:eastAsia="Times New Roman" w:hAnsi="Times New Roman" w:cs="Times New Roman"/>
-          <w:sz w:val="24"/>
-          <w:szCs w:val="24"/>
-          <w:lang w:eastAsia="es-EC"/>
+        <w:jc w:val="both"/>
+        <w:rPr>
+          <w:rFonts w:ascii="Times New Roman" w:hAnsi="Times New Roman" w:cs="Times New Roman"/>
+          <w:b/>
+          <w:sz w:val="24"/>
+          <w:szCs w:val="24"/>
         </w:rPr>
       </w:pPr>
       <w:proofErr w:type="spellStart"/>
       <w:r>
         <w:rPr>
-          <w:rFonts w:ascii="Times New Roman" w:eastAsia="Times New Roman" w:hAnsi="Times New Roman" w:cs="Times New Roman"/>
-          <w:sz w:val="24"/>
-          <w:szCs w:val="24"/>
-          <w:lang w:eastAsia="es-EC"/>
-        </w:rPr>
-        <w:t>invitation_codes</w:t>
+          <w:rFonts w:ascii="Times New Roman" w:hAnsi="Times New Roman" w:cs="Times New Roman"/>
+          <w:b/>
+          <w:sz w:val="24"/>
+          <w:szCs w:val="24"/>
+        </w:rPr>
+        <w:t>meal_logs</w:t>
       </w:r>
       <w:proofErr w:type="spellEnd"/>
       <w:r>
         <w:rPr>
-          <w:rFonts w:ascii="Times New Roman" w:eastAsia="Times New Roman" w:hAnsi="Times New Roman" w:cs="Times New Roman"/>
-          <w:sz w:val="24"/>
-          <w:szCs w:val="24"/>
-          <w:lang w:eastAsia="es-EC"/>
+          <w:rFonts w:ascii="Times New Roman" w:hAnsi="Times New Roman" w:cs="Times New Roman"/>
+          <w:b/>
+          <w:sz w:val="24"/>
+          <w:szCs w:val="24"/>
         </w:rPr>
         <w:t xml:space="preserve"> </w:t>
       </w:r>
     </w:p>
     <w:p>
       <w:pPr>
-        <w:numPr>
-          <w:ilvl w:val="0"/>
-          <w:numId w:val="3"/>
-        </w:numPr>
-        <w:spacing w:before="100" w:beforeAutospacing="1" w:after="100" w:afterAutospacing="1" w:line="240" w:lineRule="auto"/>
-        <w:rPr>
-          <w:rFonts w:ascii="Times New Roman" w:eastAsia="Times New Roman" w:hAnsi="Times New Roman" w:cs="Times New Roman"/>
-          <w:sz w:val="24"/>
-          <w:szCs w:val="24"/>
-          <w:lang w:eastAsia="es-EC"/>
+        <w:jc w:val="center"/>
+        <w:rPr>
+          <w:rFonts w:ascii="Times New Roman" w:hAnsi="Times New Roman" w:cs="Times New Roman"/>
+          <w:b/>
+          <w:sz w:val="24"/>
+          <w:szCs w:val="24"/>
+        </w:rPr>
+      </w:pPr>
+      <w:r>
+        <w:rPr>
+          <w:rFonts w:ascii="Times New Roman" w:hAnsi="Times New Roman" w:cs="Times New Roman"/>
+          <w:b/>
+          <w:sz w:val="24"/>
+          <w:szCs w:val="24"/>
+        </w:rPr>
+        <w:drawing>
+          <wp:inline distT="0" distB="0" distL="0" distR="0" wp14:anchorId="1ED06D88" wp14:editId="45D3570E">
+            <wp:extent cx="3561795" cy="3002280"/>
+            <wp:effectExtent l="0" t="0" r="635" b="7620"/>
+            <wp:docPr id="6" name="Imagen 6"/>
+            <wp:cNvGraphicFramePr>
+              <a:graphicFrameLocks xmlns:a="http://schemas.openxmlformats.org/drawingml/2006/main" noChangeAspect="1"/>
+            </wp:cNvGraphicFramePr>
+            <a:graphic xmlns:a="http://schemas.openxmlformats.org/drawingml/2006/main">
+              <a:graphicData uri="http://schemas.openxmlformats.org/drawingml/2006/picture">
+                <pic:pic xmlns:pic="http://schemas.openxmlformats.org/drawingml/2006/picture">
+                  <pic:nvPicPr>
+                    <pic:cNvPr id="1" name=""/>
+                    <pic:cNvPicPr/>
+                  </pic:nvPicPr>
+                  <pic:blipFill>
+                    <a:blip r:embed="rId11"/>
+                    <a:stretch>
+                      <a:fillRect/>
+                    </a:stretch>
+                  </pic:blipFill>
+                  <pic:spPr>
+                    <a:xfrm>
+                      <a:off x="0" y="0"/>
+                      <a:ext cx="3603444" cy="3037386"/>
+                    </a:xfrm>
+                    <a:prstGeom prst="rect">
+                      <a:avLst/>
+                    </a:prstGeom>
+                  </pic:spPr>
+                </pic:pic>
+              </a:graphicData>
+            </a:graphic>
+          </wp:inline>
+        </w:drawing>
+      </w:r>
+    </w:p>
+    <w:p>
+      <w:pPr>
+        <w:jc w:val="both"/>
+        <w:rPr>
+          <w:rFonts w:ascii="Times New Roman" w:hAnsi="Times New Roman" w:cs="Times New Roman"/>
+          <w:b/>
+          <w:sz w:val="24"/>
+          <w:szCs w:val="24"/>
+          <w:lang w:val="en-US"/>
+        </w:rPr>
+      </w:pPr>
+      <w:r>
+        <w:rPr>
+          <w:rFonts w:ascii="Times New Roman" w:hAnsi="Times New Roman" w:cs="Times New Roman"/>
+          <w:b/>
+          <w:sz w:val="24"/>
+          <w:szCs w:val="24"/>
+          <w:lang w:val="en-US"/>
+        </w:rPr>
+        <w:t>5. Migrations (Alembic)</w:t>
+      </w:r>
+    </w:p>
+    <w:p>
+      <w:pPr>
+        <w:jc w:val="both"/>
+        <w:rPr>
+          <w:rFonts w:ascii="Times New Roman" w:hAnsi="Times New Roman" w:cs="Times New Roman"/>
+          <w:b/>
+          <w:sz w:val="24"/>
+          <w:szCs w:val="24"/>
+          <w:lang w:val="en-US"/>
         </w:rPr>
       </w:pPr>
       <w:proofErr w:type="spellStart"/>
       <w:r>
         <w:rPr>
-          <w:rFonts w:ascii="Times New Roman" w:eastAsia="Times New Roman" w:hAnsi="Times New Roman" w:cs="Times New Roman"/>
-          <w:sz w:val="24"/>
-          <w:szCs w:val="24"/>
-          <w:lang w:eastAsia="es-EC"/>
-        </w:rPr>
-        <w:t>companies</w:t>
+          <w:rFonts w:ascii="Times New Roman" w:hAnsi="Times New Roman" w:cs="Times New Roman"/>
+          <w:b/>
+          <w:sz w:val="24"/>
+          <w:szCs w:val="24"/>
+          <w:lang w:val="en-US"/>
+        </w:rPr>
+        <w:t>Crear</w:t>
       </w:r>
       <w:proofErr w:type="spellEnd"/>
       <w:r>
         <w:rPr>
-          <w:rFonts w:ascii="Times New Roman" w:eastAsia="Times New Roman" w:hAnsi="Times New Roman" w:cs="Times New Roman"/>
-          <w:sz w:val="24"/>
-          <w:szCs w:val="24"/>
-          <w:lang w:eastAsia="es-EC"/>
+          <w:rFonts w:ascii="Times New Roman" w:hAnsi="Times New Roman" w:cs="Times New Roman"/>
+          <w:b/>
+          <w:sz w:val="24"/>
+          <w:szCs w:val="24"/>
+          <w:lang w:val="en-US"/>
         </w:rPr>
         <w:t xml:space="preserve"> </w:t>
       </w:r>
-    </w:p>
-    <w:p>
-      <w:pPr>
-        <w:numPr>
-          <w:ilvl w:val="0"/>
-          <w:numId w:val="3"/>
-        </w:numPr>
-        <w:spacing w:before="100" w:beforeAutospacing="1" w:after="100" w:afterAutospacing="1" w:line="240" w:lineRule="auto"/>
-        <w:rPr>
-          <w:rFonts w:ascii="Times New Roman" w:eastAsia="Times New Roman" w:hAnsi="Times New Roman" w:cs="Times New Roman"/>
-          <w:sz w:val="24"/>
-          <w:szCs w:val="24"/>
-          <w:lang w:eastAsia="es-EC"/>
-        </w:rPr>
-      </w:pPr>
       <w:proofErr w:type="spellStart"/>
       <w:r>
         <w:rPr>
-          <w:rFonts w:ascii="Times New Roman" w:eastAsia="Times New Roman" w:hAnsi="Times New Roman" w:cs="Times New Roman"/>
-          <w:sz w:val="24"/>
-          <w:szCs w:val="24"/>
-          <w:lang w:eastAsia="es-EC"/>
-        </w:rPr>
-        <w:t>agreements</w:t>
+          <w:rFonts w:ascii="Times New Roman" w:hAnsi="Times New Roman" w:cs="Times New Roman"/>
+          <w:b/>
+          <w:sz w:val="24"/>
+          <w:szCs w:val="24"/>
+          <w:lang w:val="en-US"/>
+        </w:rPr>
+        <w:t>versiones</w:t>
       </w:r>
       <w:proofErr w:type="spellEnd"/>
       <w:r>
         <w:rPr>
-          <w:rFonts w:ascii="Times New Roman" w:eastAsia="Times New Roman" w:hAnsi="Times New Roman" w:cs="Times New Roman"/>
-          <w:sz w:val="24"/>
-          <w:szCs w:val="24"/>
-          <w:lang w:eastAsia="es-EC"/>
+          <w:rFonts w:ascii="Times New Roman" w:hAnsi="Times New Roman" w:cs="Times New Roman"/>
+          <w:b/>
+          <w:sz w:val="24"/>
+          <w:szCs w:val="24"/>
+          <w:lang w:val="en-US"/>
+        </w:rPr>
+        <w:t xml:space="preserve">: </w:t>
+      </w:r>
+    </w:p>
+    <w:p>
+      <w:pPr>
+        <w:jc w:val="both"/>
+        <w:rPr>
+          <w:rFonts w:ascii="Times New Roman" w:hAnsi="Times New Roman" w:cs="Times New Roman"/>
+          <w:b/>
+          <w:sz w:val="24"/>
+          <w:szCs w:val="24"/>
+          <w:lang w:val="en-US"/>
+        </w:rPr>
+      </w:pPr>
+      <w:r>
+        <w:rPr>
+          <w:rFonts w:ascii="Times New Roman" w:hAnsi="Times New Roman" w:cs="Times New Roman"/>
+          <w:b/>
+          <w:sz w:val="24"/>
+          <w:szCs w:val="24"/>
+          <w:lang w:val="en-US"/>
+        </w:rPr>
+        <w:t xml:space="preserve">v1 → users </w:t>
+      </w:r>
+    </w:p>
+    <w:p>
+      <w:pPr>
+        <w:jc w:val="both"/>
+        <w:rPr>
+          <w:rFonts w:ascii="Times New Roman" w:hAnsi="Times New Roman" w:cs="Times New Roman"/>
+          <w:b/>
+          <w:sz w:val="24"/>
+          <w:szCs w:val="24"/>
+          <w:lang w:val="en-US"/>
+        </w:rPr>
+      </w:pPr>
+      <w:r>
+        <w:rPr>
+          <w:rFonts w:ascii="Times New Roman" w:hAnsi="Times New Roman" w:cs="Times New Roman"/>
+          <w:b/>
+          <w:sz w:val="24"/>
+          <w:szCs w:val="24"/>
+          <w:lang w:val="en-US"/>
+        </w:rPr>
+        <w:t xml:space="preserve">v2 → restaurants </w:t>
+      </w:r>
+    </w:p>
+    <w:p>
+      <w:pPr>
+        <w:jc w:val="both"/>
+        <w:rPr>
+          <w:rFonts w:ascii="Times New Roman" w:hAnsi="Times New Roman" w:cs="Times New Roman"/>
+          <w:b/>
+          <w:sz w:val="24"/>
+          <w:szCs w:val="24"/>
+          <w:lang w:val="en-US"/>
+        </w:rPr>
+      </w:pPr>
+      <w:r>
+        <w:rPr>
+          <w:rFonts w:ascii="Times New Roman" w:hAnsi="Times New Roman" w:cs="Times New Roman"/>
+          <w:b/>
+          <w:sz w:val="24"/>
+          <w:szCs w:val="24"/>
+          <w:lang w:val="en-US"/>
+        </w:rPr>
+        <w:t xml:space="preserve">v3 → companies + invitations + agreements </w:t>
+      </w:r>
+    </w:p>
+    <w:p>
+      <w:pPr>
+        <w:jc w:val="both"/>
+        <w:rPr>
+          <w:rFonts w:ascii="Times New Roman" w:hAnsi="Times New Roman" w:cs="Times New Roman"/>
+          <w:b/>
+          <w:sz w:val="24"/>
+          <w:szCs w:val="24"/>
+          <w:lang w:val="en-US"/>
+        </w:rPr>
+      </w:pPr>
+      <w:r>
+        <w:rPr>
+          <w:rFonts w:ascii="Times New Roman" w:hAnsi="Times New Roman" w:cs="Times New Roman"/>
+          <w:b/>
+          <w:sz w:val="24"/>
+          <w:szCs w:val="24"/>
+          <w:lang w:val="en-US"/>
+        </w:rPr>
+        <w:t xml:space="preserve">v4 → employees + </w:t>
+      </w:r>
+      <w:proofErr w:type="spellStart"/>
+      <w:r>
+        <w:rPr>
+          <w:rFonts w:ascii="Times New Roman" w:hAnsi="Times New Roman" w:cs="Times New Roman"/>
+          <w:b/>
+          <w:sz w:val="24"/>
+          <w:szCs w:val="24"/>
+          <w:lang w:val="en-US"/>
+        </w:rPr>
+        <w:t>meal_logs</w:t>
+      </w:r>
+      <w:proofErr w:type="spellEnd"/>
+      <w:r>
+        <w:rPr>
+          <w:rFonts w:ascii="Times New Roman" w:hAnsi="Times New Roman" w:cs="Times New Roman"/>
+          <w:b/>
+          <w:sz w:val="24"/>
+          <w:szCs w:val="24"/>
+          <w:lang w:val="en-US"/>
         </w:rPr>
         <w:t xml:space="preserve"> </w:t>
       </w:r>
     </w:p>
     <w:p>
       <w:pPr>
-        <w:numPr>
-          <w:ilvl w:val="0"/>
-          <w:numId w:val="3"/>
-        </w:numPr>
-        <w:spacing w:before="100" w:beforeAutospacing="1" w:after="100" w:afterAutospacing="1" w:line="240" w:lineRule="auto"/>
-        <w:rPr>
-          <w:rFonts w:ascii="Times New Roman" w:eastAsia="Times New Roman" w:hAnsi="Times New Roman" w:cs="Times New Roman"/>
-          <w:sz w:val="24"/>
-          <w:szCs w:val="24"/>
-          <w:lang w:eastAsia="es-EC"/>
+        <w:jc w:val="both"/>
+        <w:rPr>
+          <w:rFonts w:ascii="Times New Roman" w:hAnsi="Times New Roman" w:cs="Times New Roman"/>
+          <w:b/>
+          <w:sz w:val="24"/>
+          <w:szCs w:val="24"/>
+          <w:lang w:val="en-US"/>
         </w:rPr>
       </w:pPr>
       <w:proofErr w:type="spellStart"/>
       <w:r>
         <w:rPr>
-          <w:rFonts w:ascii="Times New Roman" w:eastAsia="Times New Roman" w:hAnsi="Times New Roman" w:cs="Times New Roman"/>
-          <w:sz w:val="24"/>
-          <w:szCs w:val="24"/>
-          <w:lang w:eastAsia="es-EC"/>
-        </w:rPr>
-        <w:t>employees</w:t>
+          <w:rFonts w:ascii="Times New Roman" w:hAnsi="Times New Roman" w:cs="Times New Roman"/>
+          <w:b/>
+          <w:sz w:val="24"/>
+          <w:szCs w:val="24"/>
+          <w:lang w:val="en-US"/>
+        </w:rPr>
+        <w:t>Ejecutar</w:t>
       </w:r>
       <w:proofErr w:type="spellEnd"/>
       <w:r>
         <w:rPr>
-          <w:rFonts w:ascii="Times New Roman" w:eastAsia="Times New Roman" w:hAnsi="Times New Roman" w:cs="Times New Roman"/>
-          <w:sz w:val="24"/>
-          <w:szCs w:val="24"/>
-          <w:lang w:eastAsia="es-EC"/>
+          <w:rFonts w:ascii="Times New Roman" w:hAnsi="Times New Roman" w:cs="Times New Roman"/>
+          <w:b/>
+          <w:sz w:val="24"/>
+          <w:szCs w:val="24"/>
+          <w:lang w:val="en-US"/>
+        </w:rPr>
+        <w:t xml:space="preserve"> migrations en </w:t>
+      </w:r>
+      <w:proofErr w:type="spellStart"/>
+      <w:r>
+        <w:rPr>
+          <w:rFonts w:ascii="Times New Roman" w:hAnsi="Times New Roman" w:cs="Times New Roman"/>
+          <w:b/>
+          <w:sz w:val="24"/>
+          <w:szCs w:val="24"/>
+          <w:lang w:val="en-US"/>
+        </w:rPr>
+        <w:t>PostgreSQL</w:t>
+      </w:r>
+      <w:proofErr w:type="spellEnd"/>
+      <w:r>
+        <w:rPr>
+          <w:rFonts w:ascii="Times New Roman" w:hAnsi="Times New Roman" w:cs="Times New Roman"/>
+          <w:b/>
+          <w:sz w:val="24"/>
+          <w:szCs w:val="24"/>
+          <w:lang w:val="en-US"/>
         </w:rPr>
         <w:t xml:space="preserve"> </w:t>
       </w:r>
     </w:p>
     <w:p>
       <w:pPr>
-        <w:numPr>
-          <w:ilvl w:val="0"/>
-          <w:numId w:val="3"/>
-        </w:numPr>
-        <w:spacing w:before="100" w:beforeAutospacing="1" w:after="100" w:afterAutospacing="1" w:line="240" w:lineRule="auto"/>
-        <w:rPr>
-          <w:rFonts w:ascii="Times New Roman" w:eastAsia="Times New Roman" w:hAnsi="Times New Roman" w:cs="Times New Roman"/>
-          <w:sz w:val="24"/>
-          <w:szCs w:val="24"/>
-          <w:lang w:eastAsia="es-EC"/>
+        <w:jc w:val="both"/>
+        <w:rPr>
+          <w:rFonts w:ascii="Times New Roman" w:hAnsi="Times New Roman" w:cs="Times New Roman"/>
+          <w:b/>
+          <w:sz w:val="24"/>
+          <w:szCs w:val="24"/>
+        </w:rPr>
+      </w:pPr>
+      <w:r>
+        <w:rPr>
+          <w:rFonts w:ascii="Times New Roman" w:hAnsi="Times New Roman" w:cs="Times New Roman"/>
+          <w:b/>
+          <w:sz w:val="24"/>
+          <w:szCs w:val="24"/>
+        </w:rPr>
+        <w:t>Objetivo de la fase 1</w:t>
+      </w:r>
+    </w:p>
+    <w:p>
+      <w:pPr>
+        <w:jc w:val="both"/>
+        <w:rPr>
+          <w:rFonts w:ascii="Times New Roman" w:hAnsi="Times New Roman" w:cs="Times New Roman"/>
+          <w:b/>
+          <w:sz w:val="24"/>
+          <w:szCs w:val="24"/>
+        </w:rPr>
+      </w:pPr>
+      <w:r>
+        <w:rPr>
+          <w:rFonts w:ascii="Times New Roman" w:hAnsi="Times New Roman" w:cs="Times New Roman"/>
+          <w:b/>
+          <w:sz w:val="24"/>
+          <w:szCs w:val="24"/>
+        </w:rPr>
+        <w:t>Dejar listo:</w:t>
+      </w:r>
+    </w:p>
+    <w:p>
+      <w:pPr>
+        <w:jc w:val="both"/>
+        <w:rPr>
+          <w:rFonts w:ascii="Times New Roman" w:hAnsi="Times New Roman" w:cs="Times New Roman"/>
+          <w:b/>
+          <w:sz w:val="24"/>
+          <w:szCs w:val="24"/>
         </w:rPr>
       </w:pPr>
       <w:proofErr w:type="spellStart"/>
       <w:r>
         <w:rPr>
-          <w:rFonts w:ascii="Times New Roman" w:eastAsia="Times New Roman" w:hAnsi="Times New Roman" w:cs="Times New Roman"/>
-          <w:sz w:val="24"/>
-          <w:szCs w:val="24"/>
-          <w:lang w:eastAsia="es-EC"/>
-        </w:rPr>
-        <w:t>meal_logs</w:t>
+          <w:rFonts w:ascii="Times New Roman" w:hAnsi="Times New Roman" w:cs="Times New Roman"/>
+          <w:b/>
+          <w:sz w:val="24"/>
+          <w:szCs w:val="24"/>
+        </w:rPr>
+        <w:t>Login</w:t>
       </w:r>
       <w:proofErr w:type="spellEnd"/>
       <w:r>
         <w:rPr>
-          <w:rFonts w:ascii="Times New Roman" w:eastAsia="Times New Roman" w:hAnsi="Times New Roman" w:cs="Times New Roman"/>
-          <w:sz w:val="24"/>
-          <w:szCs w:val="24"/>
-          <w:lang w:eastAsia="es-EC"/>
-        </w:rPr>
-        <w:t xml:space="preserve"> </w:t>
-      </w:r>
-    </w:p>
-    <w:p>
-      <w:pPr>
-        <w:spacing w:after="0" w:line="240" w:lineRule="auto"/>
-        <w:rPr>
-          <w:rFonts w:ascii="Times New Roman" w:eastAsia="Times New Roman" w:hAnsi="Times New Roman" w:cs="Times New Roman"/>
-          <w:sz w:val="24"/>
-          <w:szCs w:val="24"/>
-          <w:lang w:eastAsia="es-EC"/>
-        </w:rPr>
-      </w:pPr>
-    </w:p>
-    <w:p>
-      <w:pPr>
-        <w:spacing w:before="100" w:beforeAutospacing="1" w:after="100" w:afterAutospacing="1" w:line="240" w:lineRule="auto"/>
-        <w:outlineLvl w:val="3"/>
-        <w:rPr>
-          <w:rFonts w:ascii="Times New Roman" w:eastAsia="Times New Roman" w:hAnsi="Times New Roman" w:cs="Times New Roman"/>
-          <w:b/>
-          <w:bCs/>
-          <w:sz w:val="24"/>
-          <w:szCs w:val="24"/>
-          <w:lang w:eastAsia="es-EC"/>
-        </w:rPr>
-      </w:pPr>
-      <w:r>
-        <w:rPr>
-          <w:rFonts w:ascii="Times New Roman" w:eastAsia="Times New Roman" w:hAnsi="Times New Roman" w:cs="Times New Roman"/>
-          <w:b/>
-          <w:bCs/>
-          <w:sz w:val="24"/>
-          <w:szCs w:val="24"/>
-          <w:lang w:eastAsia="es-EC"/>
-        </w:rPr>
-        <w:t xml:space="preserve">4. </w:t>
-      </w:r>
-      <w:r>
-        <w:rPr>
-          <w:rFonts w:ascii="Times New Roman" w:eastAsia="Times New Roman" w:hAnsi="Times New Roman" w:cs="Times New Roman"/>
-          <w:b/>
-          <w:bCs/>
-          <w:sz w:val="24"/>
-          <w:szCs w:val="24"/>
-          <w:lang w:eastAsia="es-EC"/>
-        </w:rPr>
-        <w:t>Relaciones</w:t>
-      </w:r>
-    </w:p>
-    <w:p>
-      <w:pPr>
-        <w:numPr>
-          <w:ilvl w:val="0"/>
-          <w:numId w:val="4"/>
-        </w:numPr>
-        <w:spacing w:before="100" w:beforeAutospacing="1" w:after="100" w:afterAutospacing="1" w:line="240" w:lineRule="auto"/>
-        <w:rPr>
-          <w:rFonts w:ascii="Times New Roman" w:eastAsia="Times New Roman" w:hAnsi="Times New Roman" w:cs="Times New Roman"/>
-          <w:sz w:val="24"/>
-          <w:szCs w:val="24"/>
-          <w:lang w:eastAsia="es-EC"/>
-        </w:rPr>
-      </w:pPr>
-      <w:r>
-        <w:rPr>
-          <w:rFonts w:ascii="Times New Roman" w:eastAsia="Times New Roman" w:hAnsi="Times New Roman" w:cs="Times New Roman"/>
-          <w:sz w:val="24"/>
-          <w:szCs w:val="24"/>
-          <w:lang w:eastAsia="es-EC"/>
-        </w:rPr>
-        <w:t xml:space="preserve">restaurant → pertenece a </w:t>
-      </w:r>
-      <w:proofErr w:type="spellStart"/>
-      <w:r>
-        <w:rPr>
-          <w:rFonts w:ascii="Times New Roman" w:eastAsia="Times New Roman" w:hAnsi="Times New Roman" w:cs="Times New Roman"/>
-          <w:sz w:val="24"/>
-          <w:szCs w:val="24"/>
-          <w:lang w:eastAsia="es-EC"/>
-        </w:rPr>
-        <w:t>user</w:t>
-      </w:r>
-      <w:proofErr w:type="spellEnd"/>
-      <w:r>
-        <w:rPr>
-          <w:rFonts w:ascii="Times New Roman" w:eastAsia="Times New Roman" w:hAnsi="Times New Roman" w:cs="Times New Roman"/>
-          <w:sz w:val="24"/>
-          <w:szCs w:val="24"/>
-          <w:lang w:eastAsia="es-EC"/>
-        </w:rPr>
-        <w:t xml:space="preserve"> </w:t>
-      </w:r>
-    </w:p>
-    <w:p>
-      <w:pPr>
-        <w:numPr>
-          <w:ilvl w:val="0"/>
-          <w:numId w:val="4"/>
-        </w:numPr>
-        <w:spacing w:before="100" w:beforeAutospacing="1" w:after="100" w:afterAutospacing="1" w:line="240" w:lineRule="auto"/>
-        <w:rPr>
-          <w:rFonts w:ascii="Times New Roman" w:eastAsia="Times New Roman" w:hAnsi="Times New Roman" w:cs="Times New Roman"/>
-          <w:sz w:val="24"/>
-          <w:szCs w:val="24"/>
-          <w:lang w:eastAsia="es-EC"/>
-        </w:rPr>
-      </w:pPr>
-      <w:proofErr w:type="spellStart"/>
-      <w:r>
-        <w:rPr>
-          <w:rFonts w:ascii="Times New Roman" w:eastAsia="Times New Roman" w:hAnsi="Times New Roman" w:cs="Times New Roman"/>
-          <w:sz w:val="24"/>
-          <w:szCs w:val="24"/>
-          <w:lang w:eastAsia="es-EC"/>
-        </w:rPr>
-        <w:t>company</w:t>
-      </w:r>
-      <w:proofErr w:type="spellEnd"/>
-      <w:r>
-        <w:rPr>
-          <w:rFonts w:ascii="Times New Roman" w:eastAsia="Times New Roman" w:hAnsi="Times New Roman" w:cs="Times New Roman"/>
-          <w:sz w:val="24"/>
-          <w:szCs w:val="24"/>
-          <w:lang w:eastAsia="es-EC"/>
-        </w:rPr>
-        <w:t xml:space="preserve"> → pertenece a restaurant </w:t>
-      </w:r>
-    </w:p>
-    <w:p>
-      <w:pPr>
-        <w:numPr>
-          <w:ilvl w:val="0"/>
-          <w:numId w:val="4"/>
-        </w:numPr>
-        <w:spacing w:before="100" w:beforeAutospacing="1" w:after="100" w:afterAutospacing="1" w:line="240" w:lineRule="auto"/>
-        <w:rPr>
-          <w:rFonts w:ascii="Times New Roman" w:eastAsia="Times New Roman" w:hAnsi="Times New Roman" w:cs="Times New Roman"/>
-          <w:sz w:val="24"/>
-          <w:szCs w:val="24"/>
-          <w:lang w:eastAsia="es-EC"/>
-        </w:rPr>
-      </w:pPr>
-      <w:proofErr w:type="spellStart"/>
-      <w:r>
-        <w:rPr>
-          <w:rFonts w:ascii="Times New Roman" w:eastAsia="Times New Roman" w:hAnsi="Times New Roman" w:cs="Times New Roman"/>
-          <w:sz w:val="24"/>
-          <w:szCs w:val="24"/>
-          <w:lang w:eastAsia="es-EC"/>
-        </w:rPr>
-        <w:t>employee</w:t>
-      </w:r>
-      <w:proofErr w:type="spellEnd"/>
-      <w:r>
-        <w:rPr>
-          <w:rFonts w:ascii="Times New Roman" w:eastAsia="Times New Roman" w:hAnsi="Times New Roman" w:cs="Times New Roman"/>
-          <w:sz w:val="24"/>
-          <w:szCs w:val="24"/>
-          <w:lang w:eastAsia="es-EC"/>
-        </w:rPr>
-        <w:t xml:space="preserve"> → pertenece a </w:t>
-      </w:r>
-      <w:proofErr w:type="spellStart"/>
-      <w:r>
-        <w:rPr>
-          <w:rFonts w:ascii="Times New Roman" w:eastAsia="Times New Roman" w:hAnsi="Times New Roman" w:cs="Times New Roman"/>
-          <w:sz w:val="24"/>
-          <w:szCs w:val="24"/>
-          <w:lang w:eastAsia="es-EC"/>
-        </w:rPr>
-        <w:t>company</w:t>
-      </w:r>
-      <w:proofErr w:type="spellEnd"/>
-      <w:r>
-        <w:rPr>
-          <w:rFonts w:ascii="Times New Roman" w:eastAsia="Times New Roman" w:hAnsi="Times New Roman" w:cs="Times New Roman"/>
-          <w:sz w:val="24"/>
-          <w:szCs w:val="24"/>
-          <w:lang w:eastAsia="es-EC"/>
-        </w:rPr>
-        <w:t xml:space="preserve"> </w:t>
-      </w:r>
-    </w:p>
-    <w:p>
-      <w:pPr>
-        <w:numPr>
-          <w:ilvl w:val="0"/>
-          <w:numId w:val="4"/>
-        </w:numPr>
-        <w:spacing w:before="100" w:beforeAutospacing="1" w:after="100" w:afterAutospacing="1" w:line="240" w:lineRule="auto"/>
-        <w:rPr>
-          <w:rFonts w:ascii="Times New Roman" w:eastAsia="Times New Roman" w:hAnsi="Times New Roman" w:cs="Times New Roman"/>
-          <w:sz w:val="24"/>
-          <w:szCs w:val="24"/>
-          <w:lang w:eastAsia="es-EC"/>
-        </w:rPr>
-      </w:pPr>
-      <w:proofErr w:type="spellStart"/>
-      <w:r>
-        <w:rPr>
-          <w:rFonts w:ascii="Times New Roman" w:eastAsia="Times New Roman" w:hAnsi="Times New Roman" w:cs="Times New Roman"/>
-          <w:sz w:val="24"/>
-          <w:szCs w:val="24"/>
-          <w:lang w:eastAsia="es-EC"/>
-        </w:rPr>
-        <w:t>agreement</w:t>
-      </w:r>
-      <w:proofErr w:type="spellEnd"/>
-      <w:r>
-        <w:rPr>
-          <w:rFonts w:ascii="Times New Roman" w:eastAsia="Times New Roman" w:hAnsi="Times New Roman" w:cs="Times New Roman"/>
-          <w:sz w:val="24"/>
-          <w:szCs w:val="24"/>
-          <w:lang w:eastAsia="es-EC"/>
-        </w:rPr>
-        <w:t xml:space="preserve"> → conecta </w:t>
-      </w:r>
-      <w:proofErr w:type="spellStart"/>
-      <w:r>
-        <w:rPr>
-          <w:rFonts w:ascii="Times New Roman" w:eastAsia="Times New Roman" w:hAnsi="Times New Roman" w:cs="Times New Roman"/>
-          <w:sz w:val="24"/>
-          <w:szCs w:val="24"/>
-          <w:lang w:eastAsia="es-EC"/>
-        </w:rPr>
-        <w:t>company</w:t>
-      </w:r>
-      <w:proofErr w:type="spellEnd"/>
-      <w:r>
-        <w:rPr>
-          <w:rFonts w:ascii="Times New Roman" w:eastAsia="Times New Roman" w:hAnsi="Times New Roman" w:cs="Times New Roman"/>
-          <w:sz w:val="24"/>
-          <w:szCs w:val="24"/>
-          <w:lang w:eastAsia="es-EC"/>
-        </w:rPr>
-        <w:t xml:space="preserve"> + restaurant </w:t>
-      </w:r>
-    </w:p>
-    <w:p>
-      <w:pPr>
-        <w:numPr>
-          <w:ilvl w:val="0"/>
-          <w:numId w:val="4"/>
-        </w:numPr>
-        <w:spacing w:before="100" w:beforeAutospacing="1" w:after="100" w:afterAutospacing="1" w:line="240" w:lineRule="auto"/>
-        <w:rPr>
-          <w:rFonts w:ascii="Times New Roman" w:eastAsia="Times New Roman" w:hAnsi="Times New Roman" w:cs="Times New Roman"/>
-          <w:sz w:val="24"/>
-          <w:szCs w:val="24"/>
-          <w:lang w:eastAsia="es-EC"/>
-        </w:rPr>
-      </w:pPr>
-      <w:proofErr w:type="spellStart"/>
-      <w:r>
-        <w:rPr>
-          <w:rFonts w:ascii="Times New Roman" w:eastAsia="Times New Roman" w:hAnsi="Times New Roman" w:cs="Times New Roman"/>
-          <w:sz w:val="24"/>
-          <w:szCs w:val="24"/>
-          <w:lang w:eastAsia="es-EC"/>
-        </w:rPr>
-        <w:t>meal_log</w:t>
-      </w:r>
-      <w:proofErr w:type="spellEnd"/>
-      <w:r>
-        <w:rPr>
-          <w:rFonts w:ascii="Times New Roman" w:eastAsia="Times New Roman" w:hAnsi="Times New Roman" w:cs="Times New Roman"/>
-          <w:sz w:val="24"/>
-          <w:szCs w:val="24"/>
-          <w:lang w:eastAsia="es-EC"/>
-        </w:rPr>
-        <w:t xml:space="preserve"> → conecta </w:t>
-      </w:r>
-      <w:proofErr w:type="spellStart"/>
-      <w:r>
-        <w:rPr>
-          <w:rFonts w:ascii="Times New Roman" w:eastAsia="Times New Roman" w:hAnsi="Times New Roman" w:cs="Times New Roman"/>
-          <w:sz w:val="24"/>
-          <w:szCs w:val="24"/>
-          <w:lang w:eastAsia="es-EC"/>
-        </w:rPr>
-        <w:t>employee</w:t>
-      </w:r>
-      <w:proofErr w:type="spellEnd"/>
-      <w:r>
-        <w:rPr>
-          <w:rFonts w:ascii="Times New Roman" w:eastAsia="Times New Roman" w:hAnsi="Times New Roman" w:cs="Times New Roman"/>
-          <w:sz w:val="24"/>
-          <w:szCs w:val="24"/>
-          <w:lang w:eastAsia="es-EC"/>
-        </w:rPr>
-        <w:t xml:space="preserve"> + </w:t>
-      </w:r>
-      <w:proofErr w:type="spellStart"/>
-      <w:r>
-        <w:rPr>
-          <w:rFonts w:ascii="Times New Roman" w:eastAsia="Times New Roman" w:hAnsi="Times New Roman" w:cs="Times New Roman"/>
-          <w:sz w:val="24"/>
-          <w:szCs w:val="24"/>
-          <w:lang w:eastAsia="es-EC"/>
-        </w:rPr>
-        <w:t>agreement</w:t>
-      </w:r>
-      <w:proofErr w:type="spellEnd"/>
-      <w:r>
-        <w:rPr>
-          <w:rFonts w:ascii="Times New Roman" w:eastAsia="Times New Roman" w:hAnsi="Times New Roman" w:cs="Times New Roman"/>
-          <w:sz w:val="24"/>
-          <w:szCs w:val="24"/>
-          <w:lang w:eastAsia="es-EC"/>
-        </w:rPr>
-        <w:t xml:space="preserve"> </w:t>
-      </w:r>
-    </w:p>
-    <w:p>
-      <w:pPr>
-        <w:spacing w:after="0" w:line="240" w:lineRule="auto"/>
-        <w:rPr>
-          <w:rFonts w:ascii="Times New Roman" w:eastAsia="Times New Roman" w:hAnsi="Times New Roman" w:cs="Times New Roman"/>
-          <w:sz w:val="24"/>
-          <w:szCs w:val="24"/>
-          <w:lang w:eastAsia="es-EC"/>
-        </w:rPr>
-      </w:pPr>
-    </w:p>
-    <w:p>
-      <w:pPr>
-        <w:spacing w:before="100" w:beforeAutospacing="1" w:after="100" w:afterAutospacing="1" w:line="240" w:lineRule="auto"/>
-        <w:outlineLvl w:val="3"/>
-        <w:rPr>
-          <w:rFonts w:ascii="Times New Roman" w:eastAsia="Times New Roman" w:hAnsi="Times New Roman" w:cs="Times New Roman"/>
-          <w:b/>
-          <w:bCs/>
-          <w:sz w:val="24"/>
-          <w:szCs w:val="24"/>
-          <w:lang w:eastAsia="es-EC"/>
-        </w:rPr>
-      </w:pPr>
-      <w:r>
-        <w:rPr>
-          <w:rFonts w:ascii="Times New Roman" w:eastAsia="Times New Roman" w:hAnsi="Times New Roman" w:cs="Times New Roman"/>
-          <w:b/>
-          <w:bCs/>
-          <w:sz w:val="24"/>
-          <w:szCs w:val="24"/>
-          <w:lang w:eastAsia="es-EC"/>
-        </w:rPr>
-        <w:t xml:space="preserve">5. </w:t>
-      </w:r>
-      <w:proofErr w:type="spellStart"/>
-      <w:r>
-        <w:rPr>
-          <w:rFonts w:ascii="Times New Roman" w:eastAsia="Times New Roman" w:hAnsi="Times New Roman" w:cs="Times New Roman"/>
-          <w:b/>
-          <w:bCs/>
-          <w:sz w:val="24"/>
-          <w:szCs w:val="24"/>
-          <w:lang w:eastAsia="es-EC"/>
-        </w:rPr>
-        <w:t>Migrations</w:t>
-      </w:r>
-      <w:proofErr w:type="spellEnd"/>
-      <w:r>
-        <w:rPr>
-          <w:rFonts w:ascii="Times New Roman" w:eastAsia="Times New Roman" w:hAnsi="Times New Roman" w:cs="Times New Roman"/>
-          <w:b/>
-          <w:bCs/>
-          <w:sz w:val="24"/>
-          <w:szCs w:val="24"/>
-          <w:lang w:eastAsia="es-EC"/>
-        </w:rPr>
-        <w:t xml:space="preserve"> (</w:t>
-      </w:r>
-      <w:proofErr w:type="spellStart"/>
-      <w:r>
-        <w:rPr>
-          <w:rFonts w:ascii="Times New Roman" w:eastAsia="Times New Roman" w:hAnsi="Times New Roman" w:cs="Times New Roman"/>
-          <w:b/>
-          <w:bCs/>
-          <w:sz w:val="24"/>
-          <w:szCs w:val="24"/>
-          <w:lang w:eastAsia="es-EC"/>
-        </w:rPr>
-        <w:t>Alembic</w:t>
-      </w:r>
-      <w:proofErr w:type="spellEnd"/>
-      <w:r>
-        <w:rPr>
-          <w:rFonts w:ascii="Times New Roman" w:eastAsia="Times New Roman" w:hAnsi="Times New Roman" w:cs="Times New Roman"/>
-          <w:b/>
-          <w:bCs/>
-          <w:sz w:val="24"/>
-          <w:szCs w:val="24"/>
-          <w:lang w:eastAsia="es-EC"/>
-        </w:rPr>
-        <w:t>)</w:t>
-      </w:r>
-    </w:p>
-    <w:p>
-      <w:pPr>
-        <w:numPr>
-          <w:ilvl w:val="0"/>
-          <w:numId w:val="5"/>
-        </w:numPr>
-        <w:spacing w:before="100" w:beforeAutospacing="1" w:after="100" w:afterAutospacing="1" w:line="240" w:lineRule="auto"/>
-        <w:rPr>
-          <w:rFonts w:ascii="Times New Roman" w:eastAsia="Times New Roman" w:hAnsi="Times New Roman" w:cs="Times New Roman"/>
-          <w:sz w:val="24"/>
-          <w:szCs w:val="24"/>
-          <w:lang w:eastAsia="es-EC"/>
-        </w:rPr>
-      </w:pPr>
-      <w:r>
-        <w:rPr>
-          <w:rFonts w:ascii="Times New Roman" w:eastAsia="Times New Roman" w:hAnsi="Times New Roman" w:cs="Times New Roman"/>
-          <w:sz w:val="24"/>
-          <w:szCs w:val="24"/>
-          <w:lang w:eastAsia="es-EC"/>
-        </w:rPr>
-        <w:t xml:space="preserve">Crear versiones: </w:t>
-      </w:r>
-    </w:p>
-    <w:p>
-      <w:pPr>
-        <w:numPr>
-          <w:ilvl w:val="1"/>
-          <w:numId w:val="5"/>
-        </w:numPr>
-        <w:spacing w:before="100" w:beforeAutospacing="1" w:after="100" w:afterAutospacing="1" w:line="240" w:lineRule="auto"/>
-        <w:rPr>
-          <w:rFonts w:ascii="Times New Roman" w:eastAsia="Times New Roman" w:hAnsi="Times New Roman" w:cs="Times New Roman"/>
-          <w:sz w:val="24"/>
-          <w:szCs w:val="24"/>
-          <w:lang w:eastAsia="es-EC"/>
-        </w:rPr>
-      </w:pPr>
-      <w:r>
-        <w:rPr>
-          <w:rFonts w:ascii="Times New Roman" w:eastAsia="Times New Roman" w:hAnsi="Times New Roman" w:cs="Times New Roman"/>
-          <w:sz w:val="24"/>
-          <w:szCs w:val="24"/>
-          <w:lang w:eastAsia="es-EC"/>
-        </w:rPr>
-        <w:t xml:space="preserve">v1 → </w:t>
-      </w:r>
-      <w:proofErr w:type="spellStart"/>
-      <w:r>
-        <w:rPr>
-          <w:rFonts w:ascii="Times New Roman" w:eastAsia="Times New Roman" w:hAnsi="Times New Roman" w:cs="Times New Roman"/>
-          <w:sz w:val="24"/>
-          <w:szCs w:val="24"/>
-          <w:lang w:eastAsia="es-EC"/>
-        </w:rPr>
-        <w:t>users</w:t>
-      </w:r>
-      <w:proofErr w:type="spellEnd"/>
-      <w:r>
-        <w:rPr>
-          <w:rFonts w:ascii="Times New Roman" w:eastAsia="Times New Roman" w:hAnsi="Times New Roman" w:cs="Times New Roman"/>
-          <w:sz w:val="24"/>
-          <w:szCs w:val="24"/>
-          <w:lang w:eastAsia="es-EC"/>
-        </w:rPr>
-        <w:t xml:space="preserve"> </w:t>
-      </w:r>
-    </w:p>
-    <w:p>
-      <w:pPr>
-        <w:numPr>
-          <w:ilvl w:val="1"/>
-          <w:numId w:val="5"/>
-        </w:numPr>
-        <w:spacing w:before="100" w:beforeAutospacing="1" w:after="100" w:afterAutospacing="1" w:line="240" w:lineRule="auto"/>
-        <w:rPr>
-          <w:rFonts w:ascii="Times New Roman" w:eastAsia="Times New Roman" w:hAnsi="Times New Roman" w:cs="Times New Roman"/>
-          <w:sz w:val="24"/>
-          <w:szCs w:val="24"/>
-          <w:lang w:eastAsia="es-EC"/>
-        </w:rPr>
-      </w:pPr>
-      <w:r>
-        <w:rPr>
-          <w:rFonts w:ascii="Times New Roman" w:eastAsia="Times New Roman" w:hAnsi="Times New Roman" w:cs="Times New Roman"/>
-          <w:sz w:val="24"/>
-          <w:szCs w:val="24"/>
-          <w:lang w:eastAsia="es-EC"/>
-        </w:rPr>
-        <w:t xml:space="preserve">v2 → restaurants </w:t>
-      </w:r>
-    </w:p>
-    <w:p>
-      <w:pPr>
-        <w:numPr>
-          <w:ilvl w:val="1"/>
-          <w:numId w:val="5"/>
-        </w:numPr>
-        <w:spacing w:before="100" w:beforeAutospacing="1" w:after="100" w:afterAutospacing="1" w:line="240" w:lineRule="auto"/>
-        <w:rPr>
-          <w:rFonts w:ascii="Times New Roman" w:eastAsia="Times New Roman" w:hAnsi="Times New Roman" w:cs="Times New Roman"/>
-          <w:sz w:val="24"/>
-          <w:szCs w:val="24"/>
-          <w:lang w:eastAsia="es-EC"/>
-        </w:rPr>
-      </w:pPr>
-      <w:r>
-        <w:rPr>
-          <w:rFonts w:ascii="Times New Roman" w:eastAsia="Times New Roman" w:hAnsi="Times New Roman" w:cs="Times New Roman"/>
-          <w:sz w:val="24"/>
-          <w:szCs w:val="24"/>
-          <w:lang w:eastAsia="es-EC"/>
-        </w:rPr>
-        <w:t xml:space="preserve">v3 → </w:t>
-      </w:r>
-      <w:proofErr w:type="spellStart"/>
-      <w:r>
-        <w:rPr>
-          <w:rFonts w:ascii="Times New Roman" w:eastAsia="Times New Roman" w:hAnsi="Times New Roman" w:cs="Times New Roman"/>
-          <w:sz w:val="24"/>
-          <w:szCs w:val="24"/>
-          <w:lang w:eastAsia="es-EC"/>
-        </w:rPr>
-        <w:t>companies</w:t>
-      </w:r>
-      <w:proofErr w:type="spellEnd"/>
-      <w:r>
-        <w:rPr>
-          <w:rFonts w:ascii="Times New Roman" w:eastAsia="Times New Roman" w:hAnsi="Times New Roman" w:cs="Times New Roman"/>
-          <w:sz w:val="24"/>
-          <w:szCs w:val="24"/>
-          <w:lang w:eastAsia="es-EC"/>
-        </w:rPr>
-        <w:t xml:space="preserve"> + </w:t>
-      </w:r>
-      <w:proofErr w:type="spellStart"/>
-      <w:r>
-        <w:rPr>
-          <w:rFonts w:ascii="Times New Roman" w:eastAsia="Times New Roman" w:hAnsi="Times New Roman" w:cs="Times New Roman"/>
-          <w:sz w:val="24"/>
-          <w:szCs w:val="24"/>
-          <w:lang w:eastAsia="es-EC"/>
-        </w:rPr>
-        <w:t>invitations</w:t>
-      </w:r>
-      <w:proofErr w:type="spellEnd"/>
-      <w:r>
-        <w:rPr>
-          <w:rFonts w:ascii="Times New Roman" w:eastAsia="Times New Roman" w:hAnsi="Times New Roman" w:cs="Times New Roman"/>
-          <w:sz w:val="24"/>
-          <w:szCs w:val="24"/>
-          <w:lang w:eastAsia="es-EC"/>
-        </w:rPr>
-        <w:t xml:space="preserve"> + </w:t>
-      </w:r>
-      <w:proofErr w:type="spellStart"/>
-      <w:r>
-        <w:rPr>
-          <w:rFonts w:ascii="Times New Roman" w:eastAsia="Times New Roman" w:hAnsi="Times New Roman" w:cs="Times New Roman"/>
-          <w:sz w:val="24"/>
-          <w:szCs w:val="24"/>
-          <w:lang w:eastAsia="es-EC"/>
-        </w:rPr>
-        <w:t>agreements</w:t>
-      </w:r>
-      <w:proofErr w:type="spellEnd"/>
-      <w:r>
-        <w:rPr>
-          <w:rFonts w:ascii="Times New Roman" w:eastAsia="Times New Roman" w:hAnsi="Times New Roman" w:cs="Times New Roman"/>
-          <w:sz w:val="24"/>
-          <w:szCs w:val="24"/>
-          <w:lang w:eastAsia="es-EC"/>
-        </w:rPr>
-        <w:t xml:space="preserve"> </w:t>
-      </w:r>
-    </w:p>
-    <w:p>
-      <w:pPr>
-        <w:numPr>
-          <w:ilvl w:val="1"/>
-          <w:numId w:val="5"/>
-        </w:numPr>
-        <w:spacing w:before="100" w:beforeAutospacing="1" w:after="100" w:afterAutospacing="1" w:line="240" w:lineRule="auto"/>
-        <w:rPr>
-          <w:rFonts w:ascii="Times New Roman" w:eastAsia="Times New Roman" w:hAnsi="Times New Roman" w:cs="Times New Roman"/>
-          <w:sz w:val="24"/>
-          <w:szCs w:val="24"/>
-          <w:lang w:eastAsia="es-EC"/>
-        </w:rPr>
-      </w:pPr>
-      <w:r>
-        <w:rPr>
-          <w:rFonts w:ascii="Times New Roman" w:eastAsia="Times New Roman" w:hAnsi="Times New Roman" w:cs="Times New Roman"/>
-          <w:sz w:val="24"/>
-          <w:szCs w:val="24"/>
-          <w:lang w:eastAsia="es-EC"/>
-        </w:rPr>
-        <w:t xml:space="preserve">v4 → </w:t>
-      </w:r>
-      <w:proofErr w:type="spellStart"/>
-      <w:r>
-        <w:rPr>
-          <w:rFonts w:ascii="Times New Roman" w:eastAsia="Times New Roman" w:hAnsi="Times New Roman" w:cs="Times New Roman"/>
-          <w:sz w:val="24"/>
-          <w:szCs w:val="24"/>
-          <w:lang w:eastAsia="es-EC"/>
-        </w:rPr>
-        <w:t>employees</w:t>
-      </w:r>
-      <w:proofErr w:type="spellEnd"/>
-      <w:r>
-        <w:rPr>
-          <w:rFonts w:ascii="Times New Roman" w:eastAsia="Times New Roman" w:hAnsi="Times New Roman" w:cs="Times New Roman"/>
-          <w:sz w:val="24"/>
-          <w:szCs w:val="24"/>
-          <w:lang w:eastAsia="es-EC"/>
-        </w:rPr>
-        <w:t xml:space="preserve"> + </w:t>
-      </w:r>
-      <w:proofErr w:type="spellStart"/>
-      <w:r>
-        <w:rPr>
-          <w:rFonts w:ascii="Times New Roman" w:eastAsia="Times New Roman" w:hAnsi="Times New Roman" w:cs="Times New Roman"/>
-          <w:sz w:val="24"/>
-          <w:szCs w:val="24"/>
-          <w:lang w:eastAsia="es-EC"/>
-        </w:rPr>
-        <w:t>meal_logs</w:t>
-      </w:r>
-      <w:proofErr w:type="spellEnd"/>
-      <w:r>
-        <w:rPr>
-          <w:rFonts w:ascii="Times New Roman" w:eastAsia="Times New Roman" w:hAnsi="Times New Roman" w:cs="Times New Roman"/>
-          <w:sz w:val="24"/>
-          <w:szCs w:val="24"/>
-          <w:lang w:eastAsia="es-EC"/>
-        </w:rPr>
-        <w:t xml:space="preserve"> </w:t>
-      </w:r>
-    </w:p>
-    <w:p>
-      <w:pPr>
-        <w:numPr>
-          <w:ilvl w:val="0"/>
-          <w:numId w:val="5"/>
-        </w:numPr>
-        <w:spacing w:before="100" w:beforeAutospacing="1" w:after="100" w:afterAutospacing="1" w:line="240" w:lineRule="auto"/>
-        <w:rPr>
-          <w:rFonts w:ascii="Times New Roman" w:eastAsia="Times New Roman" w:hAnsi="Times New Roman" w:cs="Times New Roman"/>
-          <w:sz w:val="24"/>
-          <w:szCs w:val="24"/>
-          <w:lang w:eastAsia="es-EC"/>
-        </w:rPr>
-      </w:pPr>
-      <w:r>
-        <w:rPr>
-          <w:rFonts w:ascii="Times New Roman" w:eastAsia="Times New Roman" w:hAnsi="Times New Roman" w:cs="Times New Roman"/>
-          <w:sz w:val="24"/>
-          <w:szCs w:val="24"/>
-          <w:lang w:eastAsia="es-EC"/>
-        </w:rPr>
-        <w:t xml:space="preserve">Ejecutar </w:t>
-      </w:r>
-      <w:proofErr w:type="spellStart"/>
-      <w:r>
-        <w:rPr>
-          <w:rFonts w:ascii="Times New Roman" w:eastAsia="Times New Roman" w:hAnsi="Times New Roman" w:cs="Times New Roman"/>
-          <w:sz w:val="24"/>
-          <w:szCs w:val="24"/>
-          <w:lang w:eastAsia="es-EC"/>
-        </w:rPr>
-        <w:t>migrations</w:t>
-      </w:r>
-      <w:proofErr w:type="spellEnd"/>
-      <w:r>
-        <w:rPr>
-          <w:rFonts w:ascii="Times New Roman" w:eastAsia="Times New Roman" w:hAnsi="Times New Roman" w:cs="Times New Roman"/>
-          <w:sz w:val="24"/>
-          <w:szCs w:val="24"/>
-          <w:lang w:eastAsia="es-EC"/>
-        </w:rPr>
-        <w:t xml:space="preserve"> en </w:t>
-      </w:r>
-      <w:proofErr w:type="spellStart"/>
-      <w:r>
-        <w:rPr>
-          <w:rFonts w:ascii="Times New Roman" w:eastAsia="Times New Roman" w:hAnsi="Times New Roman" w:cs="Times New Roman"/>
-          <w:sz w:val="24"/>
-          <w:szCs w:val="24"/>
-          <w:lang w:eastAsia="es-EC"/>
-        </w:rPr>
-        <w:t>PostgreSQL</w:t>
-      </w:r>
-      <w:proofErr w:type="spellEnd"/>
-      <w:r>
-        <w:rPr>
-          <w:rFonts w:ascii="Times New Roman" w:eastAsia="Times New Roman" w:hAnsi="Times New Roman" w:cs="Times New Roman"/>
-          <w:sz w:val="24"/>
-          <w:szCs w:val="24"/>
-          <w:lang w:eastAsia="es-EC"/>
-        </w:rPr>
-        <w:t xml:space="preserve"> </w:t>
-      </w:r>
-    </w:p>
-    <w:p>
-      <w:pPr>
-        <w:spacing w:before="100" w:beforeAutospacing="1" w:after="100" w:afterAutospacing="1" w:line="240" w:lineRule="auto"/>
-        <w:outlineLvl w:val="2"/>
-        <w:rPr>
-          <w:rFonts w:ascii="Times New Roman" w:eastAsia="Times New Roman" w:hAnsi="Times New Roman" w:cs="Times New Roman"/>
-          <w:b/>
-          <w:bCs/>
-          <w:sz w:val="27"/>
-          <w:szCs w:val="27"/>
-          <w:lang w:eastAsia="es-EC"/>
-        </w:rPr>
-      </w:pPr>
-      <w:r>
-        <w:rPr>
-          <w:rFonts w:ascii="Segoe UI Symbol" w:eastAsia="Times New Roman" w:hAnsi="Segoe UI Symbol" w:cs="Segoe UI Symbol"/>
-          <w:b/>
-          <w:bCs/>
-          <w:sz w:val="27"/>
-          <w:szCs w:val="27"/>
-          <w:lang w:eastAsia="es-EC"/>
-        </w:rPr>
-        <w:t>🎯</w:t>
-      </w:r>
-      <w:r>
-        <w:rPr>
-          <w:rFonts w:ascii="Times New Roman" w:eastAsia="Times New Roman" w:hAnsi="Times New Roman" w:cs="Times New Roman"/>
-          <w:b/>
-          <w:bCs/>
-          <w:sz w:val="27"/>
-          <w:szCs w:val="27"/>
-          <w:lang w:eastAsia="es-EC"/>
-        </w:rPr>
-        <w:t xml:space="preserve"> Objetivo de la fase 1</w:t>
-      </w:r>
-    </w:p>
-    <w:p>
-      <w:pPr>
-        <w:spacing w:before="100" w:beforeAutospacing="1" w:after="100" w:afterAutospacing="1" w:line="240" w:lineRule="auto"/>
-        <w:rPr>
-          <w:rFonts w:ascii="Times New Roman" w:eastAsia="Times New Roman" w:hAnsi="Times New Roman" w:cs="Times New Roman"/>
-          <w:sz w:val="24"/>
-          <w:szCs w:val="24"/>
-          <w:lang w:eastAsia="es-EC"/>
-        </w:rPr>
-      </w:pPr>
-      <w:r>
-        <w:rPr>
-          <w:rFonts w:ascii="Times New Roman" w:eastAsia="Times New Roman" w:hAnsi="Times New Roman" w:cs="Times New Roman"/>
-          <w:sz w:val="24"/>
-          <w:szCs w:val="24"/>
-          <w:lang w:eastAsia="es-EC"/>
-        </w:rPr>
-        <w:t>Dejar listo:</w:t>
-      </w:r>
-    </w:p>
-    <w:p>
-      <w:pPr>
-        <w:numPr>
-          <w:ilvl w:val="0"/>
-          <w:numId w:val="6"/>
-        </w:numPr>
-        <w:spacing w:before="100" w:beforeAutospacing="1" w:after="100" w:afterAutospacing="1" w:line="240" w:lineRule="auto"/>
-        <w:rPr>
-          <w:rFonts w:ascii="Times New Roman" w:eastAsia="Times New Roman" w:hAnsi="Times New Roman" w:cs="Times New Roman"/>
-          <w:sz w:val="24"/>
-          <w:szCs w:val="24"/>
-          <w:lang w:eastAsia="es-EC"/>
-        </w:rPr>
-      </w:pPr>
-      <w:proofErr w:type="spellStart"/>
-      <w:r>
-        <w:rPr>
-          <w:rFonts w:ascii="Times New Roman" w:eastAsia="Times New Roman" w:hAnsi="Times New Roman" w:cs="Times New Roman"/>
-          <w:sz w:val="24"/>
-          <w:szCs w:val="24"/>
-          <w:lang w:eastAsia="es-EC"/>
+          <w:rFonts w:ascii="Times New Roman" w:hAnsi="Times New Roman" w:cs="Times New Roman"/>
+          <w:b/>
+          <w:sz w:val="24"/>
+          <w:szCs w:val="24"/>
+        </w:rPr>
+        <w:t xml:space="preserve"> funcionando </w:t>
+      </w:r>
+    </w:p>
+    <w:p>
+      <w:pPr>
+        <w:jc w:val="both"/>
+        <w:rPr>
+          <w:rFonts w:ascii="Times New Roman" w:hAnsi="Times New Roman" w:cs="Times New Roman"/>
+          <w:b/>
+          <w:sz w:val="24"/>
+          <w:szCs w:val="24"/>
+        </w:rPr>
+      </w:pPr>
+      <w:r>
+        <w:rPr>
+          <w:rFonts w:ascii="Times New Roman" w:hAnsi="Times New Roman" w:cs="Times New Roman"/>
+          <w:b/>
+          <w:sz w:val="24"/>
+          <w:szCs w:val="24"/>
         </w:rPr>
         <w:lastRenderedPageBreak/>
-        <w:t>Login</w:t>
-      </w:r>
-      <w:proofErr w:type="spellEnd"/>
-      <w:r>
-        <w:rPr>
-          <w:rFonts w:ascii="Times New Roman" w:eastAsia="Times New Roman" w:hAnsi="Times New Roman" w:cs="Times New Roman"/>
-          <w:sz w:val="24"/>
-          <w:szCs w:val="24"/>
-          <w:lang w:eastAsia="es-EC"/>
-        </w:rPr>
-        <w:t xml:space="preserve"> funcionando </w:t>
-      </w:r>
-      <w:r>
-        <w:rPr>
-          <w:rFonts w:ascii="Segoe UI Symbol" w:eastAsia="Times New Roman" w:hAnsi="Segoe UI Symbol" w:cs="Segoe UI Symbol"/>
-          <w:sz w:val="24"/>
-          <w:szCs w:val="24"/>
-          <w:lang w:eastAsia="es-EC"/>
-        </w:rPr>
-        <w:t>✅</w:t>
-      </w:r>
-      <w:r>
-        <w:rPr>
-          <w:rFonts w:ascii="Times New Roman" w:eastAsia="Times New Roman" w:hAnsi="Times New Roman" w:cs="Times New Roman"/>
-          <w:sz w:val="24"/>
-          <w:szCs w:val="24"/>
-          <w:lang w:eastAsia="es-EC"/>
-        </w:rPr>
-        <w:t xml:space="preserve"> </w:t>
-      </w:r>
-    </w:p>
-    <w:p>
-      <w:pPr>
-        <w:numPr>
-          <w:ilvl w:val="0"/>
-          <w:numId w:val="6"/>
-        </w:numPr>
-        <w:spacing w:before="100" w:beforeAutospacing="1" w:after="100" w:afterAutospacing="1" w:line="240" w:lineRule="auto"/>
-        <w:rPr>
-          <w:rFonts w:ascii="Times New Roman" w:eastAsia="Times New Roman" w:hAnsi="Times New Roman" w:cs="Times New Roman"/>
-          <w:sz w:val="24"/>
-          <w:szCs w:val="24"/>
-          <w:lang w:eastAsia="es-EC"/>
-        </w:rPr>
-      </w:pPr>
-      <w:r>
-        <w:rPr>
-          <w:rFonts w:ascii="Times New Roman" w:eastAsia="Times New Roman" w:hAnsi="Times New Roman" w:cs="Times New Roman"/>
-          <w:sz w:val="24"/>
-          <w:szCs w:val="24"/>
-          <w:lang w:eastAsia="es-EC"/>
+        <w:drawing>
+          <wp:inline distT="0" distB="0" distL="0" distR="0" wp14:anchorId="38E21C67" wp14:editId="245EDB7F">
+            <wp:extent cx="5400040" cy="2506980"/>
+            <wp:effectExtent l="0" t="0" r="0" b="7620"/>
+            <wp:docPr id="7" name="Imagen 7"/>
+            <wp:cNvGraphicFramePr>
+              <a:graphicFrameLocks xmlns:a="http://schemas.openxmlformats.org/drawingml/2006/main" noChangeAspect="1"/>
+            </wp:cNvGraphicFramePr>
+            <a:graphic xmlns:a="http://schemas.openxmlformats.org/drawingml/2006/main">
+              <a:graphicData uri="http://schemas.openxmlformats.org/drawingml/2006/picture">
+                <pic:pic xmlns:pic="http://schemas.openxmlformats.org/drawingml/2006/picture">
+                  <pic:nvPicPr>
+                    <pic:cNvPr id="1" name=""/>
+                    <pic:cNvPicPr/>
+                  </pic:nvPicPr>
+                  <pic:blipFill>
+                    <a:blip r:embed="rId12"/>
+                    <a:stretch>
+                      <a:fillRect/>
+                    </a:stretch>
+                  </pic:blipFill>
+                  <pic:spPr>
+                    <a:xfrm>
+                      <a:off x="0" y="0"/>
+                      <a:ext cx="5400040" cy="2506980"/>
+                    </a:xfrm>
+                    <a:prstGeom prst="rect">
+                      <a:avLst/>
+                    </a:prstGeom>
+                  </pic:spPr>
+                </pic:pic>
+              </a:graphicData>
+            </a:graphic>
+          </wp:inline>
+        </w:drawing>
+      </w:r>
+    </w:p>
+    <w:p>
+      <w:pPr>
+        <w:jc w:val="both"/>
+        <w:rPr>
+          <w:rFonts w:ascii="Times New Roman" w:hAnsi="Times New Roman" w:cs="Times New Roman"/>
+          <w:b/>
+          <w:sz w:val="24"/>
+          <w:szCs w:val="24"/>
+        </w:rPr>
+      </w:pPr>
+      <w:r>
+        <w:rPr>
+          <w:rFonts w:ascii="Times New Roman" w:hAnsi="Times New Roman" w:cs="Times New Roman"/>
+          <w:b/>
+          <w:sz w:val="24"/>
+          <w:szCs w:val="24"/>
         </w:rPr>
         <w:t xml:space="preserve">Base de datos completa </w:t>
       </w:r>
-      <w:r>
-        <w:rPr>
-          <w:rFonts w:ascii="Segoe UI Symbol" w:eastAsia="Times New Roman" w:hAnsi="Segoe UI Symbol" w:cs="Segoe UI Symbol"/>
-          <w:sz w:val="24"/>
-          <w:szCs w:val="24"/>
-          <w:lang w:eastAsia="es-EC"/>
-        </w:rPr>
-        <w:t>✅</w:t>
-      </w:r>
-      <w:r>
-        <w:rPr>
-          <w:rFonts w:ascii="Times New Roman" w:eastAsia="Times New Roman" w:hAnsi="Times New Roman" w:cs="Times New Roman"/>
-          <w:sz w:val="24"/>
-          <w:szCs w:val="24"/>
-          <w:lang w:eastAsia="es-EC"/>
-        </w:rPr>
-        <w:t xml:space="preserve"> </w:t>
-      </w:r>
-    </w:p>
-    <w:p>
-      <w:pPr>
-        <w:numPr>
-          <w:ilvl w:val="0"/>
-          <w:numId w:val="6"/>
-        </w:numPr>
-        <w:spacing w:before="100" w:beforeAutospacing="1" w:after="100" w:afterAutospacing="1" w:line="240" w:lineRule="auto"/>
-        <w:rPr>
-          <w:rFonts w:ascii="Times New Roman" w:eastAsia="Times New Roman" w:hAnsi="Times New Roman" w:cs="Times New Roman"/>
-          <w:sz w:val="24"/>
-          <w:szCs w:val="24"/>
-          <w:lang w:eastAsia="es-EC"/>
-        </w:rPr>
-      </w:pPr>
-      <w:r>
-        <w:rPr>
-          <w:rFonts w:ascii="Times New Roman" w:eastAsia="Times New Roman" w:hAnsi="Times New Roman" w:cs="Times New Roman"/>
-          <w:sz w:val="24"/>
-          <w:szCs w:val="24"/>
-          <w:lang w:eastAsia="es-EC"/>
-        </w:rPr>
-        <w:t xml:space="preserve">Relaciones bien hechas </w:t>
-      </w:r>
-      <w:r>
-        <w:rPr>
-          <w:rFonts w:ascii="Segoe UI Symbol" w:eastAsia="Times New Roman" w:hAnsi="Segoe UI Symbol" w:cs="Segoe UI Symbol"/>
-          <w:sz w:val="24"/>
-          <w:szCs w:val="24"/>
-          <w:lang w:eastAsia="es-EC"/>
-        </w:rPr>
-        <w:t>✅</w:t>
-      </w:r>
-      <w:r>
-        <w:rPr>
-          <w:rFonts w:ascii="Times New Roman" w:eastAsia="Times New Roman" w:hAnsi="Times New Roman" w:cs="Times New Roman"/>
-          <w:sz w:val="24"/>
-          <w:szCs w:val="24"/>
-          <w:lang w:eastAsia="es-EC"/>
-        </w:rPr>
-        <w:t xml:space="preserve"> </w:t>
-      </w:r>
-    </w:p>
-    <w:p>
-      <w:pPr>
-        <w:rPr>
-          <w:lang w:val="es-US"/>
-        </w:rPr>
-      </w:pPr>
-      <w:bookmarkStart w:id="0" w:name="_GoBack"/>
-      <w:bookmarkEnd w:id="0"/>
+    </w:p>
+    <w:p>
+      <w:pPr>
+        <w:jc w:val="both"/>
+        <w:rPr>
+          <w:rFonts w:ascii="Times New Roman" w:hAnsi="Times New Roman" w:cs="Times New Roman"/>
+          <w:b/>
+          <w:sz w:val="24"/>
+          <w:szCs w:val="24"/>
+        </w:rPr>
+      </w:pPr>
+      <w:r>
+        <w:rPr>
+          <w:rFonts w:ascii="Times New Roman" w:hAnsi="Times New Roman" w:cs="Times New Roman"/>
+          <w:b/>
+          <w:sz w:val="24"/>
+          <w:szCs w:val="24"/>
+        </w:rPr>
+        <w:drawing>
+          <wp:inline distT="0" distB="0" distL="0" distR="0" wp14:anchorId="590E9FF7" wp14:editId="3F34E723">
+            <wp:extent cx="5400040" cy="995045"/>
+            <wp:effectExtent l="0" t="0" r="0" b="0"/>
+            <wp:docPr id="8" name="Imagen 8"/>
+            <wp:cNvGraphicFramePr>
+              <a:graphicFrameLocks xmlns:a="http://schemas.openxmlformats.org/drawingml/2006/main" noChangeAspect="1"/>
+            </wp:cNvGraphicFramePr>
+            <a:graphic xmlns:a="http://schemas.openxmlformats.org/drawingml/2006/main">
+              <a:graphicData uri="http://schemas.openxmlformats.org/drawingml/2006/picture">
+                <pic:pic xmlns:pic="http://schemas.openxmlformats.org/drawingml/2006/picture">
+                  <pic:nvPicPr>
+                    <pic:cNvPr id="1" name=""/>
+                    <pic:cNvPicPr/>
+                  </pic:nvPicPr>
+                  <pic:blipFill>
+                    <a:blip r:embed="rId13"/>
+                    <a:stretch>
+                      <a:fillRect/>
+                    </a:stretch>
+                  </pic:blipFill>
+                  <pic:spPr>
+                    <a:xfrm>
+                      <a:off x="0" y="0"/>
+                      <a:ext cx="5400040" cy="995045"/>
+                    </a:xfrm>
+                    <a:prstGeom prst="rect">
+                      <a:avLst/>
+                    </a:prstGeom>
+                  </pic:spPr>
+                </pic:pic>
+              </a:graphicData>
+            </a:graphic>
+          </wp:inline>
+        </w:drawing>
+      </w:r>
     </w:p>
     <w:sectPr>
       <w:pgSz w:w="11906" w:h="16838"/>
@@ -2236,6 +1950,119 @@
     </w:lvl>
   </w:abstractNum>
   <w:abstractNum w:abstractNumId="1">
+    <w:nsid w:val="16457AB2"/>
+    <w:multiLevelType w:val="hybridMultilevel"/>
+    <w:tmpl w:val="BAB65238"/>
+    <w:lvl w:ilvl="0" w:tplc="300A0001">
+      <w:start w:val="1"/>
+      <w:numFmt w:val="bullet"/>
+      <w:lvlText w:val=""/>
+      <w:lvlJc w:val="left"/>
+      <w:pPr>
+        <w:ind w:left="720" w:hanging="360"/>
+      </w:pPr>
+      <w:rPr>
+        <w:rFonts w:ascii="Symbol" w:hAnsi="Symbol" w:hint="default"/>
+      </w:rPr>
+    </w:lvl>
+    <w:lvl w:ilvl="1" w:tplc="300A0003" w:tentative="1">
+      <w:start w:val="1"/>
+      <w:numFmt w:val="bullet"/>
+      <w:lvlText w:val="o"/>
+      <w:lvlJc w:val="left"/>
+      <w:pPr>
+        <w:ind w:left="1440" w:hanging="360"/>
+      </w:pPr>
+      <w:rPr>
+        <w:rFonts w:ascii="Courier New" w:hAnsi="Courier New" w:cs="Courier New" w:hint="default"/>
+      </w:rPr>
+    </w:lvl>
+    <w:lvl w:ilvl="2" w:tplc="300A0005" w:tentative="1">
+      <w:start w:val="1"/>
+      <w:numFmt w:val="bullet"/>
+      <w:lvlText w:val=""/>
+      <w:lvlJc w:val="left"/>
+      <w:pPr>
+        <w:ind w:left="2160" w:hanging="360"/>
+      </w:pPr>
+      <w:rPr>
+        <w:rFonts w:ascii="Wingdings" w:hAnsi="Wingdings" w:hint="default"/>
+      </w:rPr>
+    </w:lvl>
+    <w:lvl w:ilvl="3" w:tplc="300A0001" w:tentative="1">
+      <w:start w:val="1"/>
+      <w:numFmt w:val="bullet"/>
+      <w:lvlText w:val=""/>
+      <w:lvlJc w:val="left"/>
+      <w:pPr>
+        <w:ind w:left="2880" w:hanging="360"/>
+      </w:pPr>
+      <w:rPr>
+        <w:rFonts w:ascii="Symbol" w:hAnsi="Symbol" w:hint="default"/>
+      </w:rPr>
+    </w:lvl>
+    <w:lvl w:ilvl="4" w:tplc="300A0003" w:tentative="1">
+      <w:start w:val="1"/>
+      <w:numFmt w:val="bullet"/>
+      <w:lvlText w:val="o"/>
+      <w:lvlJc w:val="left"/>
+      <w:pPr>
+        <w:ind w:left="3600" w:hanging="360"/>
+      </w:pPr>
+      <w:rPr>
+        <w:rFonts w:ascii="Courier New" w:hAnsi="Courier New" w:cs="Courier New" w:hint="default"/>
+      </w:rPr>
+    </w:lvl>
+    <w:lvl w:ilvl="5" w:tplc="300A0005" w:tentative="1">
+      <w:start w:val="1"/>
+      <w:numFmt w:val="bullet"/>
+      <w:lvlText w:val=""/>
+      <w:lvlJc w:val="left"/>
+      <w:pPr>
+        <w:ind w:left="4320" w:hanging="360"/>
+      </w:pPr>
+      <w:rPr>
+        <w:rFonts w:ascii="Wingdings" w:hAnsi="Wingdings" w:hint="default"/>
+      </w:rPr>
+    </w:lvl>
+    <w:lvl w:ilvl="6" w:tplc="300A0001" w:tentative="1">
+      <w:start w:val="1"/>
+      <w:numFmt w:val="bullet"/>
+      <w:lvlText w:val=""/>
+      <w:lvlJc w:val="left"/>
+      <w:pPr>
+        <w:ind w:left="5040" w:hanging="360"/>
+      </w:pPr>
+      <w:rPr>
+        <w:rFonts w:ascii="Symbol" w:hAnsi="Symbol" w:hint="default"/>
+      </w:rPr>
+    </w:lvl>
+    <w:lvl w:ilvl="7" w:tplc="300A0003" w:tentative="1">
+      <w:start w:val="1"/>
+      <w:numFmt w:val="bullet"/>
+      <w:lvlText w:val="o"/>
+      <w:lvlJc w:val="left"/>
+      <w:pPr>
+        <w:ind w:left="5760" w:hanging="360"/>
+      </w:pPr>
+      <w:rPr>
+        <w:rFonts w:ascii="Courier New" w:hAnsi="Courier New" w:cs="Courier New" w:hint="default"/>
+      </w:rPr>
+    </w:lvl>
+    <w:lvl w:ilvl="8" w:tplc="300A0005" w:tentative="1">
+      <w:start w:val="1"/>
+      <w:numFmt w:val="bullet"/>
+      <w:lvlText w:val=""/>
+      <w:lvlJc w:val="left"/>
+      <w:pPr>
+        <w:ind w:left="6480" w:hanging="360"/>
+      </w:pPr>
+      <w:rPr>
+        <w:rFonts w:ascii="Wingdings" w:hAnsi="Wingdings" w:hint="default"/>
+      </w:rPr>
+    </w:lvl>
+  </w:abstractNum>
+  <w:abstractNum w:abstractNumId="2">
     <w:nsid w:val="1BC9368F"/>
     <w:multiLevelType w:val="multilevel"/>
     <w:tmpl w:val="7CF68656"/>
@@ -2384,7 +2211,7 @@
       </w:rPr>
     </w:lvl>
   </w:abstractNum>
-  <w:abstractNum w:abstractNumId="2">
+  <w:abstractNum w:abstractNumId="3">
     <w:nsid w:val="37683D2C"/>
     <w:multiLevelType w:val="multilevel"/>
     <w:tmpl w:val="00FADF22"/>
@@ -2533,7 +2360,120 @@
       </w:rPr>
     </w:lvl>
   </w:abstractNum>
-  <w:abstractNum w:abstractNumId="3">
+  <w:abstractNum w:abstractNumId="4">
+    <w:nsid w:val="3979216D"/>
+    <w:multiLevelType w:val="hybridMultilevel"/>
+    <w:tmpl w:val="AF7CD886"/>
+    <w:lvl w:ilvl="0" w:tplc="300A0001">
+      <w:start w:val="1"/>
+      <w:numFmt w:val="bullet"/>
+      <w:lvlText w:val=""/>
+      <w:lvlJc w:val="left"/>
+      <w:pPr>
+        <w:ind w:left="720" w:hanging="360"/>
+      </w:pPr>
+      <w:rPr>
+        <w:rFonts w:ascii="Symbol" w:hAnsi="Symbol" w:hint="default"/>
+      </w:rPr>
+    </w:lvl>
+    <w:lvl w:ilvl="1" w:tplc="300A0003">
+      <w:start w:val="1"/>
+      <w:numFmt w:val="bullet"/>
+      <w:lvlText w:val="o"/>
+      <w:lvlJc w:val="left"/>
+      <w:pPr>
+        <w:ind w:left="1440" w:hanging="360"/>
+      </w:pPr>
+      <w:rPr>
+        <w:rFonts w:ascii="Courier New" w:hAnsi="Courier New" w:cs="Courier New" w:hint="default"/>
+      </w:rPr>
+    </w:lvl>
+    <w:lvl w:ilvl="2" w:tplc="300A0005" w:tentative="1">
+      <w:start w:val="1"/>
+      <w:numFmt w:val="bullet"/>
+      <w:lvlText w:val=""/>
+      <w:lvlJc w:val="left"/>
+      <w:pPr>
+        <w:ind w:left="2160" w:hanging="360"/>
+      </w:pPr>
+      <w:rPr>
+        <w:rFonts w:ascii="Wingdings" w:hAnsi="Wingdings" w:hint="default"/>
+      </w:rPr>
+    </w:lvl>
+    <w:lvl w:ilvl="3" w:tplc="300A0001" w:tentative="1">
+      <w:start w:val="1"/>
+      <w:numFmt w:val="bullet"/>
+      <w:lvlText w:val=""/>
+      <w:lvlJc w:val="left"/>
+      <w:pPr>
+        <w:ind w:left="2880" w:hanging="360"/>
+      </w:pPr>
+      <w:rPr>
+        <w:rFonts w:ascii="Symbol" w:hAnsi="Symbol" w:hint="default"/>
+      </w:rPr>
+    </w:lvl>
+    <w:lvl w:ilvl="4" w:tplc="300A0003" w:tentative="1">
+      <w:start w:val="1"/>
+      <w:numFmt w:val="bullet"/>
+      <w:lvlText w:val="o"/>
+      <w:lvlJc w:val="left"/>
+      <w:pPr>
+        <w:ind w:left="3600" w:hanging="360"/>
+      </w:pPr>
+      <w:rPr>
+        <w:rFonts w:ascii="Courier New" w:hAnsi="Courier New" w:cs="Courier New" w:hint="default"/>
+      </w:rPr>
+    </w:lvl>
+    <w:lvl w:ilvl="5" w:tplc="300A0005" w:tentative="1">
+      <w:start w:val="1"/>
+      <w:numFmt w:val="bullet"/>
+      <w:lvlText w:val=""/>
+      <w:lvlJc w:val="left"/>
+      <w:pPr>
+        <w:ind w:left="4320" w:hanging="360"/>
+      </w:pPr>
+      <w:rPr>
+        <w:rFonts w:ascii="Wingdings" w:hAnsi="Wingdings" w:hint="default"/>
+      </w:rPr>
+    </w:lvl>
+    <w:lvl w:ilvl="6" w:tplc="300A0001" w:tentative="1">
+      <w:start w:val="1"/>
+      <w:numFmt w:val="bullet"/>
+      <w:lvlText w:val=""/>
+      <w:lvlJc w:val="left"/>
+      <w:pPr>
+        <w:ind w:left="5040" w:hanging="360"/>
+      </w:pPr>
+      <w:rPr>
+        <w:rFonts w:ascii="Symbol" w:hAnsi="Symbol" w:hint="default"/>
+      </w:rPr>
+    </w:lvl>
+    <w:lvl w:ilvl="7" w:tplc="300A0003" w:tentative="1">
+      <w:start w:val="1"/>
+      <w:numFmt w:val="bullet"/>
+      <w:lvlText w:val="o"/>
+      <w:lvlJc w:val="left"/>
+      <w:pPr>
+        <w:ind w:left="5760" w:hanging="360"/>
+      </w:pPr>
+      <w:rPr>
+        <w:rFonts w:ascii="Courier New" w:hAnsi="Courier New" w:cs="Courier New" w:hint="default"/>
+      </w:rPr>
+    </w:lvl>
+    <w:lvl w:ilvl="8" w:tplc="300A0005" w:tentative="1">
+      <w:start w:val="1"/>
+      <w:numFmt w:val="bullet"/>
+      <w:lvlText w:val=""/>
+      <w:lvlJc w:val="left"/>
+      <w:pPr>
+        <w:ind w:left="6480" w:hanging="360"/>
+      </w:pPr>
+      <w:rPr>
+        <w:rFonts w:ascii="Wingdings" w:hAnsi="Wingdings" w:hint="default"/>
+      </w:rPr>
+    </w:lvl>
+  </w:abstractNum>
+  <w:abstractNum w:abstractNumId="5">
     <w:nsid w:val="4EE4441C"/>
     <w:multiLevelType w:val="multilevel"/>
     <w:tmpl w:val="58AAFFE2"/>
@@ -2682,7 +2622,7 @@
       </w:rPr>
     </w:lvl>
   </w:abstractNum>
-  <w:abstractNum w:abstractNumId="4">
+  <w:abstractNum w:abstractNumId="6">
     <w:nsid w:val="670C095F"/>
     <w:multiLevelType w:val="multilevel"/>
     <w:tmpl w:val="60923812"/>
@@ -2831,7 +2771,7 @@
       </w:rPr>
     </w:lvl>
   </w:abstractNum>
-  <w:abstractNum w:abstractNumId="5">
+  <w:abstractNum w:abstractNumId="7">
     <w:nsid w:val="79601A6E"/>
     <w:multiLevelType w:val="multilevel"/>
     <w:tmpl w:val="29340A7E"/>
@@ -2981,22 +2921,28 @@
     </w:lvl>
   </w:abstractNum>
   <w:num w:numId="1">
+    <w:abstractNumId w:val="7"/>
+  </w:num>
+  <w:num w:numId="2">
+    <w:abstractNumId w:val="6"/>
+  </w:num>
+  <w:num w:numId="3">
+    <w:abstractNumId w:val="3"/>
+  </w:num>
+  <w:num w:numId="4">
     <w:abstractNumId w:val="5"/>
   </w:num>
-  <w:num w:numId="2">
-    <w:abstractNumId w:val="4"/>
-  </w:num>
-  <w:num w:numId="3">
+  <w:num w:numId="5">
     <w:abstractNumId w:val="2"/>
-  </w:num>
-  <w:num w:numId="4">
-    <w:abstractNumId w:val="3"/>
-  </w:num>
-  <w:num w:numId="5">
-    <w:abstractNumId w:val="1"/>
   </w:num>
   <w:num w:numId="6">
     <w:abstractNumId w:val="0"/>
+  </w:num>
+  <w:num w:numId="7">
+    <w:abstractNumId w:val="1"/>
+  </w:num>
+  <w:num w:numId="8">
+    <w:abstractNumId w:val="4"/>
   </w:num>
 </w:numbering>
 </file>
@@ -3533,6 +3479,17 @@
       <w:lang w:eastAsia="es-EC"/>
     </w:rPr>
   </w:style>
+  <w:style w:type="paragraph" w:styleId="Prrafodelista">
+    <w:name w:val="List Paragraph"/>
+    <w:basedOn w:val="Normal"/>
+    <w:uiPriority w:val="34"/>
+    <w:qFormat/>
+    <w:rsid w:val="002F5B74"/>
+    <w:pPr>
+      <w:ind w:left="720"/>
+      <w:contextualSpacing/>
+    </w:pPr>
+  </w:style>
 </w:styles>
 </file>
 

--- a/DOCUMENTACIÓN/SEMANA3_FASE1.docx
+++ b/DOCUMENTACIÓN/SEMANA3_FASE1.docx
@@ -56,12 +56,14 @@
         <w:rPr>
           <w:rFonts w:ascii="Times New Roman" w:hAnsi="Times New Roman" w:cs="Times New Roman"/>
           <w:b/>
-          <w:sz w:val="24"/>
-          <w:szCs w:val="24"/>
+          <w:noProof/>
+          <w:sz w:val="24"/>
+          <w:szCs w:val="24"/>
+          <w:lang w:eastAsia="es-EC"/>
         </w:rPr>
         <w:drawing>
           <wp:inline distT="0" distB="0" distL="0" distR="0" wp14:anchorId="484D0DF8" wp14:editId="273D6321">
-            <wp:extent cx="5400040" cy="2822575"/>
+            <wp:extent cx="5831314" cy="3048000"/>
             <wp:effectExtent l="0" t="0" r="0" b="0"/>
             <wp:docPr id="1" name="Imagen 1"/>
             <wp:cNvGraphicFramePr>
@@ -83,7 +85,7 @@
                   <pic:spPr>
                     <a:xfrm>
                       <a:off x="0" y="0"/>
-                      <a:ext cx="5400040" cy="2822575"/>
+                      <a:ext cx="5834097" cy="3049455"/>
                     </a:xfrm>
                     <a:prstGeom prst="rect">
                       <a:avLst/>
@@ -190,13 +192,15 @@
         <w:rPr>
           <w:rFonts w:ascii="Times New Roman" w:hAnsi="Times New Roman" w:cs="Times New Roman"/>
           <w:b/>
-          <w:sz w:val="24"/>
-          <w:szCs w:val="24"/>
+          <w:noProof/>
+          <w:sz w:val="24"/>
+          <w:szCs w:val="24"/>
+          <w:lang w:eastAsia="es-EC"/>
         </w:rPr>
         <w:drawing>
           <wp:inline distT="0" distB="0" distL="0" distR="0" wp14:anchorId="61CF527F" wp14:editId="74CFF66E">
-            <wp:extent cx="5400040" cy="2974340"/>
-            <wp:effectExtent l="0" t="0" r="0" b="0"/>
+            <wp:extent cx="5796627" cy="3192780"/>
+            <wp:effectExtent l="0" t="0" r="0" b="7620"/>
             <wp:docPr id="2" name="Imagen 2"/>
             <wp:cNvGraphicFramePr>
               <a:graphicFrameLocks xmlns:a="http://schemas.openxmlformats.org/drawingml/2006/main" noChangeAspect="1"/>
@@ -217,7 +221,7 @@
                   <pic:spPr>
                     <a:xfrm>
                       <a:off x="0" y="0"/>
-                      <a:ext cx="5400040" cy="2974340"/>
+                      <a:ext cx="5799980" cy="3194627"/>
                     </a:xfrm>
                     <a:prstGeom prst="rect">
                       <a:avLst/>
@@ -240,13 +244,58 @@
           <w:szCs w:val="24"/>
         </w:rPr>
       </w:pPr>
-      <w:r>
-        <w:rPr>
-          <w:rFonts w:ascii="Times New Roman" w:hAnsi="Times New Roman" w:cs="Times New Roman"/>
-          <w:b/>
-          <w:sz w:val="24"/>
-          <w:szCs w:val="24"/>
-        </w:rPr>
+    </w:p>
+    <w:p>
+      <w:pPr>
+        <w:jc w:val="both"/>
+        <w:rPr>
+          <w:rFonts w:ascii="Times New Roman" w:hAnsi="Times New Roman" w:cs="Times New Roman"/>
+          <w:b/>
+          <w:sz w:val="24"/>
+          <w:szCs w:val="24"/>
+        </w:rPr>
+      </w:pPr>
+    </w:p>
+    <w:p>
+      <w:pPr>
+        <w:jc w:val="both"/>
+        <w:rPr>
+          <w:rFonts w:ascii="Times New Roman" w:hAnsi="Times New Roman" w:cs="Times New Roman"/>
+          <w:b/>
+          <w:sz w:val="24"/>
+          <w:szCs w:val="24"/>
+        </w:rPr>
+      </w:pPr>
+    </w:p>
+    <w:p>
+      <w:pPr>
+        <w:jc w:val="both"/>
+        <w:rPr>
+          <w:rFonts w:ascii="Times New Roman" w:hAnsi="Times New Roman" w:cs="Times New Roman"/>
+          <w:b/>
+          <w:sz w:val="24"/>
+          <w:szCs w:val="24"/>
+        </w:rPr>
+      </w:pPr>
+    </w:p>
+    <w:p>
+      <w:pPr>
+        <w:jc w:val="both"/>
+        <w:rPr>
+          <w:rFonts w:ascii="Times New Roman" w:hAnsi="Times New Roman" w:cs="Times New Roman"/>
+          <w:b/>
+          <w:sz w:val="24"/>
+          <w:szCs w:val="24"/>
+        </w:rPr>
+      </w:pPr>
+      <w:r>
+        <w:rPr>
+          <w:rFonts w:ascii="Times New Roman" w:hAnsi="Times New Roman" w:cs="Times New Roman"/>
+          <w:b/>
+          <w:sz w:val="24"/>
+          <w:szCs w:val="24"/>
+        </w:rPr>
+        <w:lastRenderedPageBreak/>
         <w:t xml:space="preserve">Campos básicos: email, </w:t>
       </w:r>
       <w:proofErr w:type="spellStart"/>
@@ -465,14 +514,15 @@
         <w:rPr>
           <w:rFonts w:ascii="Times New Roman" w:hAnsi="Times New Roman" w:cs="Times New Roman"/>
           <w:b/>
-          <w:sz w:val="24"/>
-          <w:szCs w:val="24"/>
-        </w:rPr>
-        <w:lastRenderedPageBreak/>
+          <w:noProof/>
+          <w:sz w:val="24"/>
+          <w:szCs w:val="24"/>
+          <w:lang w:eastAsia="es-EC"/>
+        </w:rPr>
         <w:drawing>
           <wp:inline distT="0" distB="0" distL="0" distR="0" wp14:anchorId="624053BD" wp14:editId="25A210A4">
-            <wp:extent cx="5400040" cy="2839085"/>
-            <wp:effectExtent l="0" t="0" r="0" b="0"/>
+            <wp:extent cx="5826393" cy="3063240"/>
+            <wp:effectExtent l="0" t="0" r="3175" b="3810"/>
             <wp:docPr id="5" name="Imagen 5"/>
             <wp:cNvGraphicFramePr>
               <a:graphicFrameLocks xmlns:a="http://schemas.openxmlformats.org/drawingml/2006/main" noChangeAspect="1"/>
@@ -493,7 +543,7 @@
                   <pic:spPr>
                     <a:xfrm>
                       <a:off x="0" y="0"/>
-                      <a:ext cx="5400040" cy="2839085"/>
+                      <a:ext cx="5842697" cy="3071812"/>
                     </a:xfrm>
                     <a:prstGeom prst="rect">
                       <a:avLst/>
@@ -682,12 +732,14 @@
         <w:rPr>
           <w:rFonts w:ascii="Times New Roman" w:hAnsi="Times New Roman" w:cs="Times New Roman"/>
           <w:b/>
-          <w:sz w:val="24"/>
-          <w:szCs w:val="24"/>
+          <w:noProof/>
+          <w:sz w:val="24"/>
+          <w:szCs w:val="24"/>
+          <w:lang w:eastAsia="es-EC"/>
         </w:rPr>
         <w:drawing>
           <wp:inline distT="0" distB="0" distL="0" distR="0" wp14:anchorId="0DB33C2F" wp14:editId="301895F1">
-            <wp:extent cx="5400040" cy="2542540"/>
+            <wp:extent cx="5715000" cy="2690835"/>
             <wp:effectExtent l="0" t="0" r="0" b="0"/>
             <wp:docPr id="9" name="Imagen 9"/>
             <wp:cNvGraphicFramePr>
@@ -709,7 +761,7 @@
                   <pic:spPr>
                     <a:xfrm>
                       <a:off x="0" y="0"/>
-                      <a:ext cx="5400040" cy="2542540"/>
+                      <a:ext cx="5726432" cy="2696218"/>
                     </a:xfrm>
                     <a:prstGeom prst="rect">
                       <a:avLst/>
@@ -721,19 +773,29 @@
           </wp:inline>
         </w:drawing>
       </w:r>
-      <w:bookmarkStart w:id="0" w:name="_GoBack"/>
-      <w:bookmarkEnd w:id="0"/>
-    </w:p>
-    <w:p>
-      <w:pPr>
-        <w:jc w:val="both"/>
-        <w:rPr>
-          <w:rFonts w:ascii="Times New Roman" w:hAnsi="Times New Roman" w:cs="Times New Roman"/>
-          <w:b/>
-          <w:sz w:val="24"/>
-          <w:szCs w:val="24"/>
-        </w:rPr>
-      </w:pPr>
+    </w:p>
+    <w:p>
+      <w:pPr>
+        <w:jc w:val="both"/>
+        <w:rPr>
+          <w:rFonts w:ascii="Times New Roman" w:hAnsi="Times New Roman" w:cs="Times New Roman"/>
+          <w:b/>
+          <w:sz w:val="24"/>
+          <w:szCs w:val="24"/>
+          <w:lang w:val="en-US"/>
+        </w:rPr>
+      </w:pPr>
+      <w:r>
+        <w:rPr>
+          <w:rFonts w:ascii="Times New Roman" w:hAnsi="Times New Roman" w:cs="Times New Roman"/>
+          <w:b/>
+          <w:sz w:val="24"/>
+          <w:szCs w:val="24"/>
+          <w:lang w:val="en-US"/>
+        </w:rPr>
+        <w:lastRenderedPageBreak/>
+        <w:t>Refresh token → /</w:t>
+      </w:r>
       <w:proofErr w:type="spellStart"/>
       <w:r>
         <w:rPr>
@@ -741,8 +803,9 @@
           <w:b/>
           <w:sz w:val="24"/>
           <w:szCs w:val="24"/>
-        </w:rPr>
-        <w:t>Refresh</w:t>
+          <w:lang w:val="en-US"/>
+        </w:rPr>
+        <w:t>auth</w:t>
       </w:r>
       <w:proofErr w:type="spellEnd"/>
       <w:r>
@@ -751,6 +814,41 @@
           <w:b/>
           <w:sz w:val="24"/>
           <w:szCs w:val="24"/>
+          <w:lang w:val="en-US"/>
+        </w:rPr>
+        <w:t xml:space="preserve">/refresh </w:t>
+      </w:r>
+    </w:p>
+    <w:p>
+      <w:pPr>
+        <w:jc w:val="both"/>
+        <w:rPr>
+          <w:rFonts w:ascii="Times New Roman" w:hAnsi="Times New Roman" w:cs="Times New Roman"/>
+          <w:b/>
+          <w:sz w:val="24"/>
+          <w:szCs w:val="24"/>
+          <w:lang w:val="en-US"/>
+        </w:rPr>
+      </w:pPr>
+      <w:proofErr w:type="spellStart"/>
+      <w:r>
+        <w:rPr>
+          <w:rFonts w:ascii="Times New Roman" w:hAnsi="Times New Roman" w:cs="Times New Roman"/>
+          <w:b/>
+          <w:sz w:val="24"/>
+          <w:szCs w:val="24"/>
+          <w:lang w:val="en-US"/>
+        </w:rPr>
+        <w:t>Proteger</w:t>
+      </w:r>
+      <w:proofErr w:type="spellEnd"/>
+      <w:r>
+        <w:rPr>
+          <w:rFonts w:ascii="Times New Roman" w:hAnsi="Times New Roman" w:cs="Times New Roman"/>
+          <w:b/>
+          <w:sz w:val="24"/>
+          <w:szCs w:val="24"/>
+          <w:lang w:val="en-US"/>
         </w:rPr>
         <w:t xml:space="preserve"> </w:t>
       </w:r>
@@ -761,8 +859,9 @@
           <w:b/>
           <w:sz w:val="24"/>
           <w:szCs w:val="24"/>
-        </w:rPr>
-        <w:t>token</w:t>
+          <w:lang w:val="en-US"/>
+        </w:rPr>
+        <w:t>rutas</w:t>
       </w:r>
       <w:proofErr w:type="spellEnd"/>
       <w:r>
@@ -771,108 +870,30 @@
           <w:b/>
           <w:sz w:val="24"/>
           <w:szCs w:val="24"/>
-        </w:rPr>
-        <w:t xml:space="preserve"> → /</w:t>
-      </w:r>
-      <w:proofErr w:type="spellStart"/>
-      <w:r>
-        <w:rPr>
-          <w:rFonts w:ascii="Times New Roman" w:hAnsi="Times New Roman" w:cs="Times New Roman"/>
-          <w:b/>
-          <w:sz w:val="24"/>
-          <w:szCs w:val="24"/>
-        </w:rPr>
-        <w:t>auth</w:t>
-      </w:r>
-      <w:proofErr w:type="spellEnd"/>
-      <w:r>
-        <w:rPr>
-          <w:rFonts w:ascii="Times New Roman" w:hAnsi="Times New Roman" w:cs="Times New Roman"/>
-          <w:b/>
-          <w:sz w:val="24"/>
-          <w:szCs w:val="24"/>
-        </w:rPr>
-        <w:t>/</w:t>
-      </w:r>
-      <w:proofErr w:type="spellStart"/>
-      <w:r>
-        <w:rPr>
-          <w:rFonts w:ascii="Times New Roman" w:hAnsi="Times New Roman" w:cs="Times New Roman"/>
-          <w:b/>
-          <w:sz w:val="24"/>
-          <w:szCs w:val="24"/>
-        </w:rPr>
-        <w:t>refresh</w:t>
-      </w:r>
-      <w:proofErr w:type="spellEnd"/>
-      <w:r>
-        <w:rPr>
-          <w:rFonts w:ascii="Times New Roman" w:hAnsi="Times New Roman" w:cs="Times New Roman"/>
-          <w:b/>
-          <w:sz w:val="24"/>
-          <w:szCs w:val="24"/>
-        </w:rPr>
-        <w:t xml:space="preserve"> </w:t>
-      </w:r>
-    </w:p>
-    <w:p>
-      <w:pPr>
-        <w:jc w:val="both"/>
-        <w:rPr>
-          <w:rFonts w:ascii="Times New Roman" w:hAnsi="Times New Roman" w:cs="Times New Roman"/>
-          <w:b/>
-          <w:sz w:val="24"/>
-          <w:szCs w:val="24"/>
-        </w:rPr>
-      </w:pPr>
-      <w:r>
-        <w:rPr>
-          <w:rFonts w:ascii="Times New Roman" w:hAnsi="Times New Roman" w:cs="Times New Roman"/>
-          <w:b/>
-          <w:sz w:val="24"/>
-          <w:szCs w:val="24"/>
-        </w:rPr>
-        <w:t xml:space="preserve">Proteger rutas con </w:t>
-      </w:r>
-      <w:proofErr w:type="spellStart"/>
-      <w:r>
-        <w:rPr>
-          <w:rFonts w:ascii="Times New Roman" w:hAnsi="Times New Roman" w:cs="Times New Roman"/>
-          <w:b/>
-          <w:sz w:val="24"/>
-          <w:szCs w:val="24"/>
-        </w:rPr>
-        <w:t>token</w:t>
-      </w:r>
-      <w:proofErr w:type="spellEnd"/>
-      <w:r>
-        <w:rPr>
-          <w:rFonts w:ascii="Times New Roman" w:hAnsi="Times New Roman" w:cs="Times New Roman"/>
-          <w:b/>
-          <w:sz w:val="24"/>
-          <w:szCs w:val="24"/>
-        </w:rPr>
-        <w:t xml:space="preserve"> (middleware) </w:t>
-      </w:r>
-    </w:p>
-    <w:p>
-      <w:pPr>
-        <w:jc w:val="both"/>
-        <w:rPr>
-          <w:rFonts w:ascii="Times New Roman" w:hAnsi="Times New Roman" w:cs="Times New Roman"/>
-          <w:b/>
-          <w:sz w:val="24"/>
-          <w:szCs w:val="24"/>
-        </w:rPr>
-      </w:pPr>
-      <w:r>
-        <w:rPr>
-          <w:rFonts w:ascii="Times New Roman" w:hAnsi="Times New Roman" w:cs="Times New Roman"/>
-          <w:b/>
-          <w:sz w:val="24"/>
-          <w:szCs w:val="24"/>
-        </w:rPr>
-        <w:lastRenderedPageBreak/>
+          <w:lang w:val="en-US"/>
+        </w:rPr>
+        <w:t xml:space="preserve"> con token (middleware) </w:t>
+      </w:r>
+    </w:p>
+    <w:p>
+      <w:pPr>
+        <w:jc w:val="both"/>
+        <w:rPr>
+          <w:rFonts w:ascii="Times New Roman" w:hAnsi="Times New Roman" w:cs="Times New Roman"/>
+          <w:b/>
+          <w:sz w:val="24"/>
+          <w:szCs w:val="24"/>
+        </w:rPr>
+      </w:pPr>
+      <w:r>
+        <w:rPr>
+          <w:rFonts w:ascii="Times New Roman" w:hAnsi="Times New Roman" w:cs="Times New Roman"/>
+          <w:b/>
+          <w:noProof/>
+          <w:sz w:val="24"/>
+          <w:szCs w:val="24"/>
+          <w:lang w:eastAsia="es-EC"/>
+        </w:rPr>
         <w:drawing>
           <wp:inline distT="0" distB="0" distL="0" distR="0" wp14:anchorId="30409534" wp14:editId="3406CDD0">
             <wp:extent cx="5770641" cy="3688080"/>
@@ -920,28 +941,6 @@
           <w:szCs w:val="24"/>
         </w:rPr>
       </w:pPr>
-    </w:p>
-    <w:p>
-      <w:pPr>
-        <w:jc w:val="both"/>
-        <w:rPr>
-          <w:rFonts w:ascii="Times New Roman" w:hAnsi="Times New Roman" w:cs="Times New Roman"/>
-          <w:b/>
-          <w:sz w:val="24"/>
-          <w:szCs w:val="24"/>
-        </w:rPr>
-      </w:pPr>
-    </w:p>
-    <w:p>
-      <w:pPr>
-        <w:jc w:val="both"/>
-        <w:rPr>
-          <w:rFonts w:ascii="Times New Roman" w:hAnsi="Times New Roman" w:cs="Times New Roman"/>
-          <w:b/>
-          <w:sz w:val="24"/>
-          <w:szCs w:val="24"/>
-        </w:rPr>
-      </w:pPr>
       <w:proofErr w:type="spellStart"/>
       <w:r>
         <w:rPr>
@@ -988,13 +987,15 @@
         <w:rPr>
           <w:rFonts w:ascii="Times New Roman" w:hAnsi="Times New Roman" w:cs="Times New Roman"/>
           <w:b/>
-          <w:sz w:val="24"/>
-          <w:szCs w:val="24"/>
+          <w:noProof/>
+          <w:sz w:val="24"/>
+          <w:szCs w:val="24"/>
+          <w:lang w:eastAsia="es-EC"/>
         </w:rPr>
         <w:drawing>
           <wp:inline distT="0" distB="0" distL="0" distR="0" wp14:anchorId="28CFD61C" wp14:editId="7A2D7D63">
-            <wp:extent cx="5400040" cy="3448685"/>
-            <wp:effectExtent l="0" t="0" r="0" b="0"/>
+            <wp:extent cx="5774891" cy="3688080"/>
+            <wp:effectExtent l="0" t="0" r="0" b="7620"/>
             <wp:docPr id="4" name="Imagen 4"/>
             <wp:cNvGraphicFramePr>
               <a:graphicFrameLocks xmlns:a="http://schemas.openxmlformats.org/drawingml/2006/main" noChangeAspect="1"/>
@@ -1015,7 +1016,7 @@
                   <pic:spPr>
                     <a:xfrm>
                       <a:off x="0" y="0"/>
-                      <a:ext cx="5400040" cy="3448685"/>
+                      <a:ext cx="5779734" cy="3691173"/>
                     </a:xfrm>
                     <a:prstGeom prst="rect">
                       <a:avLst/>
@@ -1038,14 +1039,26 @@
           <w:szCs w:val="24"/>
         </w:rPr>
       </w:pPr>
-      <w:r>
-        <w:rPr>
-          <w:rFonts w:ascii="Times New Roman" w:hAnsi="Times New Roman" w:cs="Times New Roman"/>
-          <w:b/>
-          <w:sz w:val="24"/>
-          <w:szCs w:val="24"/>
-        </w:rPr>
-        <w:t>3. Crear TODA la base de datos</w:t>
+    </w:p>
+    <w:p>
+      <w:pPr>
+        <w:jc w:val="both"/>
+        <w:rPr>
+          <w:rFonts w:ascii="Times New Roman" w:hAnsi="Times New Roman" w:cs="Times New Roman"/>
+          <w:b/>
+          <w:sz w:val="24"/>
+          <w:szCs w:val="24"/>
+        </w:rPr>
+      </w:pPr>
+      <w:r>
+        <w:rPr>
+          <w:rFonts w:ascii="Times New Roman" w:hAnsi="Times New Roman" w:cs="Times New Roman"/>
+          <w:b/>
+          <w:sz w:val="24"/>
+          <w:szCs w:val="24"/>
+        </w:rPr>
+        <w:lastRenderedPageBreak/>
+        <w:t>Crear TODA la base de datos</w:t>
       </w:r>
     </w:p>
     <w:p>
@@ -1106,7 +1119,6 @@
           <w:sz w:val="24"/>
           <w:szCs w:val="24"/>
         </w:rPr>
-        <w:lastRenderedPageBreak/>
         <w:t xml:space="preserve">restaurants </w:t>
       </w:r>
     </w:p>
@@ -1304,8 +1316,10 @@
         <w:rPr>
           <w:rFonts w:ascii="Times New Roman" w:hAnsi="Times New Roman" w:cs="Times New Roman"/>
           <w:b/>
-          <w:sz w:val="24"/>
-          <w:szCs w:val="24"/>
+          <w:noProof/>
+          <w:sz w:val="24"/>
+          <w:szCs w:val="24"/>
+          <w:lang w:eastAsia="es-EC"/>
         </w:rPr>
         <w:drawing>
           <wp:inline distT="0" distB="0" distL="0" distR="0" wp14:anchorId="1ED06D88" wp14:editId="45D3570E">
@@ -1352,334 +1366,40 @@
           <w:b/>
           <w:sz w:val="24"/>
           <w:szCs w:val="24"/>
-          <w:lang w:val="en-US"/>
-        </w:rPr>
-      </w:pPr>
-      <w:r>
-        <w:rPr>
-          <w:rFonts w:ascii="Times New Roman" w:hAnsi="Times New Roman" w:cs="Times New Roman"/>
-          <w:b/>
-          <w:sz w:val="24"/>
-          <w:szCs w:val="24"/>
-          <w:lang w:val="en-US"/>
-        </w:rPr>
-        <w:t>5. Migrations (Alembic)</w:t>
-      </w:r>
-    </w:p>
-    <w:p>
-      <w:pPr>
-        <w:jc w:val="both"/>
-        <w:rPr>
-          <w:rFonts w:ascii="Times New Roman" w:hAnsi="Times New Roman" w:cs="Times New Roman"/>
-          <w:b/>
-          <w:sz w:val="24"/>
-          <w:szCs w:val="24"/>
-          <w:lang w:val="en-US"/>
-        </w:rPr>
-      </w:pPr>
-      <w:proofErr w:type="spellStart"/>
-      <w:r>
-        <w:rPr>
-          <w:rFonts w:ascii="Times New Roman" w:hAnsi="Times New Roman" w:cs="Times New Roman"/>
-          <w:b/>
-          <w:sz w:val="24"/>
-          <w:szCs w:val="24"/>
-          <w:lang w:val="en-US"/>
-        </w:rPr>
-        <w:t>Crear</w:t>
-      </w:r>
-      <w:proofErr w:type="spellEnd"/>
-      <w:r>
-        <w:rPr>
-          <w:rFonts w:ascii="Times New Roman" w:hAnsi="Times New Roman" w:cs="Times New Roman"/>
-          <w:b/>
-          <w:sz w:val="24"/>
-          <w:szCs w:val="24"/>
-          <w:lang w:val="en-US"/>
-        </w:rPr>
-        <w:t xml:space="preserve"> </w:t>
-      </w:r>
-      <w:proofErr w:type="spellStart"/>
-      <w:r>
-        <w:rPr>
-          <w:rFonts w:ascii="Times New Roman" w:hAnsi="Times New Roman" w:cs="Times New Roman"/>
-          <w:b/>
-          <w:sz w:val="24"/>
-          <w:szCs w:val="24"/>
-          <w:lang w:val="en-US"/>
-        </w:rPr>
-        <w:t>versiones</w:t>
-      </w:r>
-      <w:proofErr w:type="spellEnd"/>
-      <w:r>
-        <w:rPr>
-          <w:rFonts w:ascii="Times New Roman" w:hAnsi="Times New Roman" w:cs="Times New Roman"/>
-          <w:b/>
-          <w:sz w:val="24"/>
-          <w:szCs w:val="24"/>
-          <w:lang w:val="en-US"/>
-        </w:rPr>
-        <w:t xml:space="preserve">: </w:t>
-      </w:r>
-    </w:p>
-    <w:p>
-      <w:pPr>
-        <w:jc w:val="both"/>
-        <w:rPr>
-          <w:rFonts w:ascii="Times New Roman" w:hAnsi="Times New Roman" w:cs="Times New Roman"/>
-          <w:b/>
-          <w:sz w:val="24"/>
-          <w:szCs w:val="24"/>
-          <w:lang w:val="en-US"/>
-        </w:rPr>
-      </w:pPr>
-      <w:r>
-        <w:rPr>
-          <w:rFonts w:ascii="Times New Roman" w:hAnsi="Times New Roman" w:cs="Times New Roman"/>
-          <w:b/>
-          <w:sz w:val="24"/>
-          <w:szCs w:val="24"/>
-          <w:lang w:val="en-US"/>
-        </w:rPr>
-        <w:t xml:space="preserve">v1 → users </w:t>
-      </w:r>
-    </w:p>
-    <w:p>
-      <w:pPr>
-        <w:jc w:val="both"/>
-        <w:rPr>
-          <w:rFonts w:ascii="Times New Roman" w:hAnsi="Times New Roman" w:cs="Times New Roman"/>
-          <w:b/>
-          <w:sz w:val="24"/>
-          <w:szCs w:val="24"/>
-          <w:lang w:val="en-US"/>
-        </w:rPr>
-      </w:pPr>
-      <w:r>
-        <w:rPr>
-          <w:rFonts w:ascii="Times New Roman" w:hAnsi="Times New Roman" w:cs="Times New Roman"/>
-          <w:b/>
-          <w:sz w:val="24"/>
-          <w:szCs w:val="24"/>
-          <w:lang w:val="en-US"/>
-        </w:rPr>
-        <w:t xml:space="preserve">v2 → restaurants </w:t>
-      </w:r>
-    </w:p>
-    <w:p>
-      <w:pPr>
-        <w:jc w:val="both"/>
-        <w:rPr>
-          <w:rFonts w:ascii="Times New Roman" w:hAnsi="Times New Roman" w:cs="Times New Roman"/>
-          <w:b/>
-          <w:sz w:val="24"/>
-          <w:szCs w:val="24"/>
-          <w:lang w:val="en-US"/>
-        </w:rPr>
-      </w:pPr>
-      <w:r>
-        <w:rPr>
-          <w:rFonts w:ascii="Times New Roman" w:hAnsi="Times New Roman" w:cs="Times New Roman"/>
-          <w:b/>
-          <w:sz w:val="24"/>
-          <w:szCs w:val="24"/>
-          <w:lang w:val="en-US"/>
-        </w:rPr>
-        <w:t xml:space="preserve">v3 → companies + invitations + agreements </w:t>
-      </w:r>
-    </w:p>
-    <w:p>
-      <w:pPr>
-        <w:jc w:val="both"/>
-        <w:rPr>
-          <w:rFonts w:ascii="Times New Roman" w:hAnsi="Times New Roman" w:cs="Times New Roman"/>
-          <w:b/>
-          <w:sz w:val="24"/>
-          <w:szCs w:val="24"/>
-          <w:lang w:val="en-US"/>
-        </w:rPr>
-      </w:pPr>
-      <w:r>
-        <w:rPr>
-          <w:rFonts w:ascii="Times New Roman" w:hAnsi="Times New Roman" w:cs="Times New Roman"/>
-          <w:b/>
-          <w:sz w:val="24"/>
-          <w:szCs w:val="24"/>
-          <w:lang w:val="en-US"/>
-        </w:rPr>
-        <w:t xml:space="preserve">v4 → employees + </w:t>
-      </w:r>
-      <w:proofErr w:type="spellStart"/>
-      <w:r>
-        <w:rPr>
-          <w:rFonts w:ascii="Times New Roman" w:hAnsi="Times New Roman" w:cs="Times New Roman"/>
-          <w:b/>
-          <w:sz w:val="24"/>
-          <w:szCs w:val="24"/>
-          <w:lang w:val="en-US"/>
-        </w:rPr>
-        <w:t>meal_logs</w:t>
-      </w:r>
-      <w:proofErr w:type="spellEnd"/>
-      <w:r>
-        <w:rPr>
-          <w:rFonts w:ascii="Times New Roman" w:hAnsi="Times New Roman" w:cs="Times New Roman"/>
-          <w:b/>
-          <w:sz w:val="24"/>
-          <w:szCs w:val="24"/>
-          <w:lang w:val="en-US"/>
-        </w:rPr>
-        <w:t xml:space="preserve"> </w:t>
-      </w:r>
-    </w:p>
-    <w:p>
-      <w:pPr>
-        <w:jc w:val="both"/>
-        <w:rPr>
-          <w:rFonts w:ascii="Times New Roman" w:hAnsi="Times New Roman" w:cs="Times New Roman"/>
-          <w:b/>
-          <w:sz w:val="24"/>
-          <w:szCs w:val="24"/>
-          <w:lang w:val="en-US"/>
-        </w:rPr>
-      </w:pPr>
-      <w:proofErr w:type="spellStart"/>
-      <w:r>
-        <w:rPr>
-          <w:rFonts w:ascii="Times New Roman" w:hAnsi="Times New Roman" w:cs="Times New Roman"/>
-          <w:b/>
-          <w:sz w:val="24"/>
-          <w:szCs w:val="24"/>
-          <w:lang w:val="en-US"/>
-        </w:rPr>
-        <w:t>Ejecutar</w:t>
-      </w:r>
-      <w:proofErr w:type="spellEnd"/>
-      <w:r>
-        <w:rPr>
-          <w:rFonts w:ascii="Times New Roman" w:hAnsi="Times New Roman" w:cs="Times New Roman"/>
-          <w:b/>
-          <w:sz w:val="24"/>
-          <w:szCs w:val="24"/>
-          <w:lang w:val="en-US"/>
-        </w:rPr>
-        <w:t xml:space="preserve"> migrations en </w:t>
-      </w:r>
-      <w:proofErr w:type="spellStart"/>
-      <w:r>
-        <w:rPr>
-          <w:rFonts w:ascii="Times New Roman" w:hAnsi="Times New Roman" w:cs="Times New Roman"/>
-          <w:b/>
-          <w:sz w:val="24"/>
-          <w:szCs w:val="24"/>
-          <w:lang w:val="en-US"/>
-        </w:rPr>
-        <w:t>PostgreSQL</w:t>
-      </w:r>
-      <w:proofErr w:type="spellEnd"/>
-      <w:r>
-        <w:rPr>
-          <w:rFonts w:ascii="Times New Roman" w:hAnsi="Times New Roman" w:cs="Times New Roman"/>
-          <w:b/>
-          <w:sz w:val="24"/>
-          <w:szCs w:val="24"/>
-          <w:lang w:val="en-US"/>
-        </w:rPr>
-        <w:t xml:space="preserve"> </w:t>
-      </w:r>
-    </w:p>
-    <w:p>
-      <w:pPr>
-        <w:jc w:val="both"/>
-        <w:rPr>
-          <w:rFonts w:ascii="Times New Roman" w:hAnsi="Times New Roman" w:cs="Times New Roman"/>
-          <w:b/>
-          <w:sz w:val="24"/>
-          <w:szCs w:val="24"/>
-        </w:rPr>
-      </w:pPr>
-      <w:r>
-        <w:rPr>
-          <w:rFonts w:ascii="Times New Roman" w:hAnsi="Times New Roman" w:cs="Times New Roman"/>
-          <w:b/>
-          <w:sz w:val="24"/>
-          <w:szCs w:val="24"/>
-        </w:rPr>
-        <w:t>Objetivo de la fase 1</w:t>
-      </w:r>
-    </w:p>
-    <w:p>
-      <w:pPr>
-        <w:jc w:val="both"/>
-        <w:rPr>
-          <w:rFonts w:ascii="Times New Roman" w:hAnsi="Times New Roman" w:cs="Times New Roman"/>
-          <w:b/>
-          <w:sz w:val="24"/>
-          <w:szCs w:val="24"/>
-        </w:rPr>
-      </w:pPr>
-      <w:r>
-        <w:rPr>
-          <w:rFonts w:ascii="Times New Roman" w:hAnsi="Times New Roman" w:cs="Times New Roman"/>
-          <w:b/>
-          <w:sz w:val="24"/>
-          <w:szCs w:val="24"/>
-        </w:rPr>
-        <w:t>Dejar listo:</w:t>
-      </w:r>
-    </w:p>
-    <w:p>
-      <w:pPr>
-        <w:jc w:val="both"/>
-        <w:rPr>
-          <w:rFonts w:ascii="Times New Roman" w:hAnsi="Times New Roman" w:cs="Times New Roman"/>
-          <w:b/>
-          <w:sz w:val="24"/>
-          <w:szCs w:val="24"/>
-        </w:rPr>
-      </w:pPr>
-      <w:proofErr w:type="spellStart"/>
-      <w:r>
-        <w:rPr>
-          <w:rFonts w:ascii="Times New Roman" w:hAnsi="Times New Roman" w:cs="Times New Roman"/>
-          <w:b/>
-          <w:sz w:val="24"/>
-          <w:szCs w:val="24"/>
-        </w:rPr>
-        <w:t>Login</w:t>
-      </w:r>
-      <w:proofErr w:type="spellEnd"/>
-      <w:r>
-        <w:rPr>
-          <w:rFonts w:ascii="Times New Roman" w:hAnsi="Times New Roman" w:cs="Times New Roman"/>
-          <w:b/>
-          <w:sz w:val="24"/>
-          <w:szCs w:val="24"/>
-        </w:rPr>
-        <w:t xml:space="preserve"> funcionando </w:t>
-      </w:r>
-    </w:p>
-    <w:p>
-      <w:pPr>
-        <w:jc w:val="both"/>
-        <w:rPr>
-          <w:rFonts w:ascii="Times New Roman" w:hAnsi="Times New Roman" w:cs="Times New Roman"/>
-          <w:b/>
-          <w:sz w:val="24"/>
-          <w:szCs w:val="24"/>
-        </w:rPr>
-      </w:pPr>
-      <w:r>
-        <w:rPr>
-          <w:rFonts w:ascii="Times New Roman" w:hAnsi="Times New Roman" w:cs="Times New Roman"/>
-          <w:b/>
-          <w:sz w:val="24"/>
-          <w:szCs w:val="24"/>
-        </w:rPr>
-        <w:lastRenderedPageBreak/>
+        </w:rPr>
+      </w:pPr>
+      <w:r>
+        <w:rPr>
+          <w:rFonts w:ascii="Times New Roman" w:hAnsi="Times New Roman" w:cs="Times New Roman"/>
+          <w:b/>
+          <w:sz w:val="24"/>
+          <w:szCs w:val="24"/>
+        </w:rPr>
+        <w:t>Interfaz arrancando</w:t>
+      </w:r>
+    </w:p>
+    <w:p>
+      <w:pPr>
+        <w:jc w:val="both"/>
+        <w:rPr>
+          <w:rFonts w:ascii="Times New Roman" w:hAnsi="Times New Roman" w:cs="Times New Roman"/>
+          <w:b/>
+          <w:sz w:val="24"/>
+          <w:szCs w:val="24"/>
+        </w:rPr>
+      </w:pPr>
+      <w:r>
+        <w:rPr>
+          <w:rFonts w:ascii="Times New Roman" w:hAnsi="Times New Roman" w:cs="Times New Roman"/>
+          <w:b/>
+          <w:noProof/>
+          <w:sz w:val="24"/>
+          <w:szCs w:val="24"/>
+          <w:lang w:eastAsia="es-EC"/>
+        </w:rPr>
         <w:drawing>
           <wp:inline distT="0" distB="0" distL="0" distR="0" wp14:anchorId="38E21C67" wp14:editId="245EDB7F">
-            <wp:extent cx="5400040" cy="2506980"/>
+            <wp:extent cx="5892445" cy="2735580"/>
             <wp:effectExtent l="0" t="0" r="0" b="7620"/>
             <wp:docPr id="7" name="Imagen 7"/>
             <wp:cNvGraphicFramePr>
@@ -1701,7 +1421,7 @@
                   <pic:spPr>
                     <a:xfrm>
                       <a:off x="0" y="0"/>
-                      <a:ext cx="5400040" cy="2506980"/>
+                      <a:ext cx="5895767" cy="2737122"/>
                     </a:xfrm>
                     <a:prstGeom prst="rect">
                       <a:avLst/>
@@ -1724,13 +1444,47 @@
           <w:szCs w:val="24"/>
         </w:rPr>
       </w:pPr>
-      <w:r>
-        <w:rPr>
-          <w:rFonts w:ascii="Times New Roman" w:hAnsi="Times New Roman" w:cs="Times New Roman"/>
-          <w:b/>
-          <w:sz w:val="24"/>
-          <w:szCs w:val="24"/>
-        </w:rPr>
+    </w:p>
+    <w:p>
+      <w:pPr>
+        <w:jc w:val="both"/>
+        <w:rPr>
+          <w:rFonts w:ascii="Times New Roman" w:hAnsi="Times New Roman" w:cs="Times New Roman"/>
+          <w:b/>
+          <w:sz w:val="24"/>
+          <w:szCs w:val="24"/>
+        </w:rPr>
+      </w:pPr>
+    </w:p>
+    <w:p>
+      <w:pPr>
+        <w:jc w:val="both"/>
+        <w:rPr>
+          <w:rFonts w:ascii="Times New Roman" w:hAnsi="Times New Roman" w:cs="Times New Roman"/>
+          <w:b/>
+          <w:sz w:val="24"/>
+          <w:szCs w:val="24"/>
+        </w:rPr>
+      </w:pPr>
+    </w:p>
+    <w:p>
+      <w:pPr>
+        <w:jc w:val="both"/>
+        <w:rPr>
+          <w:rFonts w:ascii="Times New Roman" w:hAnsi="Times New Roman" w:cs="Times New Roman"/>
+          <w:b/>
+          <w:sz w:val="24"/>
+          <w:szCs w:val="24"/>
+        </w:rPr>
+      </w:pPr>
+      <w:r>
+        <w:rPr>
+          <w:rFonts w:ascii="Times New Roman" w:hAnsi="Times New Roman" w:cs="Times New Roman"/>
+          <w:b/>
+          <w:sz w:val="24"/>
+          <w:szCs w:val="24"/>
+        </w:rPr>
+        <w:lastRenderedPageBreak/>
         <w:t xml:space="preserve">Base de datos completa </w:t>
       </w:r>
     </w:p>
@@ -1748,13 +1502,15 @@
         <w:rPr>
           <w:rFonts w:ascii="Times New Roman" w:hAnsi="Times New Roman" w:cs="Times New Roman"/>
           <w:b/>
-          <w:sz w:val="24"/>
-          <w:szCs w:val="24"/>
+          <w:noProof/>
+          <w:sz w:val="24"/>
+          <w:szCs w:val="24"/>
+          <w:lang w:eastAsia="es-EC"/>
         </w:rPr>
         <w:drawing>
           <wp:inline distT="0" distB="0" distL="0" distR="0" wp14:anchorId="590E9FF7" wp14:editId="3F34E723">
-            <wp:extent cx="5400040" cy="995045"/>
-            <wp:effectExtent l="0" t="0" r="0" b="0"/>
+            <wp:extent cx="6078922" cy="1120140"/>
+            <wp:effectExtent l="0" t="0" r="0" b="3810"/>
             <wp:docPr id="8" name="Imagen 8"/>
             <wp:cNvGraphicFramePr>
               <a:graphicFrameLocks xmlns:a="http://schemas.openxmlformats.org/drawingml/2006/main" noChangeAspect="1"/>
@@ -1775,7 +1531,7 @@
                   <pic:spPr>
                     <a:xfrm>
                       <a:off x="0" y="0"/>
-                      <a:ext cx="5400040" cy="995045"/>
+                      <a:ext cx="6087901" cy="1121795"/>
                     </a:xfrm>
                     <a:prstGeom prst="rect">
                       <a:avLst/>
@@ -1787,6 +1543,986 @@
           </wp:inline>
         </w:drawing>
       </w:r>
+    </w:p>
+    <w:p>
+      <w:pPr>
+        <w:jc w:val="both"/>
+        <w:rPr>
+          <w:rFonts w:ascii="Times New Roman" w:hAnsi="Times New Roman" w:cs="Times New Roman"/>
+          <w:b/>
+          <w:sz w:val="24"/>
+          <w:szCs w:val="24"/>
+        </w:rPr>
+      </w:pPr>
+      <w:proofErr w:type="spellStart"/>
+      <w:r>
+        <w:rPr>
+          <w:rFonts w:ascii="Times New Roman" w:hAnsi="Times New Roman" w:cs="Times New Roman"/>
+          <w:b/>
+          <w:sz w:val="24"/>
+          <w:szCs w:val="24"/>
+        </w:rPr>
+        <w:t>Login</w:t>
+      </w:r>
+      <w:proofErr w:type="spellEnd"/>
+    </w:p>
+    <w:p>
+      <w:pPr>
+        <w:jc w:val="both"/>
+        <w:rPr>
+          <w:rFonts w:ascii="Times New Roman" w:hAnsi="Times New Roman" w:cs="Times New Roman"/>
+          <w:b/>
+          <w:sz w:val="24"/>
+          <w:szCs w:val="24"/>
+          <w:lang w:val="en-US"/>
+        </w:rPr>
+      </w:pPr>
+      <w:r>
+        <w:rPr>
+          <w:rFonts w:ascii="Times New Roman" w:hAnsi="Times New Roman" w:cs="Times New Roman"/>
+          <w:b/>
+          <w:sz w:val="24"/>
+          <w:szCs w:val="24"/>
+          <w:lang w:val="en-US"/>
+        </w:rPr>
+        <w:t xml:space="preserve">Postman </w:t>
+      </w:r>
+      <w:proofErr w:type="spellStart"/>
+      <w:r>
+        <w:rPr>
+          <w:rFonts w:ascii="Times New Roman" w:hAnsi="Times New Roman" w:cs="Times New Roman"/>
+          <w:b/>
+          <w:sz w:val="24"/>
+          <w:szCs w:val="24"/>
+          <w:lang w:val="en-US"/>
+        </w:rPr>
+        <w:t>reg</w:t>
+      </w:r>
+      <w:r>
+        <w:rPr>
+          <w:rFonts w:ascii="Times New Roman" w:hAnsi="Times New Roman" w:cs="Times New Roman"/>
+          <w:b/>
+          <w:sz w:val="24"/>
+          <w:szCs w:val="24"/>
+          <w:lang w:val="en-US"/>
+        </w:rPr>
+        <w:t>istro</w:t>
+      </w:r>
+      <w:proofErr w:type="spellEnd"/>
+    </w:p>
+    <w:p>
+      <w:pPr>
+        <w:jc w:val="both"/>
+        <w:rPr>
+          <w:rFonts w:ascii="Times New Roman" w:hAnsi="Times New Roman" w:cs="Times New Roman"/>
+          <w:b/>
+          <w:sz w:val="24"/>
+          <w:szCs w:val="24"/>
+          <w:lang w:val="en-US"/>
+        </w:rPr>
+      </w:pPr>
+      <w:r>
+        <w:rPr>
+          <w:rFonts w:ascii="Times New Roman" w:hAnsi="Times New Roman" w:cs="Times New Roman"/>
+          <w:b/>
+          <w:sz w:val="24"/>
+          <w:szCs w:val="24"/>
+          <w:lang w:val="en-US"/>
+        </w:rPr>
+        <w:drawing>
+          <wp:inline distT="0" distB="0" distL="0" distR="0" wp14:anchorId="02DE0B02" wp14:editId="51540220">
+            <wp:extent cx="6066068" cy="2735580"/>
+            <wp:effectExtent l="0" t="0" r="0" b="7620"/>
+            <wp:docPr id="12" name="Imagen 12"/>
+            <wp:cNvGraphicFramePr>
+              <a:graphicFrameLocks xmlns:a="http://schemas.openxmlformats.org/drawingml/2006/main" noChangeAspect="1"/>
+            </wp:cNvGraphicFramePr>
+            <a:graphic xmlns:a="http://schemas.openxmlformats.org/drawingml/2006/main">
+              <a:graphicData uri="http://schemas.openxmlformats.org/drawingml/2006/picture">
+                <pic:pic xmlns:pic="http://schemas.openxmlformats.org/drawingml/2006/picture">
+                  <pic:nvPicPr>
+                    <pic:cNvPr id="1" name=""/>
+                    <pic:cNvPicPr/>
+                  </pic:nvPicPr>
+                  <pic:blipFill>
+                    <a:blip r:embed="rId14"/>
+                    <a:stretch>
+                      <a:fillRect/>
+                    </a:stretch>
+                  </pic:blipFill>
+                  <pic:spPr>
+                    <a:xfrm>
+                      <a:off x="0" y="0"/>
+                      <a:ext cx="6070965" cy="2737789"/>
+                    </a:xfrm>
+                    <a:prstGeom prst="rect">
+                      <a:avLst/>
+                    </a:prstGeom>
+                  </pic:spPr>
+                </pic:pic>
+              </a:graphicData>
+            </a:graphic>
+          </wp:inline>
+        </w:drawing>
+      </w:r>
+    </w:p>
+    <w:p>
+      <w:pPr>
+        <w:jc w:val="both"/>
+        <w:rPr>
+          <w:rFonts w:ascii="Times New Roman" w:hAnsi="Times New Roman" w:cs="Times New Roman"/>
+          <w:b/>
+          <w:sz w:val="24"/>
+          <w:szCs w:val="24"/>
+        </w:rPr>
+      </w:pPr>
+      <w:proofErr w:type="spellStart"/>
+      <w:r>
+        <w:rPr>
+          <w:rFonts w:ascii="Times New Roman" w:hAnsi="Times New Roman" w:cs="Times New Roman"/>
+          <w:b/>
+          <w:sz w:val="24"/>
+          <w:szCs w:val="24"/>
+        </w:rPr>
+        <w:t>Postman</w:t>
+      </w:r>
+      <w:proofErr w:type="spellEnd"/>
+      <w:r>
+        <w:rPr>
+          <w:rFonts w:ascii="Times New Roman" w:hAnsi="Times New Roman" w:cs="Times New Roman"/>
+          <w:b/>
+          <w:sz w:val="24"/>
+          <w:szCs w:val="24"/>
+        </w:rPr>
+        <w:t xml:space="preserve"> </w:t>
+      </w:r>
+      <w:proofErr w:type="spellStart"/>
+      <w:r>
+        <w:rPr>
+          <w:rFonts w:ascii="Times New Roman" w:hAnsi="Times New Roman" w:cs="Times New Roman"/>
+          <w:b/>
+          <w:sz w:val="24"/>
+          <w:szCs w:val="24"/>
+        </w:rPr>
+        <w:t>Lo</w:t>
+      </w:r>
+      <w:r>
+        <w:rPr>
+          <w:rFonts w:ascii="Times New Roman" w:hAnsi="Times New Roman" w:cs="Times New Roman"/>
+          <w:b/>
+          <w:sz w:val="24"/>
+          <w:szCs w:val="24"/>
+        </w:rPr>
+        <w:t>gin</w:t>
+      </w:r>
+      <w:proofErr w:type="spellEnd"/>
+    </w:p>
+    <w:p>
+      <w:pPr>
+        <w:jc w:val="both"/>
+        <w:rPr>
+          <w:rFonts w:ascii="Times New Roman" w:hAnsi="Times New Roman" w:cs="Times New Roman"/>
+          <w:b/>
+          <w:sz w:val="24"/>
+          <w:szCs w:val="24"/>
+        </w:rPr>
+      </w:pPr>
+      <w:r>
+        <w:rPr>
+          <w:rFonts w:ascii="Times New Roman" w:hAnsi="Times New Roman" w:cs="Times New Roman"/>
+          <w:b/>
+          <w:sz w:val="24"/>
+          <w:szCs w:val="24"/>
+        </w:rPr>
+        <w:drawing>
+          <wp:inline distT="0" distB="0" distL="0" distR="0" wp14:anchorId="5F76762D" wp14:editId="7D4CAC91">
+            <wp:extent cx="6077234" cy="2644140"/>
+            <wp:effectExtent l="0" t="0" r="0" b="3810"/>
+            <wp:docPr id="13" name="Imagen 13"/>
+            <wp:cNvGraphicFramePr>
+              <a:graphicFrameLocks xmlns:a="http://schemas.openxmlformats.org/drawingml/2006/main" noChangeAspect="1"/>
+            </wp:cNvGraphicFramePr>
+            <a:graphic xmlns:a="http://schemas.openxmlformats.org/drawingml/2006/main">
+              <a:graphicData uri="http://schemas.openxmlformats.org/drawingml/2006/picture">
+                <pic:pic xmlns:pic="http://schemas.openxmlformats.org/drawingml/2006/picture">
+                  <pic:nvPicPr>
+                    <pic:cNvPr id="1" name=""/>
+                    <pic:cNvPicPr/>
+                  </pic:nvPicPr>
+                  <pic:blipFill>
+                    <a:blip r:embed="rId15"/>
+                    <a:stretch>
+                      <a:fillRect/>
+                    </a:stretch>
+                  </pic:blipFill>
+                  <pic:spPr>
+                    <a:xfrm>
+                      <a:off x="0" y="0"/>
+                      <a:ext cx="6079857" cy="2645281"/>
+                    </a:xfrm>
+                    <a:prstGeom prst="rect">
+                      <a:avLst/>
+                    </a:prstGeom>
+                  </pic:spPr>
+                </pic:pic>
+              </a:graphicData>
+            </a:graphic>
+          </wp:inline>
+        </w:drawing>
+      </w:r>
+    </w:p>
+    <w:p>
+      <w:pPr>
+        <w:jc w:val="both"/>
+        <w:rPr>
+          <w:rFonts w:ascii="Times New Roman" w:hAnsi="Times New Roman" w:cs="Times New Roman"/>
+          <w:b/>
+          <w:sz w:val="24"/>
+          <w:szCs w:val="24"/>
+        </w:rPr>
+      </w:pPr>
+    </w:p>
+    <w:p>
+      <w:pPr>
+        <w:jc w:val="both"/>
+        <w:rPr>
+          <w:rFonts w:ascii="Times New Roman" w:hAnsi="Times New Roman" w:cs="Times New Roman"/>
+          <w:b/>
+          <w:sz w:val="24"/>
+          <w:szCs w:val="24"/>
+        </w:rPr>
+      </w:pPr>
+    </w:p>
+    <w:p>
+      <w:pPr>
+        <w:jc w:val="both"/>
+        <w:rPr>
+          <w:rFonts w:ascii="Times New Roman" w:hAnsi="Times New Roman" w:cs="Times New Roman"/>
+          <w:b/>
+          <w:sz w:val="24"/>
+          <w:szCs w:val="24"/>
+        </w:rPr>
+      </w:pPr>
+    </w:p>
+    <w:p>
+      <w:pPr>
+        <w:jc w:val="both"/>
+        <w:rPr>
+          <w:rFonts w:ascii="Times New Roman" w:hAnsi="Times New Roman" w:cs="Times New Roman"/>
+          <w:b/>
+          <w:sz w:val="24"/>
+          <w:szCs w:val="24"/>
+        </w:rPr>
+      </w:pPr>
+      <w:proofErr w:type="spellStart"/>
+      <w:r>
+        <w:rPr>
+          <w:rFonts w:ascii="Times New Roman" w:hAnsi="Times New Roman" w:cs="Times New Roman"/>
+          <w:b/>
+          <w:sz w:val="24"/>
+          <w:szCs w:val="24"/>
+        </w:rPr>
+        <w:lastRenderedPageBreak/>
+        <w:t>Login</w:t>
+      </w:r>
+      <w:proofErr w:type="spellEnd"/>
+      <w:r>
+        <w:rPr>
+          <w:rFonts w:ascii="Times New Roman" w:hAnsi="Times New Roman" w:cs="Times New Roman"/>
+          <w:b/>
+          <w:sz w:val="24"/>
+          <w:szCs w:val="24"/>
+        </w:rPr>
+        <w:t xml:space="preserve"> – Interfaz</w:t>
+      </w:r>
+    </w:p>
+    <w:p>
+      <w:pPr>
+        <w:jc w:val="both"/>
+        <w:rPr>
+          <w:rFonts w:ascii="Times New Roman" w:hAnsi="Times New Roman" w:cs="Times New Roman"/>
+          <w:b/>
+          <w:sz w:val="24"/>
+          <w:szCs w:val="24"/>
+        </w:rPr>
+      </w:pPr>
+      <w:r>
+        <w:rPr>
+          <w:rFonts w:ascii="Times New Roman" w:hAnsi="Times New Roman" w:cs="Times New Roman"/>
+          <w:b/>
+          <w:sz w:val="24"/>
+          <w:szCs w:val="24"/>
+        </w:rPr>
+        <w:drawing>
+          <wp:inline distT="0" distB="0" distL="0" distR="0" wp14:anchorId="0535C604" wp14:editId="2940C4DE">
+            <wp:extent cx="5987241" cy="3101340"/>
+            <wp:effectExtent l="0" t="0" r="0" b="3810"/>
+            <wp:docPr id="14" name="Imagen 14"/>
+            <wp:cNvGraphicFramePr>
+              <a:graphicFrameLocks xmlns:a="http://schemas.openxmlformats.org/drawingml/2006/main" noChangeAspect="1"/>
+            </wp:cNvGraphicFramePr>
+            <a:graphic xmlns:a="http://schemas.openxmlformats.org/drawingml/2006/main">
+              <a:graphicData uri="http://schemas.openxmlformats.org/drawingml/2006/picture">
+                <pic:pic xmlns:pic="http://schemas.openxmlformats.org/drawingml/2006/picture">
+                  <pic:nvPicPr>
+                    <pic:cNvPr id="1" name=""/>
+                    <pic:cNvPicPr/>
+                  </pic:nvPicPr>
+                  <pic:blipFill>
+                    <a:blip r:embed="rId16"/>
+                    <a:stretch>
+                      <a:fillRect/>
+                    </a:stretch>
+                  </pic:blipFill>
+                  <pic:spPr>
+                    <a:xfrm>
+                      <a:off x="0" y="0"/>
+                      <a:ext cx="5990736" cy="3103151"/>
+                    </a:xfrm>
+                    <a:prstGeom prst="rect">
+                      <a:avLst/>
+                    </a:prstGeom>
+                  </pic:spPr>
+                </pic:pic>
+              </a:graphicData>
+            </a:graphic>
+          </wp:inline>
+        </w:drawing>
+      </w:r>
+    </w:p>
+    <w:p>
+      <w:pPr>
+        <w:jc w:val="both"/>
+        <w:rPr>
+          <w:rFonts w:ascii="Times New Roman" w:hAnsi="Times New Roman" w:cs="Times New Roman"/>
+          <w:b/>
+          <w:sz w:val="24"/>
+          <w:szCs w:val="24"/>
+        </w:rPr>
+      </w:pPr>
+      <w:r>
+        <w:rPr>
+          <w:rFonts w:ascii="Times New Roman" w:hAnsi="Times New Roman" w:cs="Times New Roman"/>
+          <w:b/>
+          <w:sz w:val="24"/>
+          <w:szCs w:val="24"/>
+        </w:rPr>
+        <w:t xml:space="preserve">Home funcionando - </w:t>
+      </w:r>
+      <w:proofErr w:type="spellStart"/>
+      <w:r>
+        <w:rPr>
+          <w:rFonts w:ascii="Times New Roman" w:hAnsi="Times New Roman" w:cs="Times New Roman"/>
+          <w:b/>
+          <w:sz w:val="24"/>
+          <w:szCs w:val="24"/>
+        </w:rPr>
+        <w:t>dashboard</w:t>
+      </w:r>
+      <w:proofErr w:type="spellEnd"/>
+    </w:p>
+    <w:p>
+      <w:pPr>
+        <w:jc w:val="both"/>
+        <w:rPr>
+          <w:rFonts w:ascii="Times New Roman" w:hAnsi="Times New Roman" w:cs="Times New Roman"/>
+          <w:b/>
+          <w:sz w:val="24"/>
+          <w:szCs w:val="24"/>
+        </w:rPr>
+      </w:pPr>
+      <w:r>
+        <w:rPr>
+          <w:rFonts w:ascii="Times New Roman" w:hAnsi="Times New Roman" w:cs="Times New Roman"/>
+          <w:b/>
+          <w:sz w:val="24"/>
+          <w:szCs w:val="24"/>
+        </w:rPr>
+        <w:drawing>
+          <wp:inline distT="0" distB="0" distL="0" distR="0" wp14:anchorId="38EDC24B" wp14:editId="393EAE3B">
+            <wp:extent cx="5943600" cy="3103197"/>
+            <wp:effectExtent l="0" t="0" r="0" b="2540"/>
+            <wp:docPr id="10" name="Imagen 10"/>
+            <wp:cNvGraphicFramePr>
+              <a:graphicFrameLocks xmlns:a="http://schemas.openxmlformats.org/drawingml/2006/main" noChangeAspect="1"/>
+            </wp:cNvGraphicFramePr>
+            <a:graphic xmlns:a="http://schemas.openxmlformats.org/drawingml/2006/main">
+              <a:graphicData uri="http://schemas.openxmlformats.org/drawingml/2006/picture">
+                <pic:pic xmlns:pic="http://schemas.openxmlformats.org/drawingml/2006/picture">
+                  <pic:nvPicPr>
+                    <pic:cNvPr id="1" name=""/>
+                    <pic:cNvPicPr/>
+                  </pic:nvPicPr>
+                  <pic:blipFill>
+                    <a:blip r:embed="rId17"/>
+                    <a:stretch>
+                      <a:fillRect/>
+                    </a:stretch>
+                  </pic:blipFill>
+                  <pic:spPr>
+                    <a:xfrm>
+                      <a:off x="0" y="0"/>
+                      <a:ext cx="5950142" cy="3106613"/>
+                    </a:xfrm>
+                    <a:prstGeom prst="rect">
+                      <a:avLst/>
+                    </a:prstGeom>
+                  </pic:spPr>
+                </pic:pic>
+              </a:graphicData>
+            </a:graphic>
+          </wp:inline>
+        </w:drawing>
+      </w:r>
+    </w:p>
+    <w:p>
+      <w:pPr>
+        <w:jc w:val="both"/>
+        <w:rPr>
+          <w:rFonts w:ascii="Times New Roman" w:hAnsi="Times New Roman" w:cs="Times New Roman"/>
+          <w:b/>
+          <w:sz w:val="24"/>
+          <w:szCs w:val="24"/>
+        </w:rPr>
+      </w:pPr>
+    </w:p>
+    <w:p>
+      <w:pPr>
+        <w:jc w:val="both"/>
+        <w:rPr>
+          <w:rFonts w:ascii="Times New Roman" w:hAnsi="Times New Roman" w:cs="Times New Roman"/>
+          <w:b/>
+          <w:sz w:val="24"/>
+          <w:szCs w:val="24"/>
+        </w:rPr>
+      </w:pPr>
+    </w:p>
+    <w:p>
+      <w:pPr>
+        <w:jc w:val="both"/>
+        <w:rPr>
+          <w:rFonts w:ascii="Times New Roman" w:hAnsi="Times New Roman" w:cs="Times New Roman"/>
+          <w:b/>
+          <w:sz w:val="24"/>
+          <w:szCs w:val="24"/>
+        </w:rPr>
+      </w:pPr>
+    </w:p>
+    <w:p>
+      <w:pPr>
+        <w:jc w:val="both"/>
+        <w:rPr>
+          <w:rFonts w:ascii="Times New Roman" w:hAnsi="Times New Roman" w:cs="Times New Roman"/>
+          <w:b/>
+          <w:sz w:val="24"/>
+          <w:szCs w:val="24"/>
+        </w:rPr>
+      </w:pPr>
+    </w:p>
+    <w:p>
+      <w:pPr>
+        <w:jc w:val="both"/>
+        <w:rPr>
+          <w:rFonts w:ascii="Times New Roman" w:hAnsi="Times New Roman" w:cs="Times New Roman"/>
+          <w:b/>
+          <w:sz w:val="24"/>
+          <w:szCs w:val="24"/>
+        </w:rPr>
+      </w:pPr>
+    </w:p>
+    <w:p>
+      <w:pPr>
+        <w:jc w:val="both"/>
+        <w:rPr>
+          <w:rFonts w:ascii="Times New Roman" w:hAnsi="Times New Roman" w:cs="Times New Roman"/>
+          <w:b/>
+          <w:sz w:val="24"/>
+          <w:szCs w:val="24"/>
+        </w:rPr>
+      </w:pPr>
+    </w:p>
+    <w:p>
+      <w:pPr>
+        <w:jc w:val="both"/>
+        <w:rPr>
+          <w:rFonts w:ascii="Times New Roman" w:hAnsi="Times New Roman" w:cs="Times New Roman"/>
+          <w:b/>
+          <w:sz w:val="24"/>
+          <w:szCs w:val="24"/>
+        </w:rPr>
+      </w:pPr>
+      <w:r>
+        <w:rPr>
+          <w:rFonts w:ascii="Times New Roman" w:hAnsi="Times New Roman" w:cs="Times New Roman"/>
+          <w:b/>
+          <w:sz w:val="24"/>
+          <w:szCs w:val="24"/>
+        </w:rPr>
+        <w:lastRenderedPageBreak/>
+        <w:t xml:space="preserve">Perfil según usuario que hizo </w:t>
+      </w:r>
+      <w:proofErr w:type="spellStart"/>
+      <w:r>
+        <w:rPr>
+          <w:rFonts w:ascii="Times New Roman" w:hAnsi="Times New Roman" w:cs="Times New Roman"/>
+          <w:b/>
+          <w:sz w:val="24"/>
+          <w:szCs w:val="24"/>
+        </w:rPr>
+        <w:t>login</w:t>
+      </w:r>
+      <w:proofErr w:type="spellEnd"/>
+    </w:p>
+    <w:p>
+      <w:pPr>
+        <w:jc w:val="both"/>
+        <w:rPr>
+          <w:rFonts w:ascii="Times New Roman" w:hAnsi="Times New Roman" w:cs="Times New Roman"/>
+          <w:b/>
+          <w:sz w:val="24"/>
+          <w:szCs w:val="24"/>
+        </w:rPr>
+      </w:pPr>
+      <w:r>
+        <w:rPr>
+          <w:rFonts w:ascii="Times New Roman" w:hAnsi="Times New Roman" w:cs="Times New Roman"/>
+          <w:b/>
+          <w:sz w:val="24"/>
+          <w:szCs w:val="24"/>
+        </w:rPr>
+        <w:drawing>
+          <wp:inline distT="0" distB="0" distL="0" distR="0" wp14:anchorId="1478BA84" wp14:editId="3DDC9FE4">
+            <wp:extent cx="6079974" cy="3230880"/>
+            <wp:effectExtent l="0" t="0" r="0" b="7620"/>
+            <wp:docPr id="11" name="Imagen 11"/>
+            <wp:cNvGraphicFramePr>
+              <a:graphicFrameLocks xmlns:a="http://schemas.openxmlformats.org/drawingml/2006/main" noChangeAspect="1"/>
+            </wp:cNvGraphicFramePr>
+            <a:graphic xmlns:a="http://schemas.openxmlformats.org/drawingml/2006/main">
+              <a:graphicData uri="http://schemas.openxmlformats.org/drawingml/2006/picture">
+                <pic:pic xmlns:pic="http://schemas.openxmlformats.org/drawingml/2006/picture">
+                  <pic:nvPicPr>
+                    <pic:cNvPr id="1" name=""/>
+                    <pic:cNvPicPr/>
+                  </pic:nvPicPr>
+                  <pic:blipFill>
+                    <a:blip r:embed="rId18"/>
+                    <a:stretch>
+                      <a:fillRect/>
+                    </a:stretch>
+                  </pic:blipFill>
+                  <pic:spPr>
+                    <a:xfrm>
+                      <a:off x="0" y="0"/>
+                      <a:ext cx="6089399" cy="3235888"/>
+                    </a:xfrm>
+                    <a:prstGeom prst="rect">
+                      <a:avLst/>
+                    </a:prstGeom>
+                  </pic:spPr>
+                </pic:pic>
+              </a:graphicData>
+            </a:graphic>
+          </wp:inline>
+        </w:drawing>
+      </w:r>
+    </w:p>
+    <w:p>
+      <w:pPr>
+        <w:jc w:val="both"/>
+        <w:rPr>
+          <w:rFonts w:ascii="Times New Roman" w:hAnsi="Times New Roman" w:cs="Times New Roman"/>
+          <w:b/>
+          <w:sz w:val="24"/>
+          <w:szCs w:val="24"/>
+          <w:lang w:val="es-US"/>
+        </w:rPr>
+      </w:pPr>
+      <w:r>
+        <w:rPr>
+          <w:rFonts w:ascii="Times New Roman" w:hAnsi="Times New Roman" w:cs="Times New Roman"/>
+          <w:b/>
+          <w:sz w:val="24"/>
+          <w:szCs w:val="24"/>
+        </w:rPr>
+        <w:t xml:space="preserve">Perfil de Usuario – </w:t>
+      </w:r>
+      <w:proofErr w:type="spellStart"/>
+      <w:r>
+        <w:rPr>
+          <w:rFonts w:ascii="Times New Roman" w:hAnsi="Times New Roman" w:cs="Times New Roman"/>
+          <w:b/>
+          <w:sz w:val="24"/>
+          <w:szCs w:val="24"/>
+        </w:rPr>
+        <w:t>Login</w:t>
+      </w:r>
+      <w:proofErr w:type="spellEnd"/>
+      <w:r>
+        <w:rPr>
+          <w:rFonts w:ascii="Times New Roman" w:hAnsi="Times New Roman" w:cs="Times New Roman"/>
+          <w:b/>
+          <w:sz w:val="24"/>
+          <w:szCs w:val="24"/>
+        </w:rPr>
+        <w:t xml:space="preserve"> - Rol</w:t>
+      </w:r>
+    </w:p>
+    <w:p>
+      <w:pPr>
+        <w:jc w:val="both"/>
+        <w:rPr>
+          <w:rFonts w:ascii="Times New Roman" w:hAnsi="Times New Roman" w:cs="Times New Roman"/>
+          <w:b/>
+          <w:sz w:val="24"/>
+          <w:szCs w:val="24"/>
+        </w:rPr>
+      </w:pPr>
+      <w:r>
+        <w:rPr>
+          <w:rFonts w:ascii="Times New Roman" w:hAnsi="Times New Roman" w:cs="Times New Roman"/>
+          <w:b/>
+          <w:sz w:val="24"/>
+          <w:szCs w:val="24"/>
+        </w:rPr>
+        <w:drawing>
+          <wp:inline distT="0" distB="0" distL="0" distR="0" wp14:anchorId="3FFA6D43" wp14:editId="50C3D216">
+            <wp:extent cx="6147775" cy="3200400"/>
+            <wp:effectExtent l="0" t="0" r="5715" b="0"/>
+            <wp:docPr id="15" name="Imagen 15"/>
+            <wp:cNvGraphicFramePr>
+              <a:graphicFrameLocks xmlns:a="http://schemas.openxmlformats.org/drawingml/2006/main" noChangeAspect="1"/>
+            </wp:cNvGraphicFramePr>
+            <a:graphic xmlns:a="http://schemas.openxmlformats.org/drawingml/2006/main">
+              <a:graphicData uri="http://schemas.openxmlformats.org/drawingml/2006/picture">
+                <pic:pic xmlns:pic="http://schemas.openxmlformats.org/drawingml/2006/picture">
+                  <pic:nvPicPr>
+                    <pic:cNvPr id="1" name=""/>
+                    <pic:cNvPicPr/>
+                  </pic:nvPicPr>
+                  <pic:blipFill>
+                    <a:blip r:embed="rId19"/>
+                    <a:stretch>
+                      <a:fillRect/>
+                    </a:stretch>
+                  </pic:blipFill>
+                  <pic:spPr>
+                    <a:xfrm>
+                      <a:off x="0" y="0"/>
+                      <a:ext cx="6149057" cy="3201067"/>
+                    </a:xfrm>
+                    <a:prstGeom prst="rect">
+                      <a:avLst/>
+                    </a:prstGeom>
+                  </pic:spPr>
+                </pic:pic>
+              </a:graphicData>
+            </a:graphic>
+          </wp:inline>
+        </w:drawing>
+      </w:r>
+    </w:p>
+    <w:p>
+      <w:pPr>
+        <w:jc w:val="both"/>
+        <w:rPr>
+          <w:rFonts w:ascii="Times New Roman" w:hAnsi="Times New Roman" w:cs="Times New Roman"/>
+          <w:b/>
+          <w:sz w:val="24"/>
+          <w:szCs w:val="24"/>
+        </w:rPr>
+      </w:pPr>
+    </w:p>
+    <w:p>
+      <w:pPr>
+        <w:jc w:val="both"/>
+        <w:rPr>
+          <w:rFonts w:ascii="Times New Roman" w:hAnsi="Times New Roman" w:cs="Times New Roman"/>
+          <w:b/>
+          <w:sz w:val="24"/>
+          <w:szCs w:val="24"/>
+        </w:rPr>
+      </w:pPr>
+    </w:p>
+    <w:p>
+      <w:pPr>
+        <w:jc w:val="both"/>
+        <w:rPr>
+          <w:rFonts w:ascii="Times New Roman" w:hAnsi="Times New Roman" w:cs="Times New Roman"/>
+          <w:b/>
+          <w:sz w:val="24"/>
+          <w:szCs w:val="24"/>
+        </w:rPr>
+      </w:pPr>
+    </w:p>
+    <w:p>
+      <w:pPr>
+        <w:jc w:val="both"/>
+        <w:rPr>
+          <w:rFonts w:ascii="Times New Roman" w:hAnsi="Times New Roman" w:cs="Times New Roman"/>
+          <w:b/>
+          <w:sz w:val="24"/>
+          <w:szCs w:val="24"/>
+        </w:rPr>
+      </w:pPr>
+    </w:p>
+    <w:p>
+      <w:pPr>
+        <w:jc w:val="both"/>
+        <w:rPr>
+          <w:rFonts w:ascii="Times New Roman" w:hAnsi="Times New Roman" w:cs="Times New Roman"/>
+          <w:b/>
+          <w:sz w:val="24"/>
+          <w:szCs w:val="24"/>
+        </w:rPr>
+      </w:pPr>
+    </w:p>
+    <w:p>
+      <w:pPr>
+        <w:jc w:val="both"/>
+        <w:rPr>
+          <w:rFonts w:ascii="Times New Roman" w:hAnsi="Times New Roman" w:cs="Times New Roman"/>
+          <w:b/>
+          <w:sz w:val="24"/>
+          <w:szCs w:val="24"/>
+        </w:rPr>
+      </w:pPr>
+    </w:p>
+    <w:p>
+      <w:pPr>
+        <w:jc w:val="both"/>
+        <w:rPr>
+          <w:rFonts w:ascii="Times New Roman" w:hAnsi="Times New Roman" w:cs="Times New Roman"/>
+          <w:b/>
+          <w:sz w:val="24"/>
+          <w:szCs w:val="24"/>
+        </w:rPr>
+      </w:pPr>
+    </w:p>
+    <w:p>
+      <w:pPr>
+        <w:jc w:val="both"/>
+        <w:rPr>
+          <w:rFonts w:ascii="Times New Roman" w:hAnsi="Times New Roman" w:cs="Times New Roman"/>
+          <w:b/>
+          <w:sz w:val="24"/>
+          <w:szCs w:val="24"/>
+        </w:rPr>
+      </w:pPr>
+      <w:proofErr w:type="spellStart"/>
+      <w:r>
+        <w:rPr>
+          <w:rFonts w:ascii="Times New Roman" w:hAnsi="Times New Roman" w:cs="Times New Roman"/>
+          <w:b/>
+          <w:sz w:val="24"/>
+          <w:szCs w:val="24"/>
+        </w:rPr>
+        <w:t>Setting</w:t>
+      </w:r>
+      <w:proofErr w:type="spellEnd"/>
+      <w:r>
+        <w:rPr>
+          <w:rFonts w:ascii="Times New Roman" w:hAnsi="Times New Roman" w:cs="Times New Roman"/>
+          <w:b/>
+          <w:sz w:val="24"/>
+          <w:szCs w:val="24"/>
+        </w:rPr>
+        <w:t>– Administrador</w:t>
+      </w:r>
+    </w:p>
+    <w:p>
+      <w:pPr>
+        <w:jc w:val="both"/>
+        <w:rPr>
+          <w:rFonts w:ascii="Times New Roman" w:hAnsi="Times New Roman" w:cs="Times New Roman"/>
+          <w:b/>
+          <w:sz w:val="24"/>
+          <w:szCs w:val="24"/>
+        </w:rPr>
+      </w:pPr>
+      <w:r>
+        <w:rPr>
+          <w:rFonts w:ascii="Times New Roman" w:hAnsi="Times New Roman" w:cs="Times New Roman"/>
+          <w:b/>
+          <w:sz w:val="24"/>
+          <w:szCs w:val="24"/>
+        </w:rPr>
+        <w:drawing>
+          <wp:inline distT="0" distB="0" distL="0" distR="0" wp14:anchorId="69524A9F" wp14:editId="7E4B63FE">
+            <wp:extent cx="6190201" cy="3238500"/>
+            <wp:effectExtent l="0" t="0" r="1270" b="0"/>
+            <wp:docPr id="16" name="Imagen 16"/>
+            <wp:cNvGraphicFramePr>
+              <a:graphicFrameLocks xmlns:a="http://schemas.openxmlformats.org/drawingml/2006/main" noChangeAspect="1"/>
+            </wp:cNvGraphicFramePr>
+            <a:graphic xmlns:a="http://schemas.openxmlformats.org/drawingml/2006/main">
+              <a:graphicData uri="http://schemas.openxmlformats.org/drawingml/2006/picture">
+                <pic:pic xmlns:pic="http://schemas.openxmlformats.org/drawingml/2006/picture">
+                  <pic:nvPicPr>
+                    <pic:cNvPr id="1" name=""/>
+                    <pic:cNvPicPr/>
+                  </pic:nvPicPr>
+                  <pic:blipFill>
+                    <a:blip r:embed="rId20"/>
+                    <a:stretch>
+                      <a:fillRect/>
+                    </a:stretch>
+                  </pic:blipFill>
+                  <pic:spPr>
+                    <a:xfrm>
+                      <a:off x="0" y="0"/>
+                      <a:ext cx="6192449" cy="3239676"/>
+                    </a:xfrm>
+                    <a:prstGeom prst="rect">
+                      <a:avLst/>
+                    </a:prstGeom>
+                  </pic:spPr>
+                </pic:pic>
+              </a:graphicData>
+            </a:graphic>
+          </wp:inline>
+        </w:drawing>
+      </w:r>
+    </w:p>
+    <w:p>
+      <w:pPr>
+        <w:jc w:val="both"/>
+        <w:rPr>
+          <w:rFonts w:ascii="Times New Roman" w:hAnsi="Times New Roman" w:cs="Times New Roman"/>
+          <w:b/>
+          <w:sz w:val="24"/>
+          <w:szCs w:val="24"/>
+        </w:rPr>
+      </w:pPr>
+      <w:proofErr w:type="spellStart"/>
+      <w:r>
+        <w:rPr>
+          <w:rFonts w:ascii="Times New Roman" w:hAnsi="Times New Roman" w:cs="Times New Roman"/>
+          <w:b/>
+          <w:sz w:val="24"/>
+          <w:szCs w:val="24"/>
+        </w:rPr>
+        <w:t>Setting</w:t>
+      </w:r>
+      <w:proofErr w:type="spellEnd"/>
+      <w:r>
+        <w:rPr>
+          <w:rFonts w:ascii="Times New Roman" w:hAnsi="Times New Roman" w:cs="Times New Roman"/>
+          <w:b/>
+          <w:sz w:val="24"/>
+          <w:szCs w:val="24"/>
+        </w:rPr>
+        <w:t xml:space="preserve"> – Administrador (Apartado de </w:t>
+      </w:r>
+      <w:proofErr w:type="spellStart"/>
+      <w:r>
+        <w:rPr>
+          <w:rFonts w:ascii="Times New Roman" w:hAnsi="Times New Roman" w:cs="Times New Roman"/>
+          <w:b/>
+          <w:sz w:val="24"/>
+          <w:szCs w:val="24"/>
+        </w:rPr>
+        <w:t>employee</w:t>
+      </w:r>
+      <w:proofErr w:type="spellEnd"/>
+      <w:r>
+        <w:rPr>
+          <w:rFonts w:ascii="Times New Roman" w:hAnsi="Times New Roman" w:cs="Times New Roman"/>
+          <w:b/>
+          <w:sz w:val="24"/>
+          <w:szCs w:val="24"/>
+        </w:rPr>
+        <w:t>)</w:t>
+      </w:r>
+    </w:p>
+    <w:p>
+      <w:pPr>
+        <w:jc w:val="both"/>
+        <w:rPr>
+          <w:rFonts w:ascii="Times New Roman" w:hAnsi="Times New Roman" w:cs="Times New Roman"/>
+          <w:b/>
+          <w:sz w:val="24"/>
+          <w:szCs w:val="24"/>
+        </w:rPr>
+      </w:pPr>
+      <w:r>
+        <w:rPr>
+          <w:rFonts w:ascii="Times New Roman" w:hAnsi="Times New Roman" w:cs="Times New Roman"/>
+          <w:b/>
+          <w:sz w:val="24"/>
+          <w:szCs w:val="24"/>
+        </w:rPr>
+        <w:drawing>
+          <wp:inline distT="0" distB="0" distL="0" distR="0" wp14:anchorId="3FCF6A3F" wp14:editId="14119967">
+            <wp:extent cx="6189986" cy="3154680"/>
+            <wp:effectExtent l="0" t="0" r="1270" b="7620"/>
+            <wp:docPr id="17" name="Imagen 17"/>
+            <wp:cNvGraphicFramePr>
+              <a:graphicFrameLocks xmlns:a="http://schemas.openxmlformats.org/drawingml/2006/main" noChangeAspect="1"/>
+            </wp:cNvGraphicFramePr>
+            <a:graphic xmlns:a="http://schemas.openxmlformats.org/drawingml/2006/main">
+              <a:graphicData uri="http://schemas.openxmlformats.org/drawingml/2006/picture">
+                <pic:pic xmlns:pic="http://schemas.openxmlformats.org/drawingml/2006/picture">
+                  <pic:nvPicPr>
+                    <pic:cNvPr id="1" name=""/>
+                    <pic:cNvPicPr/>
+                  </pic:nvPicPr>
+                  <pic:blipFill>
+                    <a:blip r:embed="rId21"/>
+                    <a:stretch>
+                      <a:fillRect/>
+                    </a:stretch>
+                  </pic:blipFill>
+                  <pic:spPr>
+                    <a:xfrm>
+                      <a:off x="0" y="0"/>
+                      <a:ext cx="6194114" cy="3156784"/>
+                    </a:xfrm>
+                    <a:prstGeom prst="rect">
+                      <a:avLst/>
+                    </a:prstGeom>
+                  </pic:spPr>
+                </pic:pic>
+              </a:graphicData>
+            </a:graphic>
+          </wp:inline>
+        </w:drawing>
+      </w:r>
+      <w:bookmarkStart w:id="0" w:name="_GoBack"/>
+      <w:bookmarkEnd w:id="0"/>
+    </w:p>
+    <w:p>
+      <w:pPr>
+        <w:jc w:val="both"/>
+        <w:rPr>
+          <w:rFonts w:ascii="Times New Roman" w:hAnsi="Times New Roman" w:cs="Times New Roman"/>
+          <w:b/>
+          <w:sz w:val="24"/>
+          <w:szCs w:val="24"/>
+        </w:rPr>
+      </w:pPr>
+    </w:p>
+    <w:p>
+      <w:pPr>
+        <w:jc w:val="both"/>
+        <w:rPr>
+          <w:rFonts w:ascii="Times New Roman" w:hAnsi="Times New Roman" w:cs="Times New Roman"/>
+          <w:b/>
+          <w:sz w:val="24"/>
+          <w:szCs w:val="24"/>
+        </w:rPr>
+      </w:pPr>
+    </w:p>
+    <w:p>
+      <w:pPr>
+        <w:jc w:val="both"/>
+        <w:rPr>
+          <w:rFonts w:ascii="Times New Roman" w:hAnsi="Times New Roman" w:cs="Times New Roman"/>
+          <w:b/>
+          <w:sz w:val="24"/>
+          <w:szCs w:val="24"/>
+        </w:rPr>
+      </w:pPr>
     </w:p>
     <w:sectPr>
       <w:pgSz w:w="11906" w:h="16838"/>

--- a/DOCUMENTACIÓN/SEMANA3_FASE1.docx
+++ b/DOCUMENTACIÓN/SEMANA3_FASE1.docx
@@ -2488,41 +2488,1252 @@
           </wp:inline>
         </w:drawing>
       </w:r>
+    </w:p>
+    <w:p>
+      <w:pPr>
+        <w:jc w:val="both"/>
+        <w:rPr>
+          <w:rFonts w:ascii="Times New Roman" w:hAnsi="Times New Roman" w:cs="Times New Roman"/>
+          <w:b/>
+          <w:sz w:val="24"/>
+          <w:szCs w:val="24"/>
+        </w:rPr>
+      </w:pPr>
+    </w:p>
+    <w:p>
+      <w:pPr>
+        <w:jc w:val="both"/>
+        <w:rPr>
+          <w:rFonts w:ascii="Times New Roman" w:hAnsi="Times New Roman" w:cs="Times New Roman"/>
+          <w:b/>
+          <w:sz w:val="24"/>
+          <w:szCs w:val="24"/>
+        </w:rPr>
+      </w:pPr>
+    </w:p>
+    <w:p>
+      <w:pPr>
+        <w:jc w:val="both"/>
+        <w:rPr>
+          <w:rFonts w:ascii="Times New Roman" w:hAnsi="Times New Roman" w:cs="Times New Roman"/>
+          <w:b/>
+          <w:sz w:val="24"/>
+          <w:szCs w:val="24"/>
+        </w:rPr>
+      </w:pPr>
+    </w:p>
+    <w:p>
+      <w:pPr>
+        <w:jc w:val="both"/>
+        <w:rPr>
+          <w:rFonts w:ascii="Times New Roman" w:hAnsi="Times New Roman" w:cs="Times New Roman"/>
+          <w:b/>
+          <w:sz w:val="24"/>
+          <w:szCs w:val="24"/>
+        </w:rPr>
+      </w:pPr>
+    </w:p>
+    <w:p>
+      <w:pPr>
+        <w:jc w:val="both"/>
+        <w:rPr>
+          <w:rFonts w:ascii="Times New Roman" w:hAnsi="Times New Roman" w:cs="Times New Roman"/>
+          <w:b/>
+          <w:sz w:val="24"/>
+          <w:szCs w:val="24"/>
+        </w:rPr>
+      </w:pPr>
+    </w:p>
+    <w:p>
+      <w:pPr>
+        <w:jc w:val="both"/>
+        <w:rPr>
+          <w:rFonts w:ascii="Times New Roman" w:hAnsi="Times New Roman" w:cs="Times New Roman"/>
+          <w:b/>
+          <w:sz w:val="24"/>
+          <w:szCs w:val="24"/>
+        </w:rPr>
+      </w:pPr>
+      <w:r>
+        <w:rPr>
+          <w:rFonts w:ascii="Times New Roman" w:hAnsi="Times New Roman" w:cs="Times New Roman"/>
+          <w:b/>
+          <w:sz w:val="24"/>
+          <w:szCs w:val="24"/>
+        </w:rPr>
+        <w:lastRenderedPageBreak/>
+        <w:t xml:space="preserve">Conectado a </w:t>
+      </w:r>
+      <w:proofErr w:type="spellStart"/>
+      <w:r>
+        <w:rPr>
+          <w:rFonts w:ascii="Times New Roman" w:hAnsi="Times New Roman" w:cs="Times New Roman"/>
+          <w:b/>
+          <w:sz w:val="24"/>
+          <w:szCs w:val="24"/>
+        </w:rPr>
+        <w:t>Postgress</w:t>
+      </w:r>
+      <w:proofErr w:type="spellEnd"/>
+      <w:r>
+        <w:rPr>
+          <w:rFonts w:ascii="Times New Roman" w:hAnsi="Times New Roman" w:cs="Times New Roman"/>
+          <w:b/>
+          <w:sz w:val="24"/>
+          <w:szCs w:val="24"/>
+        </w:rPr>
+        <w:t>/</w:t>
+      </w:r>
+      <w:proofErr w:type="spellStart"/>
+      <w:r>
+        <w:rPr>
+          <w:rFonts w:ascii="Times New Roman" w:hAnsi="Times New Roman" w:cs="Times New Roman"/>
+          <w:b/>
+          <w:sz w:val="24"/>
+          <w:szCs w:val="24"/>
+        </w:rPr>
+        <w:t>Postman</w:t>
+      </w:r>
+      <w:proofErr w:type="spellEnd"/>
+      <w:r>
+        <w:rPr>
+          <w:rFonts w:ascii="Times New Roman" w:hAnsi="Times New Roman" w:cs="Times New Roman"/>
+          <w:b/>
+          <w:sz w:val="24"/>
+          <w:szCs w:val="24"/>
+        </w:rPr>
+        <w:t xml:space="preserve"> e Interfaz</w:t>
+      </w:r>
+    </w:p>
+    <w:p>
+      <w:pPr>
+        <w:jc w:val="both"/>
+        <w:rPr>
+          <w:rFonts w:ascii="Times New Roman" w:hAnsi="Times New Roman" w:cs="Times New Roman"/>
+          <w:b/>
+          <w:sz w:val="24"/>
+          <w:szCs w:val="24"/>
+        </w:rPr>
+      </w:pPr>
+    </w:p>
+    <w:p>
+      <w:pPr>
+        <w:jc w:val="both"/>
+        <w:rPr>
+          <w:rFonts w:ascii="Times New Roman" w:hAnsi="Times New Roman" w:cs="Times New Roman"/>
+          <w:b/>
+          <w:sz w:val="24"/>
+          <w:szCs w:val="24"/>
+        </w:rPr>
+      </w:pPr>
+    </w:p>
+    <w:p>
+      <w:pPr>
+        <w:jc w:val="both"/>
+        <w:rPr>
+          <w:rFonts w:ascii="Times New Roman" w:hAnsi="Times New Roman" w:cs="Times New Roman"/>
+          <w:b/>
+          <w:sz w:val="24"/>
+          <w:szCs w:val="24"/>
+        </w:rPr>
+      </w:pPr>
+      <w:r>
+        <w:rPr>
+          <w:rFonts w:ascii="Times New Roman" w:hAnsi="Times New Roman" w:cs="Times New Roman"/>
+          <w:b/>
+          <w:sz w:val="24"/>
+          <w:szCs w:val="24"/>
+        </w:rPr>
+        <w:t xml:space="preserve">Validaciones dependiendo error: q error y </w:t>
+      </w:r>
+      <w:proofErr w:type="spellStart"/>
+      <w:r>
+        <w:rPr>
+          <w:rFonts w:ascii="Times New Roman" w:hAnsi="Times New Roman" w:cs="Times New Roman"/>
+          <w:b/>
+          <w:sz w:val="24"/>
+          <w:szCs w:val="24"/>
+        </w:rPr>
+        <w:t>asi</w:t>
+      </w:r>
+      <w:proofErr w:type="spellEnd"/>
+    </w:p>
+    <w:p>
+      <w:pPr>
+        <w:jc w:val="both"/>
+        <w:rPr>
+          <w:rFonts w:ascii="Times New Roman" w:hAnsi="Times New Roman" w:cs="Times New Roman"/>
+          <w:b/>
+          <w:sz w:val="24"/>
+          <w:szCs w:val="24"/>
+        </w:rPr>
+      </w:pPr>
+      <w:r>
+        <w:rPr>
+          <w:rFonts w:ascii="Times New Roman" w:hAnsi="Times New Roman" w:cs="Times New Roman"/>
+          <w:b/>
+          <w:sz w:val="24"/>
+          <w:szCs w:val="24"/>
+        </w:rPr>
+        <w:t>Y con esta estructura:</w:t>
+      </w:r>
+    </w:p>
+    <w:p>
+      <w:pPr>
+        <w:jc w:val="both"/>
+        <w:rPr>
+          <w:rFonts w:ascii="Times New Roman" w:hAnsi="Times New Roman" w:cs="Times New Roman"/>
+          <w:b/>
+          <w:sz w:val="24"/>
+          <w:szCs w:val="24"/>
+          <w:lang w:val="es-MX"/>
+        </w:rPr>
+      </w:pPr>
+      <w:r>
+        <w:rPr>
+          <w:rFonts w:ascii="Times New Roman" w:hAnsi="Times New Roman" w:cs="Times New Roman"/>
+          <w:b/>
+          <w:sz w:val="24"/>
+          <w:szCs w:val="24"/>
+          <w:lang w:val="es-MX"/>
+        </w:rPr>
+        <w:t>{</w:t>
+      </w:r>
+    </w:p>
+    <w:p>
+      <w:pPr>
+        <w:jc w:val="both"/>
+        <w:rPr>
+          <w:rFonts w:ascii="Times New Roman" w:hAnsi="Times New Roman" w:cs="Times New Roman"/>
+          <w:b/>
+          <w:sz w:val="24"/>
+          <w:szCs w:val="24"/>
+          <w:lang w:val="es-MX"/>
+        </w:rPr>
+      </w:pPr>
+      <w:r>
+        <w:rPr>
+          <w:rFonts w:ascii="Times New Roman" w:hAnsi="Times New Roman" w:cs="Times New Roman"/>
+          <w:b/>
+          <w:sz w:val="24"/>
+          <w:szCs w:val="24"/>
+          <w:lang w:val="es-MX"/>
+        </w:rPr>
+        <w:t xml:space="preserve">    "</w:t>
+      </w:r>
+      <w:proofErr w:type="spellStart"/>
+      <w:r>
+        <w:rPr>
+          <w:rFonts w:ascii="Times New Roman" w:hAnsi="Times New Roman" w:cs="Times New Roman"/>
+          <w:b/>
+          <w:sz w:val="24"/>
+          <w:szCs w:val="24"/>
+          <w:lang w:val="es-MX"/>
+        </w:rPr>
+        <w:t>message</w:t>
+      </w:r>
+      <w:proofErr w:type="spellEnd"/>
+      <w:r>
+        <w:rPr>
+          <w:rFonts w:ascii="Times New Roman" w:hAnsi="Times New Roman" w:cs="Times New Roman"/>
+          <w:b/>
+          <w:sz w:val="24"/>
+          <w:szCs w:val="24"/>
+          <w:lang w:val="es-MX"/>
+        </w:rPr>
+        <w:t>": "El email o la contraseña no coinciden con nuestros registros",</w:t>
+      </w:r>
+    </w:p>
+    <w:p>
+      <w:pPr>
+        <w:jc w:val="both"/>
+        <w:rPr>
+          <w:rFonts w:ascii="Times New Roman" w:hAnsi="Times New Roman" w:cs="Times New Roman"/>
+          <w:b/>
+          <w:sz w:val="24"/>
+          <w:szCs w:val="24"/>
+          <w:lang w:val="en-US"/>
+        </w:rPr>
+      </w:pPr>
+      <w:r>
+        <w:rPr>
+          <w:rFonts w:ascii="Times New Roman" w:hAnsi="Times New Roman" w:cs="Times New Roman"/>
+          <w:b/>
+          <w:sz w:val="24"/>
+          <w:szCs w:val="24"/>
+          <w:lang w:val="es-MX"/>
+        </w:rPr>
+        <w:t xml:space="preserve">    </w:t>
+      </w:r>
+      <w:r>
+        <w:rPr>
+          <w:rFonts w:ascii="Times New Roman" w:hAnsi="Times New Roman" w:cs="Times New Roman"/>
+          <w:b/>
+          <w:sz w:val="24"/>
+          <w:szCs w:val="24"/>
+          <w:lang w:val="en-US"/>
+        </w:rPr>
+        <w:t>"</w:t>
+      </w:r>
+      <w:proofErr w:type="gramStart"/>
+      <w:r>
+        <w:rPr>
+          <w:rFonts w:ascii="Times New Roman" w:hAnsi="Times New Roman" w:cs="Times New Roman"/>
+          <w:b/>
+          <w:sz w:val="24"/>
+          <w:szCs w:val="24"/>
+          <w:lang w:val="en-US"/>
+        </w:rPr>
+        <w:t>status</w:t>
+      </w:r>
+      <w:proofErr w:type="gramEnd"/>
+      <w:r>
+        <w:rPr>
+          <w:rFonts w:ascii="Times New Roman" w:hAnsi="Times New Roman" w:cs="Times New Roman"/>
+          <w:b/>
+          <w:sz w:val="24"/>
+          <w:szCs w:val="24"/>
+          <w:lang w:val="en-US"/>
+        </w:rPr>
+        <w:t>": 404,</w:t>
+      </w:r>
+    </w:p>
+    <w:p>
+      <w:pPr>
+        <w:jc w:val="both"/>
+        <w:rPr>
+          <w:rFonts w:ascii="Times New Roman" w:hAnsi="Times New Roman" w:cs="Times New Roman"/>
+          <w:b/>
+          <w:sz w:val="24"/>
+          <w:szCs w:val="24"/>
+          <w:lang w:val="en-US"/>
+        </w:rPr>
+      </w:pPr>
+      <w:r>
+        <w:rPr>
+          <w:rFonts w:ascii="Times New Roman" w:hAnsi="Times New Roman" w:cs="Times New Roman"/>
+          <w:b/>
+          <w:sz w:val="24"/>
+          <w:szCs w:val="24"/>
+          <w:lang w:val="en-US"/>
+        </w:rPr>
+        <w:t xml:space="preserve">    "</w:t>
+      </w:r>
+      <w:proofErr w:type="gramStart"/>
+      <w:r>
+        <w:rPr>
+          <w:rFonts w:ascii="Times New Roman" w:hAnsi="Times New Roman" w:cs="Times New Roman"/>
+          <w:b/>
+          <w:sz w:val="24"/>
+          <w:szCs w:val="24"/>
+          <w:lang w:val="en-US"/>
+        </w:rPr>
+        <w:t>error</w:t>
+      </w:r>
+      <w:proofErr w:type="gramEnd"/>
+      <w:r>
+        <w:rPr>
+          <w:rFonts w:ascii="Times New Roman" w:hAnsi="Times New Roman" w:cs="Times New Roman"/>
+          <w:b/>
+          <w:sz w:val="24"/>
+          <w:szCs w:val="24"/>
+          <w:lang w:val="en-US"/>
+        </w:rPr>
+        <w:t>": true,</w:t>
+      </w:r>
+    </w:p>
+    <w:p>
+      <w:pPr>
+        <w:jc w:val="both"/>
+        <w:rPr>
+          <w:rFonts w:ascii="Times New Roman" w:hAnsi="Times New Roman" w:cs="Times New Roman"/>
+          <w:b/>
+          <w:sz w:val="24"/>
+          <w:szCs w:val="24"/>
+          <w:lang w:val="en-US"/>
+        </w:rPr>
+      </w:pPr>
+      <w:r>
+        <w:rPr>
+          <w:rFonts w:ascii="Times New Roman" w:hAnsi="Times New Roman" w:cs="Times New Roman"/>
+          <w:b/>
+          <w:sz w:val="24"/>
+          <w:szCs w:val="24"/>
+          <w:lang w:val="en-US"/>
+        </w:rPr>
+        <w:t xml:space="preserve">    "</w:t>
+      </w:r>
+      <w:proofErr w:type="gramStart"/>
+      <w:r>
+        <w:rPr>
+          <w:rFonts w:ascii="Times New Roman" w:hAnsi="Times New Roman" w:cs="Times New Roman"/>
+          <w:b/>
+          <w:sz w:val="24"/>
+          <w:szCs w:val="24"/>
+          <w:lang w:val="en-US"/>
+        </w:rPr>
+        <w:t>data</w:t>
+      </w:r>
+      <w:proofErr w:type="gramEnd"/>
+      <w:r>
+        <w:rPr>
+          <w:rFonts w:ascii="Times New Roman" w:hAnsi="Times New Roman" w:cs="Times New Roman"/>
+          <w:b/>
+          <w:sz w:val="24"/>
+          <w:szCs w:val="24"/>
+          <w:lang w:val="en-US"/>
+        </w:rPr>
+        <w:t>": {</w:t>
+      </w:r>
+    </w:p>
+    <w:p>
+      <w:pPr>
+        <w:jc w:val="both"/>
+        <w:rPr>
+          <w:rFonts w:ascii="Times New Roman" w:hAnsi="Times New Roman" w:cs="Times New Roman"/>
+          <w:b/>
+          <w:sz w:val="24"/>
+          <w:szCs w:val="24"/>
+          <w:lang w:val="en-US"/>
+        </w:rPr>
+      </w:pPr>
+      <w:r>
+        <w:rPr>
+          <w:rFonts w:ascii="Times New Roman" w:hAnsi="Times New Roman" w:cs="Times New Roman"/>
+          <w:b/>
+          <w:sz w:val="24"/>
+          <w:szCs w:val="24"/>
+          <w:lang w:val="en-US"/>
+        </w:rPr>
+        <w:t xml:space="preserve">        "</w:t>
+      </w:r>
+      <w:proofErr w:type="gramStart"/>
+      <w:r>
+        <w:rPr>
+          <w:rFonts w:ascii="Times New Roman" w:hAnsi="Times New Roman" w:cs="Times New Roman"/>
+          <w:b/>
+          <w:sz w:val="24"/>
+          <w:szCs w:val="24"/>
+          <w:lang w:val="en-US"/>
+        </w:rPr>
+        <w:t>data</w:t>
+      </w:r>
+      <w:proofErr w:type="gramEnd"/>
+      <w:r>
+        <w:rPr>
+          <w:rFonts w:ascii="Times New Roman" w:hAnsi="Times New Roman" w:cs="Times New Roman"/>
+          <w:b/>
+          <w:sz w:val="24"/>
+          <w:szCs w:val="24"/>
+          <w:lang w:val="en-US"/>
+        </w:rPr>
+        <w:t>": []</w:t>
+      </w:r>
+    </w:p>
+    <w:p>
+      <w:pPr>
+        <w:jc w:val="both"/>
+        <w:rPr>
+          <w:rFonts w:ascii="Times New Roman" w:hAnsi="Times New Roman" w:cs="Times New Roman"/>
+          <w:b/>
+          <w:sz w:val="24"/>
+          <w:szCs w:val="24"/>
+          <w:lang w:val="es-MX"/>
+        </w:rPr>
+      </w:pPr>
+      <w:r>
+        <w:rPr>
+          <w:rFonts w:ascii="Times New Roman" w:hAnsi="Times New Roman" w:cs="Times New Roman"/>
+          <w:b/>
+          <w:sz w:val="24"/>
+          <w:szCs w:val="24"/>
+          <w:lang w:val="en-US"/>
+        </w:rPr>
+        <w:t xml:space="preserve">    </w:t>
+      </w:r>
+      <w:r>
+        <w:rPr>
+          <w:rFonts w:ascii="Times New Roman" w:hAnsi="Times New Roman" w:cs="Times New Roman"/>
+          <w:b/>
+          <w:sz w:val="24"/>
+          <w:szCs w:val="24"/>
+          <w:lang w:val="es-MX"/>
+        </w:rPr>
+        <w:t>}</w:t>
+      </w:r>
+    </w:p>
+    <w:p>
+      <w:pPr>
+        <w:jc w:val="both"/>
+        <w:rPr>
+          <w:rFonts w:ascii="Times New Roman" w:hAnsi="Times New Roman" w:cs="Times New Roman"/>
+          <w:b/>
+          <w:sz w:val="24"/>
+          <w:szCs w:val="24"/>
+          <w:lang w:val="es-MX"/>
+        </w:rPr>
+      </w:pPr>
+      <w:r>
+        <w:rPr>
+          <w:rFonts w:ascii="Times New Roman" w:hAnsi="Times New Roman" w:cs="Times New Roman"/>
+          <w:b/>
+          <w:sz w:val="24"/>
+          <w:szCs w:val="24"/>
+          <w:lang w:val="es-MX"/>
+        </w:rPr>
+        <w:t>}</w:t>
+      </w:r>
+    </w:p>
+    <w:p>
+      <w:pPr>
+        <w:jc w:val="both"/>
+        <w:rPr>
+          <w:rFonts w:ascii="Times New Roman" w:hAnsi="Times New Roman" w:cs="Times New Roman"/>
+          <w:b/>
+          <w:sz w:val="24"/>
+          <w:szCs w:val="24"/>
+          <w:lang w:val="es-MX"/>
+        </w:rPr>
+      </w:pPr>
+    </w:p>
+    <w:p>
+      <w:pPr>
+        <w:jc w:val="both"/>
+        <w:rPr>
+          <w:rFonts w:ascii="Times New Roman" w:hAnsi="Times New Roman" w:cs="Times New Roman"/>
+          <w:b/>
+          <w:sz w:val="24"/>
+          <w:szCs w:val="24"/>
+          <w:lang w:val="es-MX"/>
+        </w:rPr>
+      </w:pPr>
+      <w:r>
+        <w:rPr>
+          <w:rFonts w:ascii="Times New Roman" w:hAnsi="Times New Roman" w:cs="Times New Roman"/>
+          <w:b/>
+          <w:sz w:val="24"/>
+          <w:szCs w:val="24"/>
+          <w:lang w:val="es-MX"/>
+        </w:rPr>
+        <w:t>{</w:t>
+      </w:r>
+    </w:p>
+    <w:p>
+      <w:pPr>
+        <w:jc w:val="both"/>
+        <w:rPr>
+          <w:rFonts w:ascii="Times New Roman" w:hAnsi="Times New Roman" w:cs="Times New Roman"/>
+          <w:b/>
+          <w:sz w:val="24"/>
+          <w:szCs w:val="24"/>
+          <w:lang w:val="es-MX"/>
+        </w:rPr>
+      </w:pPr>
+      <w:r>
+        <w:rPr>
+          <w:rFonts w:ascii="Times New Roman" w:hAnsi="Times New Roman" w:cs="Times New Roman"/>
+          <w:b/>
+          <w:sz w:val="24"/>
+          <w:szCs w:val="24"/>
+          <w:lang w:val="es-MX"/>
+        </w:rPr>
+        <w:t xml:space="preserve">    "</w:t>
+      </w:r>
+      <w:proofErr w:type="spellStart"/>
+      <w:r>
+        <w:rPr>
+          <w:rFonts w:ascii="Times New Roman" w:hAnsi="Times New Roman" w:cs="Times New Roman"/>
+          <w:b/>
+          <w:sz w:val="24"/>
+          <w:szCs w:val="24"/>
+          <w:lang w:val="es-MX"/>
+        </w:rPr>
+        <w:t>message</w:t>
+      </w:r>
+      <w:proofErr w:type="spellEnd"/>
+      <w:r>
+        <w:rPr>
+          <w:rFonts w:ascii="Times New Roman" w:hAnsi="Times New Roman" w:cs="Times New Roman"/>
+          <w:b/>
+          <w:sz w:val="24"/>
+          <w:szCs w:val="24"/>
+          <w:lang w:val="es-MX"/>
+        </w:rPr>
+        <w:t>": "Error al consultar la lista negra de cédulas",</w:t>
+      </w:r>
+    </w:p>
+    <w:p>
+      <w:pPr>
+        <w:jc w:val="both"/>
+        <w:rPr>
+          <w:rFonts w:ascii="Times New Roman" w:hAnsi="Times New Roman" w:cs="Times New Roman"/>
+          <w:b/>
+          <w:sz w:val="24"/>
+          <w:szCs w:val="24"/>
+          <w:lang w:val="en-US"/>
+        </w:rPr>
+      </w:pPr>
+      <w:r>
+        <w:rPr>
+          <w:rFonts w:ascii="Times New Roman" w:hAnsi="Times New Roman" w:cs="Times New Roman"/>
+          <w:b/>
+          <w:sz w:val="24"/>
+          <w:szCs w:val="24"/>
+          <w:lang w:val="es-MX"/>
+        </w:rPr>
+        <w:t xml:space="preserve">    </w:t>
+      </w:r>
+      <w:r>
+        <w:rPr>
+          <w:rFonts w:ascii="Times New Roman" w:hAnsi="Times New Roman" w:cs="Times New Roman"/>
+          <w:b/>
+          <w:sz w:val="24"/>
+          <w:szCs w:val="24"/>
+          <w:lang w:val="en-US"/>
+        </w:rPr>
+        <w:t>"</w:t>
+      </w:r>
+      <w:proofErr w:type="gramStart"/>
+      <w:r>
+        <w:rPr>
+          <w:rFonts w:ascii="Times New Roman" w:hAnsi="Times New Roman" w:cs="Times New Roman"/>
+          <w:b/>
+          <w:sz w:val="24"/>
+          <w:szCs w:val="24"/>
+          <w:lang w:val="en-US"/>
+        </w:rPr>
+        <w:t>status</w:t>
+      </w:r>
+      <w:proofErr w:type="gramEnd"/>
+      <w:r>
+        <w:rPr>
+          <w:rFonts w:ascii="Times New Roman" w:hAnsi="Times New Roman" w:cs="Times New Roman"/>
+          <w:b/>
+          <w:sz w:val="24"/>
+          <w:szCs w:val="24"/>
+          <w:lang w:val="en-US"/>
+        </w:rPr>
+        <w:t>": 500,</w:t>
+      </w:r>
+    </w:p>
+    <w:p>
+      <w:pPr>
+        <w:jc w:val="both"/>
+        <w:rPr>
+          <w:rFonts w:ascii="Times New Roman" w:hAnsi="Times New Roman" w:cs="Times New Roman"/>
+          <w:b/>
+          <w:sz w:val="24"/>
+          <w:szCs w:val="24"/>
+          <w:lang w:val="en-US"/>
+        </w:rPr>
+      </w:pPr>
+      <w:r>
+        <w:rPr>
+          <w:rFonts w:ascii="Times New Roman" w:hAnsi="Times New Roman" w:cs="Times New Roman"/>
+          <w:b/>
+          <w:sz w:val="24"/>
+          <w:szCs w:val="24"/>
+          <w:lang w:val="en-US"/>
+        </w:rPr>
+        <w:t xml:space="preserve">    "</w:t>
+      </w:r>
+      <w:proofErr w:type="gramStart"/>
+      <w:r>
+        <w:rPr>
+          <w:rFonts w:ascii="Times New Roman" w:hAnsi="Times New Roman" w:cs="Times New Roman"/>
+          <w:b/>
+          <w:sz w:val="24"/>
+          <w:szCs w:val="24"/>
+          <w:lang w:val="en-US"/>
+        </w:rPr>
+        <w:t>error</w:t>
+      </w:r>
+      <w:proofErr w:type="gramEnd"/>
+      <w:r>
+        <w:rPr>
+          <w:rFonts w:ascii="Times New Roman" w:hAnsi="Times New Roman" w:cs="Times New Roman"/>
+          <w:b/>
+          <w:sz w:val="24"/>
+          <w:szCs w:val="24"/>
+          <w:lang w:val="en-US"/>
+        </w:rPr>
+        <w:t>": true,</w:t>
+      </w:r>
+    </w:p>
+    <w:p>
+      <w:pPr>
+        <w:jc w:val="both"/>
+        <w:rPr>
+          <w:rFonts w:ascii="Times New Roman" w:hAnsi="Times New Roman" w:cs="Times New Roman"/>
+          <w:b/>
+          <w:sz w:val="24"/>
+          <w:szCs w:val="24"/>
+          <w:lang w:val="en-US"/>
+        </w:rPr>
+      </w:pPr>
+      <w:r>
+        <w:rPr>
+          <w:rFonts w:ascii="Times New Roman" w:hAnsi="Times New Roman" w:cs="Times New Roman"/>
+          <w:b/>
+          <w:sz w:val="24"/>
+          <w:szCs w:val="24"/>
+          <w:lang w:val="en-US"/>
+        </w:rPr>
+        <w:t xml:space="preserve">    "</w:t>
+      </w:r>
+      <w:proofErr w:type="gramStart"/>
+      <w:r>
+        <w:rPr>
+          <w:rFonts w:ascii="Times New Roman" w:hAnsi="Times New Roman" w:cs="Times New Roman"/>
+          <w:b/>
+          <w:sz w:val="24"/>
+          <w:szCs w:val="24"/>
+          <w:lang w:val="en-US"/>
+        </w:rPr>
+        <w:t>data</w:t>
+      </w:r>
+      <w:proofErr w:type="gramEnd"/>
+      <w:r>
+        <w:rPr>
+          <w:rFonts w:ascii="Times New Roman" w:hAnsi="Times New Roman" w:cs="Times New Roman"/>
+          <w:b/>
+          <w:sz w:val="24"/>
+          <w:szCs w:val="24"/>
+          <w:lang w:val="en-US"/>
+        </w:rPr>
+        <w:t>": {</w:t>
+      </w:r>
+    </w:p>
+    <w:p>
+      <w:pPr>
+        <w:jc w:val="both"/>
+        <w:rPr>
+          <w:rFonts w:ascii="Times New Roman" w:hAnsi="Times New Roman" w:cs="Times New Roman"/>
+          <w:b/>
+          <w:sz w:val="24"/>
+          <w:szCs w:val="24"/>
+          <w:lang w:val="en-US"/>
+        </w:rPr>
+      </w:pPr>
+      <w:r>
+        <w:rPr>
+          <w:rFonts w:ascii="Times New Roman" w:hAnsi="Times New Roman" w:cs="Times New Roman"/>
+          <w:b/>
+          <w:sz w:val="24"/>
+          <w:szCs w:val="24"/>
+          <w:lang w:val="en-US"/>
+        </w:rPr>
+        <w:t xml:space="preserve">        "</w:t>
+      </w:r>
+      <w:proofErr w:type="gramStart"/>
+      <w:r>
+        <w:rPr>
+          <w:rFonts w:ascii="Times New Roman" w:hAnsi="Times New Roman" w:cs="Times New Roman"/>
+          <w:b/>
+          <w:sz w:val="24"/>
+          <w:szCs w:val="24"/>
+          <w:lang w:val="en-US"/>
+        </w:rPr>
+        <w:t>data</w:t>
+      </w:r>
+      <w:proofErr w:type="gramEnd"/>
+      <w:r>
+        <w:rPr>
+          <w:rFonts w:ascii="Times New Roman" w:hAnsi="Times New Roman" w:cs="Times New Roman"/>
+          <w:b/>
+          <w:sz w:val="24"/>
+          <w:szCs w:val="24"/>
+          <w:lang w:val="en-US"/>
+        </w:rPr>
+        <w:t>": [],</w:t>
+      </w:r>
+    </w:p>
+    <w:p>
+      <w:pPr>
+        <w:jc w:val="both"/>
+        <w:rPr>
+          <w:rFonts w:ascii="Times New Roman" w:hAnsi="Times New Roman" w:cs="Times New Roman"/>
+          <w:b/>
+          <w:sz w:val="24"/>
+          <w:szCs w:val="24"/>
+          <w:lang w:val="en-US"/>
+        </w:rPr>
+      </w:pPr>
+      <w:r>
+        <w:rPr>
+          <w:rFonts w:ascii="Times New Roman" w:hAnsi="Times New Roman" w:cs="Times New Roman"/>
+          <w:b/>
+          <w:sz w:val="24"/>
+          <w:szCs w:val="24"/>
+          <w:lang w:val="en-US"/>
+        </w:rPr>
+        <w:t xml:space="preserve">        "</w:t>
+      </w:r>
+      <w:proofErr w:type="gramStart"/>
+      <w:r>
+        <w:rPr>
+          <w:rFonts w:ascii="Times New Roman" w:hAnsi="Times New Roman" w:cs="Times New Roman"/>
+          <w:b/>
+          <w:sz w:val="24"/>
+          <w:szCs w:val="24"/>
+          <w:lang w:val="en-US"/>
+        </w:rPr>
+        <w:t>error</w:t>
+      </w:r>
+      <w:proofErr w:type="gramEnd"/>
+      <w:r>
+        <w:rPr>
+          <w:rFonts w:ascii="Times New Roman" w:hAnsi="Times New Roman" w:cs="Times New Roman"/>
+          <w:b/>
+          <w:sz w:val="24"/>
+          <w:szCs w:val="24"/>
+          <w:lang w:val="en-US"/>
+        </w:rPr>
+        <w:t>": "Failed to connect to servidororbita.database.windows.net:1433 in 15000ms"</w:t>
+      </w:r>
+    </w:p>
+    <w:p>
+      <w:pPr>
+        <w:jc w:val="both"/>
+        <w:rPr>
+          <w:rFonts w:ascii="Times New Roman" w:hAnsi="Times New Roman" w:cs="Times New Roman"/>
+          <w:b/>
+          <w:sz w:val="24"/>
+          <w:szCs w:val="24"/>
+          <w:lang w:val="es-MX"/>
+        </w:rPr>
+      </w:pPr>
+      <w:r>
+        <w:rPr>
+          <w:rFonts w:ascii="Times New Roman" w:hAnsi="Times New Roman" w:cs="Times New Roman"/>
+          <w:b/>
+          <w:sz w:val="24"/>
+          <w:szCs w:val="24"/>
+          <w:lang w:val="en-US"/>
+        </w:rPr>
+        <w:t xml:space="preserve">    </w:t>
+      </w:r>
+      <w:r>
+        <w:rPr>
+          <w:rFonts w:ascii="Times New Roman" w:hAnsi="Times New Roman" w:cs="Times New Roman"/>
+          <w:b/>
+          <w:sz w:val="24"/>
+          <w:szCs w:val="24"/>
+          <w:lang w:val="es-MX"/>
+        </w:rPr>
+        <w:t>}</w:t>
+      </w:r>
+    </w:p>
+    <w:p>
+      <w:pPr>
+        <w:jc w:val="both"/>
+        <w:rPr>
+          <w:rFonts w:ascii="Times New Roman" w:hAnsi="Times New Roman" w:cs="Times New Roman"/>
+          <w:b/>
+          <w:sz w:val="24"/>
+          <w:szCs w:val="24"/>
+          <w:lang w:val="es-MX"/>
+        </w:rPr>
+      </w:pPr>
+      <w:r>
+        <w:rPr>
+          <w:rFonts w:ascii="Times New Roman" w:hAnsi="Times New Roman" w:cs="Times New Roman"/>
+          <w:b/>
+          <w:sz w:val="24"/>
+          <w:szCs w:val="24"/>
+          <w:lang w:val="es-MX"/>
+        </w:rPr>
+        <w:t>}</w:t>
+      </w:r>
+    </w:p>
+    <w:p>
+      <w:pPr>
+        <w:jc w:val="both"/>
+        <w:rPr>
+          <w:rFonts w:ascii="Times New Roman" w:hAnsi="Times New Roman" w:cs="Times New Roman"/>
+          <w:b/>
+          <w:sz w:val="24"/>
+          <w:szCs w:val="24"/>
+          <w:lang w:val="es-MX"/>
+        </w:rPr>
+      </w:pPr>
+    </w:p>
+    <w:p>
+      <w:pPr>
+        <w:jc w:val="both"/>
+        <w:rPr>
+          <w:rFonts w:ascii="Times New Roman" w:hAnsi="Times New Roman" w:cs="Times New Roman"/>
+          <w:b/>
+          <w:sz w:val="24"/>
+          <w:szCs w:val="24"/>
+          <w:lang w:val="es-MX"/>
+        </w:rPr>
+      </w:pPr>
+    </w:p>
+    <w:p>
+      <w:pPr>
+        <w:jc w:val="both"/>
+        <w:rPr>
+          <w:rFonts w:ascii="Times New Roman" w:hAnsi="Times New Roman" w:cs="Times New Roman"/>
+          <w:b/>
+          <w:sz w:val="24"/>
+          <w:szCs w:val="24"/>
+          <w:lang w:val="es-MX"/>
+        </w:rPr>
+      </w:pPr>
+    </w:p>
+    <w:p>
+      <w:pPr>
+        <w:jc w:val="both"/>
+        <w:rPr>
+          <w:rFonts w:ascii="Times New Roman" w:hAnsi="Times New Roman" w:cs="Times New Roman"/>
+          <w:b/>
+          <w:sz w:val="24"/>
+          <w:szCs w:val="24"/>
+          <w:lang w:val="es-MX"/>
+        </w:rPr>
+      </w:pPr>
+    </w:p>
+    <w:p>
+      <w:pPr>
+        <w:jc w:val="both"/>
+        <w:rPr>
+          <w:rFonts w:ascii="Times New Roman" w:hAnsi="Times New Roman" w:cs="Times New Roman"/>
+          <w:b/>
+          <w:sz w:val="24"/>
+          <w:szCs w:val="24"/>
+          <w:lang w:val="es-MX"/>
+        </w:rPr>
+      </w:pPr>
+    </w:p>
+    <w:p>
+      <w:pPr>
+        <w:jc w:val="both"/>
+        <w:rPr>
+          <w:rFonts w:ascii="Times New Roman" w:hAnsi="Times New Roman" w:cs="Times New Roman"/>
+          <w:b/>
+          <w:sz w:val="24"/>
+          <w:szCs w:val="24"/>
+          <w:lang w:val="es-MX"/>
+        </w:rPr>
+      </w:pPr>
+    </w:p>
+    <w:p>
+      <w:pPr>
+        <w:jc w:val="both"/>
+        <w:rPr>
+          <w:rFonts w:ascii="Times New Roman" w:hAnsi="Times New Roman" w:cs="Times New Roman"/>
+          <w:b/>
+          <w:sz w:val="24"/>
+          <w:szCs w:val="24"/>
+          <w:lang w:val="es-MX"/>
+        </w:rPr>
+      </w:pPr>
+    </w:p>
+    <w:p>
+      <w:pPr>
+        <w:jc w:val="both"/>
+        <w:rPr>
+          <w:rFonts w:ascii="Times New Roman" w:hAnsi="Times New Roman" w:cs="Times New Roman"/>
+          <w:b/>
+          <w:sz w:val="24"/>
+          <w:szCs w:val="24"/>
+          <w:lang w:val="es-MX"/>
+        </w:rPr>
+      </w:pPr>
+      <w:r>
+        <w:rPr>
+          <w:rFonts w:ascii="Times New Roman" w:hAnsi="Times New Roman" w:cs="Times New Roman"/>
+          <w:b/>
+          <w:sz w:val="24"/>
+          <w:szCs w:val="24"/>
+          <w:lang w:val="es-MX"/>
+        </w:rPr>
+        <w:lastRenderedPageBreak/>
+        <w:t xml:space="preserve">Explicación </w:t>
+      </w:r>
+      <w:proofErr w:type="spellStart"/>
+      <w:r>
+        <w:rPr>
+          <w:rFonts w:ascii="Times New Roman" w:hAnsi="Times New Roman" w:cs="Times New Roman"/>
+          <w:b/>
+          <w:sz w:val="24"/>
+          <w:szCs w:val="24"/>
+          <w:lang w:val="es-MX"/>
+        </w:rPr>
+        <w:t>drawsql</w:t>
+      </w:r>
+      <w:proofErr w:type="spellEnd"/>
+    </w:p>
+    <w:p>
+      <w:pPr>
+        <w:jc w:val="both"/>
+        <w:rPr>
+          <w:rFonts w:ascii="Times New Roman" w:hAnsi="Times New Roman" w:cs="Times New Roman"/>
+          <w:b/>
+          <w:sz w:val="24"/>
+          <w:szCs w:val="24"/>
+          <w:lang w:val="es-MX"/>
+        </w:rPr>
+      </w:pPr>
+      <w:r>
+        <w:rPr>
+          <w:rFonts w:ascii="Times New Roman" w:hAnsi="Times New Roman" w:cs="Times New Roman"/>
+          <w:b/>
+          <w:sz w:val="24"/>
+          <w:szCs w:val="24"/>
+          <w:lang w:val="es-MX"/>
+        </w:rPr>
+        <w:drawing>
+          <wp:inline distT="0" distB="0" distL="0" distR="0" wp14:anchorId="1A41C1D0" wp14:editId="08B23A47">
+            <wp:extent cx="5400040" cy="2520315"/>
+            <wp:effectExtent l="0" t="0" r="0" b="0"/>
+            <wp:docPr id="18" name="Imagen 18"/>
+            <wp:cNvGraphicFramePr>
+              <a:graphicFrameLocks xmlns:a="http://schemas.openxmlformats.org/drawingml/2006/main" noChangeAspect="1"/>
+            </wp:cNvGraphicFramePr>
+            <a:graphic xmlns:a="http://schemas.openxmlformats.org/drawingml/2006/main">
+              <a:graphicData uri="http://schemas.openxmlformats.org/drawingml/2006/picture">
+                <pic:pic xmlns:pic="http://schemas.openxmlformats.org/drawingml/2006/picture">
+                  <pic:nvPicPr>
+                    <pic:cNvPr id="1" name=""/>
+                    <pic:cNvPicPr/>
+                  </pic:nvPicPr>
+                  <pic:blipFill>
+                    <a:blip r:embed="rId22"/>
+                    <a:stretch>
+                      <a:fillRect/>
+                    </a:stretch>
+                  </pic:blipFill>
+                  <pic:spPr>
+                    <a:xfrm>
+                      <a:off x="0" y="0"/>
+                      <a:ext cx="5400040" cy="2520315"/>
+                    </a:xfrm>
+                    <a:prstGeom prst="rect">
+                      <a:avLst/>
+                    </a:prstGeom>
+                  </pic:spPr>
+                </pic:pic>
+              </a:graphicData>
+            </a:graphic>
+          </wp:inline>
+        </w:drawing>
+      </w:r>
+    </w:p>
+    <w:p>
+      <w:pPr>
+        <w:jc w:val="both"/>
+        <w:rPr>
+          <w:rFonts w:ascii="Times New Roman" w:hAnsi="Times New Roman" w:cs="Times New Roman"/>
+          <w:b/>
+          <w:sz w:val="24"/>
+          <w:szCs w:val="24"/>
+          <w:lang w:val="es-MX"/>
+        </w:rPr>
+      </w:pPr>
+      <w:r>
+        <w:rPr>
+          <w:rFonts w:ascii="Times New Roman" w:hAnsi="Times New Roman" w:cs="Times New Roman"/>
+          <w:b/>
+          <w:sz w:val="24"/>
+          <w:szCs w:val="24"/>
+          <w:lang w:val="es-MX"/>
+        </w:rPr>
+        <w:drawing>
+          <wp:inline distT="0" distB="0" distL="0" distR="0" wp14:anchorId="20420E56" wp14:editId="4E68ACC9">
+            <wp:extent cx="4458322" cy="933580"/>
+            <wp:effectExtent l="0" t="0" r="0" b="0"/>
+            <wp:docPr id="19" name="Imagen 19"/>
+            <wp:cNvGraphicFramePr>
+              <a:graphicFrameLocks xmlns:a="http://schemas.openxmlformats.org/drawingml/2006/main" noChangeAspect="1"/>
+            </wp:cNvGraphicFramePr>
+            <a:graphic xmlns:a="http://schemas.openxmlformats.org/drawingml/2006/main">
+              <a:graphicData uri="http://schemas.openxmlformats.org/drawingml/2006/picture">
+                <pic:pic xmlns:pic="http://schemas.openxmlformats.org/drawingml/2006/picture">
+                  <pic:nvPicPr>
+                    <pic:cNvPr id="1" name=""/>
+                    <pic:cNvPicPr/>
+                  </pic:nvPicPr>
+                  <pic:blipFill>
+                    <a:blip r:embed="rId23"/>
+                    <a:stretch>
+                      <a:fillRect/>
+                    </a:stretch>
+                  </pic:blipFill>
+                  <pic:spPr>
+                    <a:xfrm>
+                      <a:off x="0" y="0"/>
+                      <a:ext cx="4458322" cy="933580"/>
+                    </a:xfrm>
+                    <a:prstGeom prst="rect">
+                      <a:avLst/>
+                    </a:prstGeom>
+                  </pic:spPr>
+                </pic:pic>
+              </a:graphicData>
+            </a:graphic>
+          </wp:inline>
+        </w:drawing>
+      </w:r>
+    </w:p>
+    <w:p>
+      <w:pPr>
+        <w:jc w:val="both"/>
+        <w:rPr>
+          <w:rFonts w:ascii="Times New Roman" w:hAnsi="Times New Roman" w:cs="Times New Roman"/>
+          <w:b/>
+          <w:sz w:val="24"/>
+          <w:szCs w:val="24"/>
+          <w:lang w:val="es-MX"/>
+        </w:rPr>
+      </w:pPr>
+      <w:r>
+        <w:rPr>
+          <w:rFonts w:ascii="Times New Roman" w:hAnsi="Times New Roman" w:cs="Times New Roman"/>
+          <w:b/>
+          <w:sz w:val="24"/>
+          <w:szCs w:val="24"/>
+          <w:lang w:val="es-MX"/>
+        </w:rPr>
+        <w:t>Concepto Llave valor</w:t>
+      </w:r>
+    </w:p>
+    <w:p>
+      <w:pPr>
+        <w:jc w:val="both"/>
+        <w:rPr>
+          <w:rFonts w:ascii="Times New Roman" w:hAnsi="Times New Roman" w:cs="Times New Roman"/>
+          <w:b/>
+          <w:sz w:val="24"/>
+          <w:szCs w:val="24"/>
+          <w:lang w:val="es-MX"/>
+        </w:rPr>
+      </w:pPr>
+      <w:r>
+        <w:rPr>
+          <w:rFonts w:ascii="Times New Roman" w:hAnsi="Times New Roman" w:cs="Times New Roman"/>
+          <w:b/>
+          <w:sz w:val="24"/>
+          <w:szCs w:val="24"/>
+          <w:lang w:val="es-MX"/>
+        </w:rPr>
+        <w:drawing>
+          <wp:inline distT="0" distB="0" distL="0" distR="0" wp14:anchorId="786551BD" wp14:editId="3566BCA2">
+            <wp:extent cx="5400040" cy="2991485"/>
+            <wp:effectExtent l="0" t="0" r="0" b="0"/>
+            <wp:docPr id="20" name="Imagen 20"/>
+            <wp:cNvGraphicFramePr>
+              <a:graphicFrameLocks xmlns:a="http://schemas.openxmlformats.org/drawingml/2006/main" noChangeAspect="1"/>
+            </wp:cNvGraphicFramePr>
+            <a:graphic xmlns:a="http://schemas.openxmlformats.org/drawingml/2006/main">
+              <a:graphicData uri="http://schemas.openxmlformats.org/drawingml/2006/picture">
+                <pic:pic xmlns:pic="http://schemas.openxmlformats.org/drawingml/2006/picture">
+                  <pic:nvPicPr>
+                    <pic:cNvPr id="1" name=""/>
+                    <pic:cNvPicPr/>
+                  </pic:nvPicPr>
+                  <pic:blipFill>
+                    <a:blip r:embed="rId24"/>
+                    <a:stretch>
+                      <a:fillRect/>
+                    </a:stretch>
+                  </pic:blipFill>
+                  <pic:spPr>
+                    <a:xfrm>
+                      <a:off x="0" y="0"/>
+                      <a:ext cx="5400040" cy="2991485"/>
+                    </a:xfrm>
+                    <a:prstGeom prst="rect">
+                      <a:avLst/>
+                    </a:prstGeom>
+                  </pic:spPr>
+                </pic:pic>
+              </a:graphicData>
+            </a:graphic>
+          </wp:inline>
+        </w:drawing>
+      </w:r>
+    </w:p>
+    <w:p>
+      <w:pPr>
+        <w:jc w:val="both"/>
+        <w:rPr>
+          <w:rFonts w:ascii="Times New Roman" w:hAnsi="Times New Roman" w:cs="Times New Roman"/>
+          <w:b/>
+          <w:sz w:val="24"/>
+          <w:szCs w:val="24"/>
+          <w:lang w:val="es-MX"/>
+        </w:rPr>
+      </w:pPr>
+      <w:proofErr w:type="spellStart"/>
+      <w:r>
+        <w:rPr>
+          <w:rFonts w:ascii="Times New Roman" w:hAnsi="Times New Roman" w:cs="Times New Roman"/>
+          <w:b/>
+          <w:sz w:val="24"/>
+          <w:szCs w:val="24"/>
+          <w:lang w:val="es-MX"/>
+        </w:rPr>
+        <w:t>Tenant</w:t>
+      </w:r>
+      <w:proofErr w:type="spellEnd"/>
+      <w:r>
+        <w:rPr>
+          <w:rFonts w:ascii="Times New Roman" w:hAnsi="Times New Roman" w:cs="Times New Roman"/>
+          <w:b/>
+          <w:sz w:val="24"/>
+          <w:szCs w:val="24"/>
+          <w:lang w:val="es-MX"/>
+        </w:rPr>
+        <w:t xml:space="preserve"> id</w:t>
+      </w:r>
+    </w:p>
+    <w:p>
+      <w:pPr>
+        <w:jc w:val="both"/>
+        <w:rPr>
+          <w:rFonts w:ascii="Times New Roman" w:hAnsi="Times New Roman" w:cs="Times New Roman"/>
+          <w:b/>
+          <w:sz w:val="24"/>
+          <w:szCs w:val="24"/>
+          <w:lang w:val="es-MX"/>
+        </w:rPr>
+      </w:pPr>
+      <w:r>
+        <w:rPr>
+          <w:rFonts w:ascii="Times New Roman" w:hAnsi="Times New Roman" w:cs="Times New Roman"/>
+          <w:b/>
+          <w:sz w:val="24"/>
+          <w:szCs w:val="24"/>
+          <w:lang w:val="es-MX"/>
+        </w:rPr>
+        <w:t>No vamos a trabajar con sub dominios</w:t>
+      </w:r>
+    </w:p>
+    <w:p>
+      <w:pPr>
+        <w:jc w:val="both"/>
+        <w:rPr>
+          <w:rFonts w:ascii="Times New Roman" w:hAnsi="Times New Roman" w:cs="Times New Roman"/>
+          <w:b/>
+          <w:sz w:val="24"/>
+          <w:szCs w:val="24"/>
+          <w:lang w:val="es-MX"/>
+        </w:rPr>
+      </w:pPr>
+      <w:r>
+        <w:rPr>
+          <w:rFonts w:ascii="Times New Roman" w:hAnsi="Times New Roman" w:cs="Times New Roman"/>
+          <w:b/>
+          <w:sz w:val="24"/>
+          <w:szCs w:val="24"/>
+          <w:lang w:val="es-MX"/>
+        </w:rPr>
+        <w:t>Tablas, revisar con lo que me mandaron</w:t>
+      </w:r>
       <w:bookmarkStart w:id="0" w:name="_GoBack"/>
       <w:bookmarkEnd w:id="0"/>
-    </w:p>
-    <w:p>
-      <w:pPr>
-        <w:jc w:val="both"/>
-        <w:rPr>
-          <w:rFonts w:ascii="Times New Roman" w:hAnsi="Times New Roman" w:cs="Times New Roman"/>
-          <w:b/>
-          <w:sz w:val="24"/>
-          <w:szCs w:val="24"/>
-        </w:rPr>
-      </w:pPr>
-    </w:p>
-    <w:p>
-      <w:pPr>
-        <w:jc w:val="both"/>
-        <w:rPr>
-          <w:rFonts w:ascii="Times New Roman" w:hAnsi="Times New Roman" w:cs="Times New Roman"/>
-          <w:b/>
-          <w:sz w:val="24"/>
-          <w:szCs w:val="24"/>
-        </w:rPr>
-      </w:pPr>
-    </w:p>
-    <w:p>
-      <w:pPr>
-        <w:jc w:val="both"/>
-        <w:rPr>
-          <w:rFonts w:ascii="Times New Roman" w:hAnsi="Times New Roman" w:cs="Times New Roman"/>
-          <w:b/>
-          <w:sz w:val="24"/>
-          <w:szCs w:val="24"/>
-        </w:rPr>
-      </w:pPr>
     </w:p>
     <w:sectPr>
       <w:pgSz w:w="11906" w:h="16838"/>

--- a/DOCUMENTACIÓN/SEMANA3_FASE1.docx
+++ b/DOCUMENTACIÓN/SEMANA3_FASE1.docx
@@ -56,8 +56,10 @@
         <w:rPr>
           <w:rFonts w:ascii="Times New Roman" w:hAnsi="Times New Roman" w:cs="Times New Roman"/>
           <w:b/>
-          <w:sz w:val="24"/>
-          <w:szCs w:val="24"/>
+          <w:noProof/>
+          <w:sz w:val="24"/>
+          <w:szCs w:val="24"/>
+          <w:lang w:eastAsia="es-EC"/>
         </w:rPr>
         <w:drawing>
           <wp:inline distT="0" distB="0" distL="0" distR="0" wp14:anchorId="484D0DF8" wp14:editId="273D6321">
@@ -190,8 +192,10 @@
         <w:rPr>
           <w:rFonts w:ascii="Times New Roman" w:hAnsi="Times New Roman" w:cs="Times New Roman"/>
           <w:b/>
-          <w:sz w:val="24"/>
-          <w:szCs w:val="24"/>
+          <w:noProof/>
+          <w:sz w:val="24"/>
+          <w:szCs w:val="24"/>
+          <w:lang w:eastAsia="es-EC"/>
         </w:rPr>
         <w:drawing>
           <wp:inline distT="0" distB="0" distL="0" distR="0" wp14:anchorId="61CF527F" wp14:editId="74CFF66E">
@@ -465,8 +469,10 @@
         <w:rPr>
           <w:rFonts w:ascii="Times New Roman" w:hAnsi="Times New Roman" w:cs="Times New Roman"/>
           <w:b/>
-          <w:sz w:val="24"/>
-          <w:szCs w:val="24"/>
+          <w:noProof/>
+          <w:sz w:val="24"/>
+          <w:szCs w:val="24"/>
+          <w:lang w:eastAsia="es-EC"/>
         </w:rPr>
         <w:lastRenderedPageBreak/>
         <w:drawing>
@@ -607,77 +613,6 @@
           <w:szCs w:val="24"/>
         </w:rPr>
       </w:pPr>
-      <w:proofErr w:type="spellStart"/>
-      <w:r>
-        <w:rPr>
-          <w:rFonts w:ascii="Times New Roman" w:hAnsi="Times New Roman" w:cs="Times New Roman"/>
-          <w:b/>
-          <w:sz w:val="24"/>
-          <w:szCs w:val="24"/>
-        </w:rPr>
-        <w:t>Login</w:t>
-      </w:r>
-      <w:proofErr w:type="spellEnd"/>
-      <w:r>
-        <w:rPr>
-          <w:rFonts w:ascii="Times New Roman" w:hAnsi="Times New Roman" w:cs="Times New Roman"/>
-          <w:b/>
-          <w:sz w:val="24"/>
-          <w:szCs w:val="24"/>
-        </w:rPr>
-        <w:t xml:space="preserve"> → /</w:t>
-      </w:r>
-      <w:proofErr w:type="spellStart"/>
-      <w:r>
-        <w:rPr>
-          <w:rFonts w:ascii="Times New Roman" w:hAnsi="Times New Roman" w:cs="Times New Roman"/>
-          <w:b/>
-          <w:sz w:val="24"/>
-          <w:szCs w:val="24"/>
-        </w:rPr>
-        <w:t>auth</w:t>
-      </w:r>
-      <w:proofErr w:type="spellEnd"/>
-      <w:r>
-        <w:rPr>
-          <w:rFonts w:ascii="Times New Roman" w:hAnsi="Times New Roman" w:cs="Times New Roman"/>
-          <w:b/>
-          <w:sz w:val="24"/>
-          <w:szCs w:val="24"/>
-        </w:rPr>
-        <w:t>/</w:t>
-      </w:r>
-      <w:proofErr w:type="spellStart"/>
-      <w:r>
-        <w:rPr>
-          <w:rFonts w:ascii="Times New Roman" w:hAnsi="Times New Roman" w:cs="Times New Roman"/>
-          <w:b/>
-          <w:sz w:val="24"/>
-          <w:szCs w:val="24"/>
-        </w:rPr>
-        <w:t>login</w:t>
-      </w:r>
-      <w:proofErr w:type="spellEnd"/>
-      <w:r>
-        <w:rPr>
-          <w:rFonts w:ascii="Times New Roman" w:hAnsi="Times New Roman" w:cs="Times New Roman"/>
-          <w:b/>
-          <w:sz w:val="24"/>
-          <w:szCs w:val="24"/>
-        </w:rPr>
-        <w:t xml:space="preserve"> </w:t>
-      </w:r>
-    </w:p>
-    <w:p>
-      <w:pPr>
-        <w:jc w:val="both"/>
-        <w:rPr>
-          <w:rFonts w:ascii="Times New Roman" w:hAnsi="Times New Roman" w:cs="Times New Roman"/>
-          <w:b/>
-          <w:sz w:val="24"/>
-          <w:szCs w:val="24"/>
-        </w:rPr>
-      </w:pPr>
       <w:r>
         <w:rPr>
           <w:rFonts w:ascii="Times New Roman" w:hAnsi="Times New Roman" w:cs="Times New Roman"/>
@@ -686,10 +621,10 @@
           <w:szCs w:val="24"/>
         </w:rPr>
         <w:drawing>
-          <wp:inline distT="0" distB="0" distL="0" distR="0" wp14:anchorId="0DB33C2F" wp14:editId="301895F1">
-            <wp:extent cx="5400040" cy="2542540"/>
+          <wp:inline distT="0" distB="0" distL="0" distR="0" wp14:anchorId="341226E0" wp14:editId="407C9E83">
+            <wp:extent cx="5400040" cy="2536825"/>
             <wp:effectExtent l="0" t="0" r="0" b="0"/>
-            <wp:docPr id="9" name="Imagen 9"/>
+            <wp:docPr id="10" name="Imagen 10"/>
             <wp:cNvGraphicFramePr>
               <a:graphicFrameLocks xmlns:a="http://schemas.openxmlformats.org/drawingml/2006/main" noChangeAspect="1"/>
             </wp:cNvGraphicFramePr>
@@ -709,7 +644,7 @@
                   <pic:spPr>
                     <a:xfrm>
                       <a:off x="0" y="0"/>
-                      <a:ext cx="5400040" cy="2542540"/>
+                      <a:ext cx="5400040" cy="2536825"/>
                     </a:xfrm>
                     <a:prstGeom prst="rect">
                       <a:avLst/>
@@ -721,8 +656,94 @@
           </wp:inline>
         </w:drawing>
       </w:r>
-      <w:bookmarkStart w:id="0" w:name="_GoBack"/>
-      <w:bookmarkEnd w:id="0"/>
+    </w:p>
+    <w:p>
+      <w:pPr>
+        <w:jc w:val="both"/>
+        <w:rPr>
+          <w:rFonts w:ascii="Times New Roman" w:hAnsi="Times New Roman" w:cs="Times New Roman"/>
+          <w:b/>
+          <w:sz w:val="24"/>
+          <w:szCs w:val="24"/>
+        </w:rPr>
+      </w:pPr>
+    </w:p>
+    <w:p>
+      <w:pPr>
+        <w:jc w:val="both"/>
+        <w:rPr>
+          <w:rFonts w:ascii="Times New Roman" w:hAnsi="Times New Roman" w:cs="Times New Roman"/>
+          <w:b/>
+          <w:sz w:val="24"/>
+          <w:szCs w:val="24"/>
+        </w:rPr>
+      </w:pPr>
+    </w:p>
+    <w:p>
+      <w:pPr>
+        <w:jc w:val="both"/>
+        <w:rPr>
+          <w:rFonts w:ascii="Times New Roman" w:hAnsi="Times New Roman" w:cs="Times New Roman"/>
+          <w:b/>
+          <w:sz w:val="24"/>
+          <w:szCs w:val="24"/>
+        </w:rPr>
+      </w:pPr>
+    </w:p>
+    <w:p>
+      <w:pPr>
+        <w:jc w:val="both"/>
+        <w:rPr>
+          <w:rFonts w:ascii="Times New Roman" w:hAnsi="Times New Roman" w:cs="Times New Roman"/>
+          <w:b/>
+          <w:sz w:val="24"/>
+          <w:szCs w:val="24"/>
+        </w:rPr>
+      </w:pPr>
+    </w:p>
+    <w:p>
+      <w:pPr>
+        <w:jc w:val="both"/>
+        <w:rPr>
+          <w:rFonts w:ascii="Times New Roman" w:hAnsi="Times New Roman" w:cs="Times New Roman"/>
+          <w:b/>
+          <w:sz w:val="24"/>
+          <w:szCs w:val="24"/>
+        </w:rPr>
+      </w:pPr>
+    </w:p>
+    <w:p>
+      <w:pPr>
+        <w:jc w:val="both"/>
+        <w:rPr>
+          <w:rFonts w:ascii="Times New Roman" w:hAnsi="Times New Roman" w:cs="Times New Roman"/>
+          <w:b/>
+          <w:sz w:val="24"/>
+          <w:szCs w:val="24"/>
+        </w:rPr>
+      </w:pPr>
+    </w:p>
+    <w:p>
+      <w:pPr>
+        <w:jc w:val="both"/>
+        <w:rPr>
+          <w:rFonts w:ascii="Times New Roman" w:hAnsi="Times New Roman" w:cs="Times New Roman"/>
+          <w:b/>
+          <w:sz w:val="24"/>
+          <w:szCs w:val="24"/>
+        </w:rPr>
+      </w:pPr>
+    </w:p>
+    <w:p>
+      <w:pPr>
+        <w:jc w:val="both"/>
+        <w:rPr>
+          <w:rFonts w:ascii="Times New Roman" w:hAnsi="Times New Roman" w:cs="Times New Roman"/>
+          <w:b/>
+          <w:sz w:val="24"/>
+          <w:szCs w:val="24"/>
+        </w:rPr>
+      </w:pPr>
     </w:p>
     <w:p>
       <w:pPr>
@@ -742,7 +763,8 @@
           <w:sz w:val="24"/>
           <w:szCs w:val="24"/>
         </w:rPr>
-        <w:t>Refresh</w:t>
+        <w:lastRenderedPageBreak/>
+        <w:t>Login</w:t>
       </w:r>
       <w:proofErr w:type="spellEnd"/>
       <w:r>
@@ -752,132 +774,73 @@
           <w:sz w:val="24"/>
           <w:szCs w:val="24"/>
         </w:rPr>
+        <w:t xml:space="preserve"> → /</w:t>
+      </w:r>
+      <w:proofErr w:type="spellStart"/>
+      <w:r>
+        <w:rPr>
+          <w:rFonts w:ascii="Times New Roman" w:hAnsi="Times New Roman" w:cs="Times New Roman"/>
+          <w:b/>
+          <w:sz w:val="24"/>
+          <w:szCs w:val="24"/>
+        </w:rPr>
+        <w:t>auth</w:t>
+      </w:r>
+      <w:proofErr w:type="spellEnd"/>
+      <w:r>
+        <w:rPr>
+          <w:rFonts w:ascii="Times New Roman" w:hAnsi="Times New Roman" w:cs="Times New Roman"/>
+          <w:b/>
+          <w:sz w:val="24"/>
+          <w:szCs w:val="24"/>
+        </w:rPr>
+        <w:t>/</w:t>
+      </w:r>
+      <w:proofErr w:type="spellStart"/>
+      <w:r>
+        <w:rPr>
+          <w:rFonts w:ascii="Times New Roman" w:hAnsi="Times New Roman" w:cs="Times New Roman"/>
+          <w:b/>
+          <w:sz w:val="24"/>
+          <w:szCs w:val="24"/>
+        </w:rPr>
+        <w:t>login</w:t>
+      </w:r>
+      <w:proofErr w:type="spellEnd"/>
+      <w:r>
+        <w:rPr>
+          <w:rFonts w:ascii="Times New Roman" w:hAnsi="Times New Roman" w:cs="Times New Roman"/>
+          <w:b/>
+          <w:sz w:val="24"/>
+          <w:szCs w:val="24"/>
+        </w:rPr>
         <w:t xml:space="preserve"> </w:t>
       </w:r>
-      <w:proofErr w:type="spellStart"/>
-      <w:r>
-        <w:rPr>
-          <w:rFonts w:ascii="Times New Roman" w:hAnsi="Times New Roman" w:cs="Times New Roman"/>
-          <w:b/>
-          <w:sz w:val="24"/>
-          <w:szCs w:val="24"/>
-        </w:rPr>
-        <w:t>token</w:t>
-      </w:r>
-      <w:proofErr w:type="spellEnd"/>
-      <w:r>
-        <w:rPr>
-          <w:rFonts w:ascii="Times New Roman" w:hAnsi="Times New Roman" w:cs="Times New Roman"/>
-          <w:b/>
-          <w:sz w:val="24"/>
-          <w:szCs w:val="24"/>
-        </w:rPr>
-        <w:t xml:space="preserve"> → /</w:t>
-      </w:r>
-      <w:proofErr w:type="spellStart"/>
-      <w:r>
-        <w:rPr>
-          <w:rFonts w:ascii="Times New Roman" w:hAnsi="Times New Roman" w:cs="Times New Roman"/>
-          <w:b/>
-          <w:sz w:val="24"/>
-          <w:szCs w:val="24"/>
-        </w:rPr>
-        <w:t>auth</w:t>
-      </w:r>
-      <w:proofErr w:type="spellEnd"/>
-      <w:r>
-        <w:rPr>
-          <w:rFonts w:ascii="Times New Roman" w:hAnsi="Times New Roman" w:cs="Times New Roman"/>
-          <w:b/>
-          <w:sz w:val="24"/>
-          <w:szCs w:val="24"/>
-        </w:rPr>
-        <w:t>/</w:t>
-      </w:r>
-      <w:proofErr w:type="spellStart"/>
-      <w:r>
-        <w:rPr>
-          <w:rFonts w:ascii="Times New Roman" w:hAnsi="Times New Roman" w:cs="Times New Roman"/>
-          <w:b/>
-          <w:sz w:val="24"/>
-          <w:szCs w:val="24"/>
-        </w:rPr>
-        <w:t>refresh</w:t>
-      </w:r>
-      <w:proofErr w:type="spellEnd"/>
-      <w:r>
-        <w:rPr>
-          <w:rFonts w:ascii="Times New Roman" w:hAnsi="Times New Roman" w:cs="Times New Roman"/>
-          <w:b/>
-          <w:sz w:val="24"/>
-          <w:szCs w:val="24"/>
-        </w:rPr>
-        <w:t xml:space="preserve"> </w:t>
-      </w:r>
-    </w:p>
-    <w:p>
-      <w:pPr>
-        <w:jc w:val="both"/>
-        <w:rPr>
-          <w:rFonts w:ascii="Times New Roman" w:hAnsi="Times New Roman" w:cs="Times New Roman"/>
-          <w:b/>
-          <w:sz w:val="24"/>
-          <w:szCs w:val="24"/>
-        </w:rPr>
-      </w:pPr>
-      <w:r>
-        <w:rPr>
-          <w:rFonts w:ascii="Times New Roman" w:hAnsi="Times New Roman" w:cs="Times New Roman"/>
-          <w:b/>
-          <w:sz w:val="24"/>
-          <w:szCs w:val="24"/>
-        </w:rPr>
-        <w:t xml:space="preserve">Proteger rutas con </w:t>
-      </w:r>
-      <w:proofErr w:type="spellStart"/>
-      <w:r>
-        <w:rPr>
-          <w:rFonts w:ascii="Times New Roman" w:hAnsi="Times New Roman" w:cs="Times New Roman"/>
-          <w:b/>
-          <w:sz w:val="24"/>
-          <w:szCs w:val="24"/>
-        </w:rPr>
-        <w:t>token</w:t>
-      </w:r>
-      <w:proofErr w:type="spellEnd"/>
-      <w:r>
-        <w:rPr>
-          <w:rFonts w:ascii="Times New Roman" w:hAnsi="Times New Roman" w:cs="Times New Roman"/>
-          <w:b/>
-          <w:sz w:val="24"/>
-          <w:szCs w:val="24"/>
-        </w:rPr>
-        <w:t xml:space="preserve"> (middleware) </w:t>
-      </w:r>
-    </w:p>
-    <w:p>
-      <w:pPr>
-        <w:jc w:val="both"/>
-        <w:rPr>
-          <w:rFonts w:ascii="Times New Roman" w:hAnsi="Times New Roman" w:cs="Times New Roman"/>
-          <w:b/>
-          <w:sz w:val="24"/>
-          <w:szCs w:val="24"/>
-        </w:rPr>
-      </w:pPr>
-      <w:r>
-        <w:rPr>
-          <w:rFonts w:ascii="Times New Roman" w:hAnsi="Times New Roman" w:cs="Times New Roman"/>
-          <w:b/>
-          <w:sz w:val="24"/>
-          <w:szCs w:val="24"/>
-        </w:rPr>
-        <w:lastRenderedPageBreak/>
+    </w:p>
+    <w:p>
+      <w:pPr>
+        <w:jc w:val="both"/>
+        <w:rPr>
+          <w:rFonts w:ascii="Times New Roman" w:hAnsi="Times New Roman" w:cs="Times New Roman"/>
+          <w:b/>
+          <w:sz w:val="24"/>
+          <w:szCs w:val="24"/>
+        </w:rPr>
+      </w:pPr>
+      <w:r>
+        <w:rPr>
+          <w:rFonts w:ascii="Times New Roman" w:hAnsi="Times New Roman" w:cs="Times New Roman"/>
+          <w:b/>
+          <w:noProof/>
+          <w:sz w:val="24"/>
+          <w:szCs w:val="24"/>
+          <w:lang w:eastAsia="es-EC"/>
+        </w:rPr>
         <w:drawing>
-          <wp:inline distT="0" distB="0" distL="0" distR="0" wp14:anchorId="30409534" wp14:editId="3406CDD0">
-            <wp:extent cx="5770641" cy="3688080"/>
-            <wp:effectExtent l="0" t="0" r="1905" b="7620"/>
-            <wp:docPr id="3" name="Imagen 3"/>
+          <wp:inline distT="0" distB="0" distL="0" distR="0" wp14:anchorId="0DB33C2F" wp14:editId="301895F1">
+            <wp:extent cx="6046907" cy="2847109"/>
+            <wp:effectExtent l="0" t="0" r="0" b="0"/>
+            <wp:docPr id="9" name="Imagen 9"/>
             <wp:cNvGraphicFramePr>
               <a:graphicFrameLocks xmlns:a="http://schemas.openxmlformats.org/drawingml/2006/main" noChangeAspect="1"/>
             </wp:cNvGraphicFramePr>
@@ -897,7 +860,7 @@
                   <pic:spPr>
                     <a:xfrm>
                       <a:off x="0" y="0"/>
-                      <a:ext cx="5772654" cy="3689367"/>
+                      <a:ext cx="6053915" cy="2850408"/>
                     </a:xfrm>
                     <a:prstGeom prst="rect">
                       <a:avLst/>
@@ -918,30 +881,19 @@
           <w:b/>
           <w:sz w:val="24"/>
           <w:szCs w:val="24"/>
-        </w:rPr>
-      </w:pPr>
-    </w:p>
-    <w:p>
-      <w:pPr>
-        <w:jc w:val="both"/>
-        <w:rPr>
-          <w:rFonts w:ascii="Times New Roman" w:hAnsi="Times New Roman" w:cs="Times New Roman"/>
-          <w:b/>
-          <w:sz w:val="24"/>
-          <w:szCs w:val="24"/>
-        </w:rPr>
-      </w:pPr>
-    </w:p>
-    <w:p>
-      <w:pPr>
-        <w:jc w:val="both"/>
-        <w:rPr>
-          <w:rFonts w:ascii="Times New Roman" w:hAnsi="Times New Roman" w:cs="Times New Roman"/>
-          <w:b/>
-          <w:sz w:val="24"/>
-          <w:szCs w:val="24"/>
-        </w:rPr>
-      </w:pPr>
+          <w:lang w:val="en-US"/>
+        </w:rPr>
+      </w:pPr>
+      <w:r>
+        <w:rPr>
+          <w:rFonts w:ascii="Times New Roman" w:hAnsi="Times New Roman" w:cs="Times New Roman"/>
+          <w:b/>
+          <w:sz w:val="24"/>
+          <w:szCs w:val="24"/>
+          <w:lang w:val="en-US"/>
+        </w:rPr>
+        <w:t>Refresh token → /</w:t>
+      </w:r>
       <w:proofErr w:type="spellStart"/>
       <w:r>
         <w:rPr>
@@ -949,8 +901,9 @@
           <w:b/>
           <w:sz w:val="24"/>
           <w:szCs w:val="24"/>
-        </w:rPr>
-        <w:t>Solucion</w:t>
+          <w:lang w:val="en-US"/>
+        </w:rPr>
+        <w:t>auth</w:t>
       </w:r>
       <w:proofErr w:type="spellEnd"/>
       <w:r>
@@ -959,43 +912,35 @@
           <w:b/>
           <w:sz w:val="24"/>
           <w:szCs w:val="24"/>
-        </w:rPr>
-        <w:t xml:space="preserve"> </w:t>
-      </w:r>
-      <w:proofErr w:type="spellStart"/>
-      <w:r>
-        <w:rPr>
-          <w:rFonts w:ascii="Times New Roman" w:hAnsi="Times New Roman" w:cs="Times New Roman"/>
-          <w:b/>
-          <w:sz w:val="24"/>
-          <w:szCs w:val="24"/>
-        </w:rPr>
-        <w:t>ModuleNotFoundError</w:t>
-      </w:r>
-      <w:proofErr w:type="spellEnd"/>
-    </w:p>
-    <w:p>
-      <w:pPr>
-        <w:jc w:val="both"/>
-        <w:rPr>
-          <w:rFonts w:ascii="Times New Roman" w:hAnsi="Times New Roman" w:cs="Times New Roman"/>
-          <w:b/>
-          <w:sz w:val="24"/>
-          <w:szCs w:val="24"/>
-        </w:rPr>
-      </w:pPr>
-      <w:r>
-        <w:rPr>
-          <w:rFonts w:ascii="Times New Roman" w:hAnsi="Times New Roman" w:cs="Times New Roman"/>
-          <w:b/>
-          <w:sz w:val="24"/>
-          <w:szCs w:val="24"/>
+          <w:lang w:val="en-US"/>
+        </w:rPr>
+        <w:t xml:space="preserve">/refresh </w:t>
+      </w:r>
+    </w:p>
+    <w:p>
+      <w:pPr>
+        <w:jc w:val="both"/>
+        <w:rPr>
+          <w:rFonts w:ascii="Times New Roman" w:hAnsi="Times New Roman" w:cs="Times New Roman"/>
+          <w:b/>
+          <w:sz w:val="24"/>
+          <w:szCs w:val="24"/>
+          <w:lang w:val="en-US"/>
+        </w:rPr>
+      </w:pPr>
+      <w:r>
+        <w:rPr>
+          <w:rFonts w:ascii="Times New Roman" w:hAnsi="Times New Roman" w:cs="Times New Roman"/>
+          <w:b/>
+          <w:sz w:val="24"/>
+          <w:szCs w:val="24"/>
+          <w:lang w:val="en-US"/>
         </w:rPr>
         <w:drawing>
-          <wp:inline distT="0" distB="0" distL="0" distR="0" wp14:anchorId="28CFD61C" wp14:editId="7A2D7D63">
-            <wp:extent cx="5400040" cy="3448685"/>
-            <wp:effectExtent l="0" t="0" r="0" b="0"/>
-            <wp:docPr id="4" name="Imagen 4"/>
+          <wp:inline distT="0" distB="0" distL="0" distR="0" wp14:anchorId="5C4B15B5" wp14:editId="6972459C">
+            <wp:extent cx="6008444" cy="2798618"/>
+            <wp:effectExtent l="0" t="0" r="0" b="1905"/>
+            <wp:docPr id="11" name="Imagen 11"/>
             <wp:cNvGraphicFramePr>
               <a:graphicFrameLocks xmlns:a="http://schemas.openxmlformats.org/drawingml/2006/main" noChangeAspect="1"/>
             </wp:cNvGraphicFramePr>
@@ -1015,7 +960,7 @@
                   <pic:spPr>
                     <a:xfrm>
                       <a:off x="0" y="0"/>
-                      <a:ext cx="5400040" cy="3448685"/>
+                      <a:ext cx="6013436" cy="2800943"/>
                     </a:xfrm>
                     <a:prstGeom prst="rect">
                       <a:avLst/>
@@ -1036,31 +981,103 @@
           <w:b/>
           <w:sz w:val="24"/>
           <w:szCs w:val="24"/>
-        </w:rPr>
-      </w:pPr>
-      <w:r>
-        <w:rPr>
-          <w:rFonts w:ascii="Times New Roman" w:hAnsi="Times New Roman" w:cs="Times New Roman"/>
-          <w:b/>
-          <w:sz w:val="24"/>
-          <w:szCs w:val="24"/>
-        </w:rPr>
-        <w:t>3. Crear TODA la base de datos</w:t>
-      </w:r>
-    </w:p>
-    <w:p>
-      <w:pPr>
-        <w:pStyle w:val="Prrafodelista"/>
-        <w:numPr>
-          <w:ilvl w:val="0"/>
-          <w:numId w:val="8"/>
-        </w:numPr>
-        <w:jc w:val="both"/>
-        <w:rPr>
-          <w:rFonts w:ascii="Times New Roman" w:hAnsi="Times New Roman" w:cs="Times New Roman"/>
-          <w:b/>
-          <w:sz w:val="24"/>
-          <w:szCs w:val="24"/>
+          <w:lang w:val="en-US"/>
+        </w:rPr>
+      </w:pPr>
+    </w:p>
+    <w:p>
+      <w:pPr>
+        <w:jc w:val="both"/>
+        <w:rPr>
+          <w:rFonts w:ascii="Times New Roman" w:hAnsi="Times New Roman" w:cs="Times New Roman"/>
+          <w:b/>
+          <w:sz w:val="24"/>
+          <w:szCs w:val="24"/>
+          <w:lang w:val="en-US"/>
+        </w:rPr>
+      </w:pPr>
+    </w:p>
+    <w:p>
+      <w:pPr>
+        <w:jc w:val="both"/>
+        <w:rPr>
+          <w:rFonts w:ascii="Times New Roman" w:hAnsi="Times New Roman" w:cs="Times New Roman"/>
+          <w:b/>
+          <w:sz w:val="24"/>
+          <w:szCs w:val="24"/>
+          <w:lang w:val="en-US"/>
+        </w:rPr>
+      </w:pPr>
+    </w:p>
+    <w:p>
+      <w:pPr>
+        <w:jc w:val="both"/>
+        <w:rPr>
+          <w:rFonts w:ascii="Times New Roman" w:hAnsi="Times New Roman" w:cs="Times New Roman"/>
+          <w:b/>
+          <w:sz w:val="24"/>
+          <w:szCs w:val="24"/>
+          <w:lang w:val="en-US"/>
+        </w:rPr>
+      </w:pPr>
+    </w:p>
+    <w:p>
+      <w:pPr>
+        <w:jc w:val="both"/>
+        <w:rPr>
+          <w:rFonts w:ascii="Times New Roman" w:hAnsi="Times New Roman" w:cs="Times New Roman"/>
+          <w:b/>
+          <w:sz w:val="24"/>
+          <w:szCs w:val="24"/>
+          <w:lang w:val="en-US"/>
+        </w:rPr>
+      </w:pPr>
+    </w:p>
+    <w:p>
+      <w:pPr>
+        <w:jc w:val="both"/>
+        <w:rPr>
+          <w:rFonts w:ascii="Times New Roman" w:hAnsi="Times New Roman" w:cs="Times New Roman"/>
+          <w:b/>
+          <w:sz w:val="24"/>
+          <w:szCs w:val="24"/>
+          <w:lang w:val="en-US"/>
+        </w:rPr>
+      </w:pPr>
+    </w:p>
+    <w:p>
+      <w:pPr>
+        <w:jc w:val="both"/>
+        <w:rPr>
+          <w:rFonts w:ascii="Times New Roman" w:hAnsi="Times New Roman" w:cs="Times New Roman"/>
+          <w:b/>
+          <w:sz w:val="24"/>
+          <w:szCs w:val="24"/>
+          <w:lang w:val="en-US"/>
+        </w:rPr>
+      </w:pPr>
+    </w:p>
+    <w:p>
+      <w:pPr>
+        <w:jc w:val="both"/>
+        <w:rPr>
+          <w:rFonts w:ascii="Times New Roman" w:hAnsi="Times New Roman" w:cs="Times New Roman"/>
+          <w:b/>
+          <w:sz w:val="24"/>
+          <w:szCs w:val="24"/>
+          <w:lang w:val="en-US"/>
+        </w:rPr>
+      </w:pPr>
+    </w:p>
+    <w:p>
+      <w:pPr>
+        <w:jc w:val="both"/>
+        <w:rPr>
+          <w:rFonts w:ascii="Times New Roman" w:hAnsi="Times New Roman" w:cs="Times New Roman"/>
+          <w:b/>
+          <w:sz w:val="24"/>
+          <w:szCs w:val="24"/>
+          <w:lang w:val="en-US"/>
         </w:rPr>
       </w:pPr>
       <w:proofErr w:type="spellStart"/>
@@ -1070,8 +1087,10 @@
           <w:b/>
           <w:sz w:val="24"/>
           <w:szCs w:val="24"/>
-        </w:rPr>
-        <w:t>users</w:t>
+          <w:lang w:val="en-US"/>
+        </w:rPr>
+        <w:lastRenderedPageBreak/>
+        <w:t>Proteger</w:t>
       </w:r>
       <w:proofErr w:type="spellEnd"/>
       <w:r>
@@ -1080,51 +1099,10 @@
           <w:b/>
           <w:sz w:val="24"/>
           <w:szCs w:val="24"/>
+          <w:lang w:val="en-US"/>
         </w:rPr>
         <w:t xml:space="preserve"> </w:t>
       </w:r>
-    </w:p>
-    <w:p>
-      <w:pPr>
-        <w:pStyle w:val="Prrafodelista"/>
-        <w:numPr>
-          <w:ilvl w:val="0"/>
-          <w:numId w:val="8"/>
-        </w:numPr>
-        <w:jc w:val="both"/>
-        <w:rPr>
-          <w:rFonts w:ascii="Times New Roman" w:hAnsi="Times New Roman" w:cs="Times New Roman"/>
-          <w:b/>
-          <w:sz w:val="24"/>
-          <w:szCs w:val="24"/>
-        </w:rPr>
-      </w:pPr>
-      <w:r>
-        <w:rPr>
-          <w:rFonts w:ascii="Times New Roman" w:hAnsi="Times New Roman" w:cs="Times New Roman"/>
-          <w:b/>
-          <w:sz w:val="24"/>
-          <w:szCs w:val="24"/>
-        </w:rPr>
-        <w:lastRenderedPageBreak/>
-        <w:t xml:space="preserve">restaurants </w:t>
-      </w:r>
-    </w:p>
-    <w:p>
-      <w:pPr>
-        <w:pStyle w:val="Prrafodelista"/>
-        <w:numPr>
-          <w:ilvl w:val="0"/>
-          <w:numId w:val="8"/>
-        </w:numPr>
-        <w:jc w:val="both"/>
-        <w:rPr>
-          <w:rFonts w:ascii="Times New Roman" w:hAnsi="Times New Roman" w:cs="Times New Roman"/>
-          <w:b/>
-          <w:sz w:val="24"/>
-          <w:szCs w:val="24"/>
-        </w:rPr>
-      </w:pPr>
       <w:proofErr w:type="spellStart"/>
       <w:r>
         <w:rPr>
@@ -1132,8 +1110,9 @@
           <w:b/>
           <w:sz w:val="24"/>
           <w:szCs w:val="24"/>
-        </w:rPr>
-        <w:t>invitation_codes</w:t>
+          <w:lang w:val="en-US"/>
+        </w:rPr>
+        <w:t>rutas</w:t>
       </w:r>
       <w:proofErr w:type="spellEnd"/>
       <w:r>
@@ -1142,176 +1121,35 @@
           <w:b/>
           <w:sz w:val="24"/>
           <w:szCs w:val="24"/>
-        </w:rPr>
-        <w:t xml:space="preserve"> </w:t>
-      </w:r>
-    </w:p>
-    <w:p>
-      <w:pPr>
-        <w:pStyle w:val="Prrafodelista"/>
-        <w:numPr>
-          <w:ilvl w:val="0"/>
-          <w:numId w:val="8"/>
-        </w:numPr>
-        <w:jc w:val="both"/>
-        <w:rPr>
-          <w:rFonts w:ascii="Times New Roman" w:hAnsi="Times New Roman" w:cs="Times New Roman"/>
-          <w:b/>
-          <w:sz w:val="24"/>
-          <w:szCs w:val="24"/>
-        </w:rPr>
-      </w:pPr>
-      <w:proofErr w:type="spellStart"/>
-      <w:r>
-        <w:rPr>
-          <w:rFonts w:ascii="Times New Roman" w:hAnsi="Times New Roman" w:cs="Times New Roman"/>
-          <w:b/>
-          <w:sz w:val="24"/>
-          <w:szCs w:val="24"/>
-        </w:rPr>
-        <w:t>companies</w:t>
-      </w:r>
-      <w:proofErr w:type="spellEnd"/>
-      <w:r>
-        <w:rPr>
-          <w:rFonts w:ascii="Times New Roman" w:hAnsi="Times New Roman" w:cs="Times New Roman"/>
-          <w:b/>
-          <w:sz w:val="24"/>
-          <w:szCs w:val="24"/>
-        </w:rPr>
-        <w:t xml:space="preserve"> </w:t>
-      </w:r>
-    </w:p>
-    <w:p>
-      <w:pPr>
-        <w:pStyle w:val="Prrafodelista"/>
-        <w:numPr>
-          <w:ilvl w:val="0"/>
-          <w:numId w:val="8"/>
-        </w:numPr>
-        <w:jc w:val="both"/>
-        <w:rPr>
-          <w:rFonts w:ascii="Times New Roman" w:hAnsi="Times New Roman" w:cs="Times New Roman"/>
-          <w:b/>
-          <w:sz w:val="24"/>
-          <w:szCs w:val="24"/>
-        </w:rPr>
-      </w:pPr>
-      <w:proofErr w:type="spellStart"/>
-      <w:r>
-        <w:rPr>
-          <w:rFonts w:ascii="Times New Roman" w:hAnsi="Times New Roman" w:cs="Times New Roman"/>
-          <w:b/>
-          <w:sz w:val="24"/>
-          <w:szCs w:val="24"/>
-        </w:rPr>
-        <w:t>agreements</w:t>
-      </w:r>
-      <w:proofErr w:type="spellEnd"/>
-      <w:r>
-        <w:rPr>
-          <w:rFonts w:ascii="Times New Roman" w:hAnsi="Times New Roman" w:cs="Times New Roman"/>
-          <w:b/>
-          <w:sz w:val="24"/>
-          <w:szCs w:val="24"/>
-        </w:rPr>
-        <w:t xml:space="preserve"> </w:t>
-      </w:r>
-    </w:p>
-    <w:p>
-      <w:pPr>
-        <w:pStyle w:val="Prrafodelista"/>
-        <w:numPr>
-          <w:ilvl w:val="0"/>
-          <w:numId w:val="8"/>
-        </w:numPr>
-        <w:jc w:val="both"/>
-        <w:rPr>
-          <w:rFonts w:ascii="Times New Roman" w:hAnsi="Times New Roman" w:cs="Times New Roman"/>
-          <w:b/>
-          <w:sz w:val="24"/>
-          <w:szCs w:val="24"/>
-        </w:rPr>
-      </w:pPr>
-      <w:proofErr w:type="spellStart"/>
-      <w:r>
-        <w:rPr>
-          <w:rFonts w:ascii="Times New Roman" w:hAnsi="Times New Roman" w:cs="Times New Roman"/>
-          <w:b/>
-          <w:sz w:val="24"/>
-          <w:szCs w:val="24"/>
-        </w:rPr>
-        <w:t>employees</w:t>
-      </w:r>
-      <w:proofErr w:type="spellEnd"/>
-      <w:r>
-        <w:rPr>
-          <w:rFonts w:ascii="Times New Roman" w:hAnsi="Times New Roman" w:cs="Times New Roman"/>
-          <w:b/>
-          <w:sz w:val="24"/>
-          <w:szCs w:val="24"/>
-        </w:rPr>
-        <w:t xml:space="preserve"> </w:t>
-      </w:r>
-    </w:p>
-    <w:p>
-      <w:pPr>
-        <w:pStyle w:val="Prrafodelista"/>
-        <w:numPr>
-          <w:ilvl w:val="0"/>
-          <w:numId w:val="8"/>
-        </w:numPr>
-        <w:jc w:val="both"/>
-        <w:rPr>
-          <w:rFonts w:ascii="Times New Roman" w:hAnsi="Times New Roman" w:cs="Times New Roman"/>
-          <w:b/>
-          <w:sz w:val="24"/>
-          <w:szCs w:val="24"/>
-        </w:rPr>
-      </w:pPr>
-      <w:proofErr w:type="spellStart"/>
-      <w:r>
-        <w:rPr>
-          <w:rFonts w:ascii="Times New Roman" w:hAnsi="Times New Roman" w:cs="Times New Roman"/>
-          <w:b/>
-          <w:sz w:val="24"/>
-          <w:szCs w:val="24"/>
-        </w:rPr>
-        <w:t>meal_logs</w:t>
-      </w:r>
-      <w:proofErr w:type="spellEnd"/>
-      <w:r>
-        <w:rPr>
-          <w:rFonts w:ascii="Times New Roman" w:hAnsi="Times New Roman" w:cs="Times New Roman"/>
-          <w:b/>
-          <w:sz w:val="24"/>
-          <w:szCs w:val="24"/>
-        </w:rPr>
-        <w:t xml:space="preserve"> </w:t>
-      </w:r>
-    </w:p>
-    <w:p>
-      <w:pPr>
-        <w:jc w:val="center"/>
-        <w:rPr>
-          <w:rFonts w:ascii="Times New Roman" w:hAnsi="Times New Roman" w:cs="Times New Roman"/>
-          <w:b/>
-          <w:sz w:val="24"/>
-          <w:szCs w:val="24"/>
-        </w:rPr>
-      </w:pPr>
-      <w:r>
-        <w:rPr>
-          <w:rFonts w:ascii="Times New Roman" w:hAnsi="Times New Roman" w:cs="Times New Roman"/>
-          <w:b/>
-          <w:sz w:val="24"/>
-          <w:szCs w:val="24"/>
+          <w:lang w:val="en-US"/>
+        </w:rPr>
+        <w:t xml:space="preserve"> con token (middleware) </w:t>
+      </w:r>
+    </w:p>
+    <w:p>
+      <w:pPr>
+        <w:jc w:val="both"/>
+        <w:rPr>
+          <w:rFonts w:ascii="Times New Roman" w:hAnsi="Times New Roman" w:cs="Times New Roman"/>
+          <w:b/>
+          <w:sz w:val="24"/>
+          <w:szCs w:val="24"/>
+        </w:rPr>
+      </w:pPr>
+      <w:r>
+        <w:rPr>
+          <w:rFonts w:ascii="Times New Roman" w:hAnsi="Times New Roman" w:cs="Times New Roman"/>
+          <w:b/>
+          <w:noProof/>
+          <w:sz w:val="24"/>
+          <w:szCs w:val="24"/>
+          <w:lang w:eastAsia="es-EC"/>
         </w:rPr>
         <w:drawing>
-          <wp:inline distT="0" distB="0" distL="0" distR="0" wp14:anchorId="1ED06D88" wp14:editId="45D3570E">
-            <wp:extent cx="3561795" cy="3002280"/>
-            <wp:effectExtent l="0" t="0" r="635" b="7620"/>
-            <wp:docPr id="6" name="Imagen 6"/>
+          <wp:inline distT="0" distB="0" distL="0" distR="0" wp14:anchorId="30409534" wp14:editId="3406CDD0">
+            <wp:extent cx="5770641" cy="3688080"/>
+            <wp:effectExtent l="0" t="0" r="1905" b="7620"/>
+            <wp:docPr id="3" name="Imagen 3"/>
             <wp:cNvGraphicFramePr>
               <a:graphicFrameLocks xmlns:a="http://schemas.openxmlformats.org/drawingml/2006/main" noChangeAspect="1"/>
             </wp:cNvGraphicFramePr>
@@ -1331,7 +1169,7 @@
                   <pic:spPr>
                     <a:xfrm>
                       <a:off x="0" y="0"/>
-                      <a:ext cx="3603444" cy="3037386"/>
+                      <a:ext cx="5772654" cy="3689367"/>
                     </a:xfrm>
                     <a:prstGeom prst="rect">
                       <a:avLst/>
@@ -1352,29 +1190,28 @@
           <w:b/>
           <w:sz w:val="24"/>
           <w:szCs w:val="24"/>
-          <w:lang w:val="en-US"/>
-        </w:rPr>
-      </w:pPr>
-      <w:r>
-        <w:rPr>
-          <w:rFonts w:ascii="Times New Roman" w:hAnsi="Times New Roman" w:cs="Times New Roman"/>
-          <w:b/>
-          <w:sz w:val="24"/>
-          <w:szCs w:val="24"/>
-          <w:lang w:val="en-US"/>
-        </w:rPr>
-        <w:t>5. Migrations (Alembic)</w:t>
-      </w:r>
-    </w:p>
-    <w:p>
-      <w:pPr>
-        <w:jc w:val="both"/>
-        <w:rPr>
-          <w:rFonts w:ascii="Times New Roman" w:hAnsi="Times New Roman" w:cs="Times New Roman"/>
-          <w:b/>
-          <w:sz w:val="24"/>
-          <w:szCs w:val="24"/>
-          <w:lang w:val="en-US"/>
+        </w:rPr>
+      </w:pPr>
+    </w:p>
+    <w:p>
+      <w:pPr>
+        <w:jc w:val="both"/>
+        <w:rPr>
+          <w:rFonts w:ascii="Times New Roman" w:hAnsi="Times New Roman" w:cs="Times New Roman"/>
+          <w:b/>
+          <w:sz w:val="24"/>
+          <w:szCs w:val="24"/>
+        </w:rPr>
+      </w:pPr>
+    </w:p>
+    <w:p>
+      <w:pPr>
+        <w:jc w:val="both"/>
+        <w:rPr>
+          <w:rFonts w:ascii="Times New Roman" w:hAnsi="Times New Roman" w:cs="Times New Roman"/>
+          <w:b/>
+          <w:sz w:val="24"/>
+          <w:szCs w:val="24"/>
         </w:rPr>
       </w:pPr>
       <w:proofErr w:type="spellStart"/>
@@ -1384,9 +1221,8 @@
           <w:b/>
           <w:sz w:val="24"/>
           <w:szCs w:val="24"/>
-          <w:lang w:val="en-US"/>
-        </w:rPr>
-        <w:t>Crear</w:t>
+        </w:rPr>
+        <w:t>Solucion</w:t>
       </w:r>
       <w:proofErr w:type="spellEnd"/>
       <w:r>
@@ -1395,7 +1231,6 @@
           <w:b/>
           <w:sz w:val="24"/>
           <w:szCs w:val="24"/>
-          <w:lang w:val="en-US"/>
         </w:rPr>
         <w:t xml:space="preserve"> </w:t>
       </w:r>
@@ -1406,282 +1241,35 @@
           <w:b/>
           <w:sz w:val="24"/>
           <w:szCs w:val="24"/>
-          <w:lang w:val="en-US"/>
-        </w:rPr>
-        <w:t>versiones</w:t>
+        </w:rPr>
+        <w:t>ModuleNotFoundError</w:t>
       </w:r>
       <w:proofErr w:type="spellEnd"/>
-      <w:r>
-        <w:rPr>
-          <w:rFonts w:ascii="Times New Roman" w:hAnsi="Times New Roman" w:cs="Times New Roman"/>
-          <w:b/>
-          <w:sz w:val="24"/>
-          <w:szCs w:val="24"/>
-          <w:lang w:val="en-US"/>
-        </w:rPr>
-        <w:t xml:space="preserve">: </w:t>
-      </w:r>
-    </w:p>
-    <w:p>
-      <w:pPr>
-        <w:jc w:val="both"/>
-        <w:rPr>
-          <w:rFonts w:ascii="Times New Roman" w:hAnsi="Times New Roman" w:cs="Times New Roman"/>
-          <w:b/>
-          <w:sz w:val="24"/>
-          <w:szCs w:val="24"/>
-          <w:lang w:val="en-US"/>
-        </w:rPr>
-      </w:pPr>
-      <w:r>
-        <w:rPr>
-          <w:rFonts w:ascii="Times New Roman" w:hAnsi="Times New Roman" w:cs="Times New Roman"/>
-          <w:b/>
-          <w:sz w:val="24"/>
-          <w:szCs w:val="24"/>
-          <w:lang w:val="en-US"/>
-        </w:rPr>
-        <w:t xml:space="preserve">v1 → users </w:t>
-      </w:r>
-    </w:p>
-    <w:p>
-      <w:pPr>
-        <w:jc w:val="both"/>
-        <w:rPr>
-          <w:rFonts w:ascii="Times New Roman" w:hAnsi="Times New Roman" w:cs="Times New Roman"/>
-          <w:b/>
-          <w:sz w:val="24"/>
-          <w:szCs w:val="24"/>
-          <w:lang w:val="en-US"/>
-        </w:rPr>
-      </w:pPr>
-      <w:r>
-        <w:rPr>
-          <w:rFonts w:ascii="Times New Roman" w:hAnsi="Times New Roman" w:cs="Times New Roman"/>
-          <w:b/>
-          <w:sz w:val="24"/>
-          <w:szCs w:val="24"/>
-          <w:lang w:val="en-US"/>
-        </w:rPr>
-        <w:t xml:space="preserve">v2 → restaurants </w:t>
-      </w:r>
-    </w:p>
-    <w:p>
-      <w:pPr>
-        <w:jc w:val="both"/>
-        <w:rPr>
-          <w:rFonts w:ascii="Times New Roman" w:hAnsi="Times New Roman" w:cs="Times New Roman"/>
-          <w:b/>
-          <w:sz w:val="24"/>
-          <w:szCs w:val="24"/>
-          <w:lang w:val="en-US"/>
-        </w:rPr>
-      </w:pPr>
-      <w:r>
-        <w:rPr>
-          <w:rFonts w:ascii="Times New Roman" w:hAnsi="Times New Roman" w:cs="Times New Roman"/>
-          <w:b/>
-          <w:sz w:val="24"/>
-          <w:szCs w:val="24"/>
-          <w:lang w:val="en-US"/>
-        </w:rPr>
-        <w:t xml:space="preserve">v3 → companies + invitations + agreements </w:t>
-      </w:r>
-    </w:p>
-    <w:p>
-      <w:pPr>
-        <w:jc w:val="both"/>
-        <w:rPr>
-          <w:rFonts w:ascii="Times New Roman" w:hAnsi="Times New Roman" w:cs="Times New Roman"/>
-          <w:b/>
-          <w:sz w:val="24"/>
-          <w:szCs w:val="24"/>
-          <w:lang w:val="en-US"/>
-        </w:rPr>
-      </w:pPr>
-      <w:r>
-        <w:rPr>
-          <w:rFonts w:ascii="Times New Roman" w:hAnsi="Times New Roman" w:cs="Times New Roman"/>
-          <w:b/>
-          <w:sz w:val="24"/>
-          <w:szCs w:val="24"/>
-          <w:lang w:val="en-US"/>
-        </w:rPr>
-        <w:t xml:space="preserve">v4 → employees + </w:t>
-      </w:r>
-      <w:proofErr w:type="spellStart"/>
-      <w:r>
-        <w:rPr>
-          <w:rFonts w:ascii="Times New Roman" w:hAnsi="Times New Roman" w:cs="Times New Roman"/>
-          <w:b/>
-          <w:sz w:val="24"/>
-          <w:szCs w:val="24"/>
-          <w:lang w:val="en-US"/>
-        </w:rPr>
-        <w:t>meal_logs</w:t>
-      </w:r>
-      <w:proofErr w:type="spellEnd"/>
-      <w:r>
-        <w:rPr>
-          <w:rFonts w:ascii="Times New Roman" w:hAnsi="Times New Roman" w:cs="Times New Roman"/>
-          <w:b/>
-          <w:sz w:val="24"/>
-          <w:szCs w:val="24"/>
-          <w:lang w:val="en-US"/>
-        </w:rPr>
-        <w:t xml:space="preserve"> </w:t>
-      </w:r>
-    </w:p>
-    <w:p>
-      <w:pPr>
-        <w:jc w:val="both"/>
-        <w:rPr>
-          <w:rFonts w:ascii="Times New Roman" w:hAnsi="Times New Roman" w:cs="Times New Roman"/>
-          <w:b/>
-          <w:sz w:val="24"/>
-          <w:szCs w:val="24"/>
-          <w:lang w:val="en-US"/>
-        </w:rPr>
-      </w:pPr>
-      <w:proofErr w:type="spellStart"/>
-      <w:r>
-        <w:rPr>
-          <w:rFonts w:ascii="Times New Roman" w:hAnsi="Times New Roman" w:cs="Times New Roman"/>
-          <w:b/>
-          <w:sz w:val="24"/>
-          <w:szCs w:val="24"/>
-          <w:lang w:val="en-US"/>
-        </w:rPr>
-        <w:t>Ejecutar</w:t>
-      </w:r>
-      <w:proofErr w:type="spellEnd"/>
-      <w:r>
-        <w:rPr>
-          <w:rFonts w:ascii="Times New Roman" w:hAnsi="Times New Roman" w:cs="Times New Roman"/>
-          <w:b/>
-          <w:sz w:val="24"/>
-          <w:szCs w:val="24"/>
-          <w:lang w:val="en-US"/>
-        </w:rPr>
-        <w:t xml:space="preserve"> migrations en </w:t>
-      </w:r>
-      <w:proofErr w:type="spellStart"/>
-      <w:r>
-        <w:rPr>
-          <w:rFonts w:ascii="Times New Roman" w:hAnsi="Times New Roman" w:cs="Times New Roman"/>
-          <w:b/>
-          <w:sz w:val="24"/>
-          <w:szCs w:val="24"/>
-          <w:lang w:val="en-US"/>
-        </w:rPr>
-        <w:t>PostgreSQL</w:t>
-      </w:r>
-      <w:proofErr w:type="spellEnd"/>
-      <w:r>
-        <w:rPr>
-          <w:rFonts w:ascii="Times New Roman" w:hAnsi="Times New Roman" w:cs="Times New Roman"/>
-          <w:b/>
-          <w:sz w:val="24"/>
-          <w:szCs w:val="24"/>
-          <w:lang w:val="en-US"/>
-        </w:rPr>
-        <w:t xml:space="preserve"> </w:t>
-      </w:r>
-    </w:p>
-    <w:p>
-      <w:pPr>
-        <w:jc w:val="both"/>
-        <w:rPr>
-          <w:rFonts w:ascii="Times New Roman" w:hAnsi="Times New Roman" w:cs="Times New Roman"/>
-          <w:b/>
-          <w:sz w:val="24"/>
-          <w:szCs w:val="24"/>
-        </w:rPr>
-      </w:pPr>
-      <w:r>
-        <w:rPr>
-          <w:rFonts w:ascii="Times New Roman" w:hAnsi="Times New Roman" w:cs="Times New Roman"/>
-          <w:b/>
-          <w:sz w:val="24"/>
-          <w:szCs w:val="24"/>
-        </w:rPr>
-        <w:t>Objetivo de la fase 1</w:t>
-      </w:r>
-    </w:p>
-    <w:p>
-      <w:pPr>
-        <w:jc w:val="both"/>
-        <w:rPr>
-          <w:rFonts w:ascii="Times New Roman" w:hAnsi="Times New Roman" w:cs="Times New Roman"/>
-          <w:b/>
-          <w:sz w:val="24"/>
-          <w:szCs w:val="24"/>
-        </w:rPr>
-      </w:pPr>
-      <w:r>
-        <w:rPr>
-          <w:rFonts w:ascii="Times New Roman" w:hAnsi="Times New Roman" w:cs="Times New Roman"/>
-          <w:b/>
-          <w:sz w:val="24"/>
-          <w:szCs w:val="24"/>
-        </w:rPr>
-        <w:t>Dejar listo:</w:t>
-      </w:r>
-    </w:p>
-    <w:p>
-      <w:pPr>
-        <w:jc w:val="both"/>
-        <w:rPr>
-          <w:rFonts w:ascii="Times New Roman" w:hAnsi="Times New Roman" w:cs="Times New Roman"/>
-          <w:b/>
-          <w:sz w:val="24"/>
-          <w:szCs w:val="24"/>
-        </w:rPr>
-      </w:pPr>
-      <w:proofErr w:type="spellStart"/>
-      <w:r>
-        <w:rPr>
-          <w:rFonts w:ascii="Times New Roman" w:hAnsi="Times New Roman" w:cs="Times New Roman"/>
-          <w:b/>
-          <w:sz w:val="24"/>
-          <w:szCs w:val="24"/>
-        </w:rPr>
-        <w:t>Login</w:t>
-      </w:r>
-      <w:proofErr w:type="spellEnd"/>
-      <w:r>
-        <w:rPr>
-          <w:rFonts w:ascii="Times New Roman" w:hAnsi="Times New Roman" w:cs="Times New Roman"/>
-          <w:b/>
-          <w:sz w:val="24"/>
-          <w:szCs w:val="24"/>
-        </w:rPr>
-        <w:t xml:space="preserve"> funcionando </w:t>
-      </w:r>
-    </w:p>
-    <w:p>
-      <w:pPr>
-        <w:jc w:val="both"/>
-        <w:rPr>
-          <w:rFonts w:ascii="Times New Roman" w:hAnsi="Times New Roman" w:cs="Times New Roman"/>
-          <w:b/>
-          <w:sz w:val="24"/>
-          <w:szCs w:val="24"/>
-        </w:rPr>
-      </w:pPr>
-      <w:r>
-        <w:rPr>
-          <w:rFonts w:ascii="Times New Roman" w:hAnsi="Times New Roman" w:cs="Times New Roman"/>
-          <w:b/>
-          <w:sz w:val="24"/>
-          <w:szCs w:val="24"/>
-        </w:rPr>
-        <w:lastRenderedPageBreak/>
+    </w:p>
+    <w:p>
+      <w:pPr>
+        <w:jc w:val="both"/>
+        <w:rPr>
+          <w:rFonts w:ascii="Times New Roman" w:hAnsi="Times New Roman" w:cs="Times New Roman"/>
+          <w:b/>
+          <w:sz w:val="24"/>
+          <w:szCs w:val="24"/>
+        </w:rPr>
+      </w:pPr>
+      <w:r>
+        <w:rPr>
+          <w:rFonts w:ascii="Times New Roman" w:hAnsi="Times New Roman" w:cs="Times New Roman"/>
+          <w:b/>
+          <w:noProof/>
+          <w:sz w:val="24"/>
+          <w:szCs w:val="24"/>
+          <w:lang w:eastAsia="es-EC"/>
+        </w:rPr>
         <w:drawing>
-          <wp:inline distT="0" distB="0" distL="0" distR="0" wp14:anchorId="38E21C67" wp14:editId="245EDB7F">
-            <wp:extent cx="5400040" cy="2506980"/>
-            <wp:effectExtent l="0" t="0" r="0" b="7620"/>
-            <wp:docPr id="7" name="Imagen 7"/>
+          <wp:inline distT="0" distB="0" distL="0" distR="0" wp14:anchorId="28CFD61C" wp14:editId="7A2D7D63">
+            <wp:extent cx="5400040" cy="3448685"/>
+            <wp:effectExtent l="0" t="0" r="0" b="0"/>
+            <wp:docPr id="4" name="Imagen 4"/>
             <wp:cNvGraphicFramePr>
               <a:graphicFrameLocks xmlns:a="http://schemas.openxmlformats.org/drawingml/2006/main" noChangeAspect="1"/>
             </wp:cNvGraphicFramePr>
@@ -1701,7 +1289,7 @@
                   <pic:spPr>
                     <a:xfrm>
                       <a:off x="0" y="0"/>
-                      <a:ext cx="5400040" cy="2506980"/>
+                      <a:ext cx="5400040" cy="3448685"/>
                     </a:xfrm>
                     <a:prstGeom prst="rect">
                       <a:avLst/>
@@ -1724,38 +1312,293 @@
           <w:szCs w:val="24"/>
         </w:rPr>
       </w:pPr>
-      <w:r>
-        <w:rPr>
-          <w:rFonts w:ascii="Times New Roman" w:hAnsi="Times New Roman" w:cs="Times New Roman"/>
-          <w:b/>
-          <w:sz w:val="24"/>
-          <w:szCs w:val="24"/>
-        </w:rPr>
-        <w:t xml:space="preserve">Base de datos completa </w:t>
-      </w:r>
-    </w:p>
-    <w:p>
-      <w:pPr>
-        <w:jc w:val="both"/>
-        <w:rPr>
-          <w:rFonts w:ascii="Times New Roman" w:hAnsi="Times New Roman" w:cs="Times New Roman"/>
-          <w:b/>
-          <w:sz w:val="24"/>
-          <w:szCs w:val="24"/>
-        </w:rPr>
-      </w:pPr>
-      <w:r>
-        <w:rPr>
-          <w:rFonts w:ascii="Times New Roman" w:hAnsi="Times New Roman" w:cs="Times New Roman"/>
-          <w:b/>
-          <w:sz w:val="24"/>
-          <w:szCs w:val="24"/>
+    </w:p>
+    <w:p>
+      <w:pPr>
+        <w:jc w:val="both"/>
+        <w:rPr>
+          <w:rFonts w:ascii="Times New Roman" w:hAnsi="Times New Roman" w:cs="Times New Roman"/>
+          <w:b/>
+          <w:sz w:val="24"/>
+          <w:szCs w:val="24"/>
+        </w:rPr>
+      </w:pPr>
+      <w:r>
+        <w:rPr>
+          <w:rFonts w:ascii="Times New Roman" w:hAnsi="Times New Roman" w:cs="Times New Roman"/>
+          <w:b/>
+          <w:sz w:val="24"/>
+          <w:szCs w:val="24"/>
+        </w:rPr>
+        <w:lastRenderedPageBreak/>
+        <w:t>3. Crear TODA la base de datos</w:t>
+      </w:r>
+    </w:p>
+    <w:p>
+      <w:pPr>
+        <w:pStyle w:val="Prrafodelista"/>
+        <w:numPr>
+          <w:ilvl w:val="0"/>
+          <w:numId w:val="8"/>
+        </w:numPr>
+        <w:jc w:val="both"/>
+        <w:rPr>
+          <w:rFonts w:ascii="Times New Roman" w:hAnsi="Times New Roman" w:cs="Times New Roman"/>
+          <w:b/>
+          <w:sz w:val="24"/>
+          <w:szCs w:val="24"/>
+        </w:rPr>
+      </w:pPr>
+      <w:proofErr w:type="spellStart"/>
+      <w:r>
+        <w:rPr>
+          <w:rFonts w:ascii="Times New Roman" w:hAnsi="Times New Roman" w:cs="Times New Roman"/>
+          <w:b/>
+          <w:sz w:val="24"/>
+          <w:szCs w:val="24"/>
+        </w:rPr>
+        <w:t>users</w:t>
+      </w:r>
+      <w:proofErr w:type="spellEnd"/>
+      <w:r>
+        <w:rPr>
+          <w:rFonts w:ascii="Times New Roman" w:hAnsi="Times New Roman" w:cs="Times New Roman"/>
+          <w:b/>
+          <w:sz w:val="24"/>
+          <w:szCs w:val="24"/>
+        </w:rPr>
+        <w:t xml:space="preserve"> </w:t>
+      </w:r>
+    </w:p>
+    <w:p>
+      <w:pPr>
+        <w:pStyle w:val="Prrafodelista"/>
+        <w:numPr>
+          <w:ilvl w:val="0"/>
+          <w:numId w:val="8"/>
+        </w:numPr>
+        <w:jc w:val="both"/>
+        <w:rPr>
+          <w:rFonts w:ascii="Times New Roman" w:hAnsi="Times New Roman" w:cs="Times New Roman"/>
+          <w:b/>
+          <w:sz w:val="24"/>
+          <w:szCs w:val="24"/>
+        </w:rPr>
+      </w:pPr>
+      <w:r>
+        <w:rPr>
+          <w:rFonts w:ascii="Times New Roman" w:hAnsi="Times New Roman" w:cs="Times New Roman"/>
+          <w:b/>
+          <w:sz w:val="24"/>
+          <w:szCs w:val="24"/>
+        </w:rPr>
+        <w:t xml:space="preserve">restaurants </w:t>
+      </w:r>
+    </w:p>
+    <w:p>
+      <w:pPr>
+        <w:pStyle w:val="Prrafodelista"/>
+        <w:numPr>
+          <w:ilvl w:val="0"/>
+          <w:numId w:val="8"/>
+        </w:numPr>
+        <w:jc w:val="both"/>
+        <w:rPr>
+          <w:rFonts w:ascii="Times New Roman" w:hAnsi="Times New Roman" w:cs="Times New Roman"/>
+          <w:b/>
+          <w:sz w:val="24"/>
+          <w:szCs w:val="24"/>
+        </w:rPr>
+      </w:pPr>
+      <w:proofErr w:type="spellStart"/>
+      <w:r>
+        <w:rPr>
+          <w:rFonts w:ascii="Times New Roman" w:hAnsi="Times New Roman" w:cs="Times New Roman"/>
+          <w:b/>
+          <w:sz w:val="24"/>
+          <w:szCs w:val="24"/>
+        </w:rPr>
+        <w:t>invitation_codes</w:t>
+      </w:r>
+      <w:proofErr w:type="spellEnd"/>
+      <w:r>
+        <w:rPr>
+          <w:rFonts w:ascii="Times New Roman" w:hAnsi="Times New Roman" w:cs="Times New Roman"/>
+          <w:b/>
+          <w:sz w:val="24"/>
+          <w:szCs w:val="24"/>
+        </w:rPr>
+        <w:t xml:space="preserve"> </w:t>
+      </w:r>
+    </w:p>
+    <w:p>
+      <w:pPr>
+        <w:pStyle w:val="Prrafodelista"/>
+        <w:numPr>
+          <w:ilvl w:val="0"/>
+          <w:numId w:val="8"/>
+        </w:numPr>
+        <w:jc w:val="both"/>
+        <w:rPr>
+          <w:rFonts w:ascii="Times New Roman" w:hAnsi="Times New Roman" w:cs="Times New Roman"/>
+          <w:b/>
+          <w:sz w:val="24"/>
+          <w:szCs w:val="24"/>
+        </w:rPr>
+      </w:pPr>
+      <w:proofErr w:type="spellStart"/>
+      <w:r>
+        <w:rPr>
+          <w:rFonts w:ascii="Times New Roman" w:hAnsi="Times New Roman" w:cs="Times New Roman"/>
+          <w:b/>
+          <w:sz w:val="24"/>
+          <w:szCs w:val="24"/>
+        </w:rPr>
+        <w:t>companies</w:t>
+      </w:r>
+      <w:proofErr w:type="spellEnd"/>
+      <w:r>
+        <w:rPr>
+          <w:rFonts w:ascii="Times New Roman" w:hAnsi="Times New Roman" w:cs="Times New Roman"/>
+          <w:b/>
+          <w:sz w:val="24"/>
+          <w:szCs w:val="24"/>
+        </w:rPr>
+        <w:t xml:space="preserve"> </w:t>
+      </w:r>
+    </w:p>
+    <w:p>
+      <w:pPr>
+        <w:pStyle w:val="Prrafodelista"/>
+        <w:numPr>
+          <w:ilvl w:val="0"/>
+          <w:numId w:val="8"/>
+        </w:numPr>
+        <w:jc w:val="both"/>
+        <w:rPr>
+          <w:rFonts w:ascii="Times New Roman" w:hAnsi="Times New Roman" w:cs="Times New Roman"/>
+          <w:b/>
+          <w:sz w:val="24"/>
+          <w:szCs w:val="24"/>
+        </w:rPr>
+      </w:pPr>
+      <w:proofErr w:type="spellStart"/>
+      <w:r>
+        <w:rPr>
+          <w:rFonts w:ascii="Times New Roman" w:hAnsi="Times New Roman" w:cs="Times New Roman"/>
+          <w:b/>
+          <w:sz w:val="24"/>
+          <w:szCs w:val="24"/>
+        </w:rPr>
+        <w:t>agreements</w:t>
+      </w:r>
+      <w:proofErr w:type="spellEnd"/>
+      <w:r>
+        <w:rPr>
+          <w:rFonts w:ascii="Times New Roman" w:hAnsi="Times New Roman" w:cs="Times New Roman"/>
+          <w:b/>
+          <w:sz w:val="24"/>
+          <w:szCs w:val="24"/>
+        </w:rPr>
+        <w:t xml:space="preserve"> </w:t>
+      </w:r>
+    </w:p>
+    <w:p>
+      <w:pPr>
+        <w:pStyle w:val="Prrafodelista"/>
+        <w:numPr>
+          <w:ilvl w:val="0"/>
+          <w:numId w:val="8"/>
+        </w:numPr>
+        <w:jc w:val="both"/>
+        <w:rPr>
+          <w:rFonts w:ascii="Times New Roman" w:hAnsi="Times New Roman" w:cs="Times New Roman"/>
+          <w:b/>
+          <w:sz w:val="24"/>
+          <w:szCs w:val="24"/>
+        </w:rPr>
+      </w:pPr>
+      <w:proofErr w:type="spellStart"/>
+      <w:r>
+        <w:rPr>
+          <w:rFonts w:ascii="Times New Roman" w:hAnsi="Times New Roman" w:cs="Times New Roman"/>
+          <w:b/>
+          <w:sz w:val="24"/>
+          <w:szCs w:val="24"/>
+        </w:rPr>
+        <w:t>employees</w:t>
+      </w:r>
+      <w:proofErr w:type="spellEnd"/>
+      <w:r>
+        <w:rPr>
+          <w:rFonts w:ascii="Times New Roman" w:hAnsi="Times New Roman" w:cs="Times New Roman"/>
+          <w:b/>
+          <w:sz w:val="24"/>
+          <w:szCs w:val="24"/>
+        </w:rPr>
+        <w:t xml:space="preserve"> </w:t>
+      </w:r>
+    </w:p>
+    <w:p>
+      <w:pPr>
+        <w:pStyle w:val="Prrafodelista"/>
+        <w:numPr>
+          <w:ilvl w:val="0"/>
+          <w:numId w:val="8"/>
+        </w:numPr>
+        <w:jc w:val="both"/>
+        <w:rPr>
+          <w:rFonts w:ascii="Times New Roman" w:hAnsi="Times New Roman" w:cs="Times New Roman"/>
+          <w:b/>
+          <w:sz w:val="24"/>
+          <w:szCs w:val="24"/>
+        </w:rPr>
+      </w:pPr>
+      <w:proofErr w:type="spellStart"/>
+      <w:r>
+        <w:rPr>
+          <w:rFonts w:ascii="Times New Roman" w:hAnsi="Times New Roman" w:cs="Times New Roman"/>
+          <w:b/>
+          <w:sz w:val="24"/>
+          <w:szCs w:val="24"/>
+        </w:rPr>
+        <w:t>meal_logs</w:t>
+      </w:r>
+      <w:proofErr w:type="spellEnd"/>
+      <w:r>
+        <w:rPr>
+          <w:rFonts w:ascii="Times New Roman" w:hAnsi="Times New Roman" w:cs="Times New Roman"/>
+          <w:b/>
+          <w:sz w:val="24"/>
+          <w:szCs w:val="24"/>
+        </w:rPr>
+        <w:t xml:space="preserve"> </w:t>
+      </w:r>
+    </w:p>
+    <w:p>
+      <w:pPr>
+        <w:jc w:val="center"/>
+        <w:rPr>
+          <w:rFonts w:ascii="Times New Roman" w:hAnsi="Times New Roman" w:cs="Times New Roman"/>
+          <w:b/>
+          <w:sz w:val="24"/>
+          <w:szCs w:val="24"/>
+        </w:rPr>
+      </w:pPr>
+      <w:r>
+        <w:rPr>
+          <w:rFonts w:ascii="Times New Roman" w:hAnsi="Times New Roman" w:cs="Times New Roman"/>
+          <w:b/>
+          <w:noProof/>
+          <w:sz w:val="24"/>
+          <w:szCs w:val="24"/>
+          <w:lang w:eastAsia="es-EC"/>
         </w:rPr>
         <w:drawing>
-          <wp:inline distT="0" distB="0" distL="0" distR="0" wp14:anchorId="590E9FF7" wp14:editId="3F34E723">
-            <wp:extent cx="5400040" cy="995045"/>
-            <wp:effectExtent l="0" t="0" r="0" b="0"/>
-            <wp:docPr id="8" name="Imagen 8"/>
+          <wp:inline distT="0" distB="0" distL="0" distR="0" wp14:anchorId="1ED06D88" wp14:editId="45D3570E">
+            <wp:extent cx="3561795" cy="3002280"/>
+            <wp:effectExtent l="0" t="0" r="635" b="7620"/>
+            <wp:docPr id="6" name="Imagen 6"/>
             <wp:cNvGraphicFramePr>
               <a:graphicFrameLocks xmlns:a="http://schemas.openxmlformats.org/drawingml/2006/main" noChangeAspect="1"/>
             </wp:cNvGraphicFramePr>
@@ -1775,6 +1618,181 @@
                   <pic:spPr>
                     <a:xfrm>
                       <a:off x="0" y="0"/>
+                      <a:ext cx="3603444" cy="3037386"/>
+                    </a:xfrm>
+                    <a:prstGeom prst="rect">
+                      <a:avLst/>
+                    </a:prstGeom>
+                  </pic:spPr>
+                </pic:pic>
+              </a:graphicData>
+            </a:graphic>
+          </wp:inline>
+        </w:drawing>
+      </w:r>
+    </w:p>
+    <w:p>
+      <w:pPr>
+        <w:jc w:val="center"/>
+        <w:rPr>
+          <w:rFonts w:ascii="Times New Roman" w:hAnsi="Times New Roman" w:cs="Times New Roman"/>
+          <w:b/>
+          <w:sz w:val="24"/>
+          <w:szCs w:val="24"/>
+        </w:rPr>
+      </w:pPr>
+    </w:p>
+    <w:p>
+      <w:pPr>
+        <w:jc w:val="both"/>
+        <w:rPr>
+          <w:rFonts w:ascii="Times New Roman" w:hAnsi="Times New Roman" w:cs="Times New Roman"/>
+          <w:b/>
+          <w:sz w:val="24"/>
+          <w:szCs w:val="24"/>
+        </w:rPr>
+      </w:pPr>
+      <w:proofErr w:type="spellStart"/>
+      <w:r>
+        <w:rPr>
+          <w:rFonts w:ascii="Times New Roman" w:hAnsi="Times New Roman" w:cs="Times New Roman"/>
+          <w:b/>
+          <w:sz w:val="24"/>
+          <w:szCs w:val="24"/>
+        </w:rPr>
+        <w:t>Login</w:t>
+      </w:r>
+      <w:proofErr w:type="spellEnd"/>
+      <w:r>
+        <w:rPr>
+          <w:rFonts w:ascii="Times New Roman" w:hAnsi="Times New Roman" w:cs="Times New Roman"/>
+          <w:b/>
+          <w:sz w:val="24"/>
+          <w:szCs w:val="24"/>
+        </w:rPr>
+        <w:t xml:space="preserve"> funcionando </w:t>
+      </w:r>
+    </w:p>
+    <w:p>
+      <w:pPr>
+        <w:jc w:val="both"/>
+        <w:rPr>
+          <w:rFonts w:ascii="Times New Roman" w:hAnsi="Times New Roman" w:cs="Times New Roman"/>
+          <w:b/>
+          <w:sz w:val="24"/>
+          <w:szCs w:val="24"/>
+        </w:rPr>
+      </w:pPr>
+      <w:r>
+        <w:rPr>
+          <w:rFonts w:ascii="Times New Roman" w:hAnsi="Times New Roman" w:cs="Times New Roman"/>
+          <w:b/>
+          <w:noProof/>
+          <w:sz w:val="24"/>
+          <w:szCs w:val="24"/>
+          <w:lang w:eastAsia="es-EC"/>
+        </w:rPr>
+        <w:drawing>
+          <wp:inline distT="0" distB="0" distL="0" distR="0" wp14:anchorId="38E21C67" wp14:editId="245EDB7F">
+            <wp:extent cx="5400040" cy="2506980"/>
+            <wp:effectExtent l="0" t="0" r="0" b="7620"/>
+            <wp:docPr id="7" name="Imagen 7"/>
+            <wp:cNvGraphicFramePr>
+              <a:graphicFrameLocks xmlns:a="http://schemas.openxmlformats.org/drawingml/2006/main" noChangeAspect="1"/>
+            </wp:cNvGraphicFramePr>
+            <a:graphic xmlns:a="http://schemas.openxmlformats.org/drawingml/2006/main">
+              <a:graphicData uri="http://schemas.openxmlformats.org/drawingml/2006/picture">
+                <pic:pic xmlns:pic="http://schemas.openxmlformats.org/drawingml/2006/picture">
+                  <pic:nvPicPr>
+                    <pic:cNvPr id="1" name=""/>
+                    <pic:cNvPicPr/>
+                  </pic:nvPicPr>
+                  <pic:blipFill>
+                    <a:blip r:embed="rId14"/>
+                    <a:stretch>
+                      <a:fillRect/>
+                    </a:stretch>
+                  </pic:blipFill>
+                  <pic:spPr>
+                    <a:xfrm>
+                      <a:off x="0" y="0"/>
+                      <a:ext cx="5400040" cy="2506980"/>
+                    </a:xfrm>
+                    <a:prstGeom prst="rect">
+                      <a:avLst/>
+                    </a:prstGeom>
+                  </pic:spPr>
+                </pic:pic>
+              </a:graphicData>
+            </a:graphic>
+          </wp:inline>
+        </w:drawing>
+      </w:r>
+    </w:p>
+    <w:p>
+      <w:pPr>
+        <w:jc w:val="both"/>
+        <w:rPr>
+          <w:rFonts w:ascii="Times New Roman" w:hAnsi="Times New Roman" w:cs="Times New Roman"/>
+          <w:b/>
+          <w:sz w:val="24"/>
+          <w:szCs w:val="24"/>
+        </w:rPr>
+      </w:pPr>
+      <w:r>
+        <w:rPr>
+          <w:rFonts w:ascii="Times New Roman" w:hAnsi="Times New Roman" w:cs="Times New Roman"/>
+          <w:b/>
+          <w:sz w:val="24"/>
+          <w:szCs w:val="24"/>
+        </w:rPr>
+        <w:t xml:space="preserve">Base de datos completa </w:t>
+      </w:r>
+    </w:p>
+    <w:p>
+      <w:pPr>
+        <w:jc w:val="both"/>
+        <w:rPr>
+          <w:rFonts w:ascii="Times New Roman" w:hAnsi="Times New Roman" w:cs="Times New Roman"/>
+          <w:b/>
+          <w:sz w:val="24"/>
+          <w:szCs w:val="24"/>
+        </w:rPr>
+      </w:pPr>
+      <w:r>
+        <w:rPr>
+          <w:rFonts w:ascii="Times New Roman" w:hAnsi="Times New Roman" w:cs="Times New Roman"/>
+          <w:b/>
+          <w:noProof/>
+          <w:sz w:val="24"/>
+          <w:szCs w:val="24"/>
+          <w:lang w:eastAsia="es-EC"/>
+        </w:rPr>
+        <w:lastRenderedPageBreak/>
+        <w:drawing>
+          <wp:inline distT="0" distB="0" distL="0" distR="0" wp14:anchorId="590E9FF7" wp14:editId="3F34E723">
+            <wp:extent cx="5400040" cy="995045"/>
+            <wp:effectExtent l="0" t="0" r="0" b="0"/>
+            <wp:docPr id="8" name="Imagen 8"/>
+            <wp:cNvGraphicFramePr>
+              <a:graphicFrameLocks xmlns:a="http://schemas.openxmlformats.org/drawingml/2006/main" noChangeAspect="1"/>
+            </wp:cNvGraphicFramePr>
+            <a:graphic xmlns:a="http://schemas.openxmlformats.org/drawingml/2006/main">
+              <a:graphicData uri="http://schemas.openxmlformats.org/drawingml/2006/picture">
+                <pic:pic xmlns:pic="http://schemas.openxmlformats.org/drawingml/2006/picture">
+                  <pic:nvPicPr>
+                    <pic:cNvPr id="1" name=""/>
+                    <pic:cNvPicPr/>
+                  </pic:nvPicPr>
+                  <pic:blipFill>
+                    <a:blip r:embed="rId15"/>
+                    <a:stretch>
+                      <a:fillRect/>
+                    </a:stretch>
+                  </pic:blipFill>
+                  <pic:spPr>
+                    <a:xfrm>
+                      <a:off x="0" y="0"/>
                       <a:ext cx="5400040" cy="995045"/>
                     </a:xfrm>
                     <a:prstGeom prst="rect">
@@ -1787,6 +1805,19 @@
           </wp:inline>
         </w:drawing>
       </w:r>
+    </w:p>
+    <w:p>
+      <w:pPr>
+        <w:jc w:val="both"/>
+        <w:rPr>
+          <w:rFonts w:ascii="Times New Roman" w:hAnsi="Times New Roman" w:cs="Times New Roman"/>
+          <w:b/>
+          <w:sz w:val="24"/>
+          <w:szCs w:val="24"/>
+        </w:rPr>
+      </w:pPr>
+      <w:bookmarkStart w:id="0" w:name="_GoBack"/>
+      <w:bookmarkEnd w:id="0"/>
     </w:p>
     <w:sectPr>
       <w:pgSz w:w="11906" w:h="16838"/>
